--- a/downloads/teacher/ai-5-week-24.docx
+++ b/downloads/teacher/ai-5-week-24.docx
@@ -2203,6 +2203,396 @@
         <w:t>For your Image-pattern Network Investigation, save the input, procedure, observed result and limitation of this check. Label this worked example as practice; use a different, previously unreviewed case when checking independent understanding.</w:t>
       </w:r>
     </w:p>
+    <w:p>
+      <w:pPr>
+        <w:pStyle w:val="Heading1"/>
+      </w:pPr>
+      <w:r>
+        <w:t>07. Prepare, teach and assess</w:t>
+      </w:r>
+    </w:p>
+    <w:p>
+      <w:r>
+        <w:t>Teaching target: Check whether a transformation preserves the task label</w:t>
+      </w:r>
+    </w:p>
+    <w:p>
+      <w:r>
+        <w:t>Prepare the labelled worked-case picture, the matching workbook, fictional input cards and a place for individual responses. Check a local Python 3 environment before class; have a paper-trace version ready.</w:t>
+      </w:r>
+    </w:p>
+    <w:tbl>
+      <w:tblPr>
+        <w:tblStyle w:val="LightShading-Accent1"/>
+        <w:tblW w:type="auto" w:w="0"/>
+        <w:tblLook w:firstColumn="1" w:firstRow="1" w:lastColumn="0" w:lastRow="0" w:noHBand="0" w:noVBand="1" w:val="04A0"/>
+      </w:tblPr>
+      <w:tblGrid>
+        <w:gridCol w:w="3408"/>
+        <w:gridCol w:w="3408"/>
+        <w:gridCol w:w="3408"/>
+      </w:tblGrid>
+      <w:tr>
+        <w:trPr>
+          <w:tblHeader/>
+        </w:trPr>
+        <w:tc>
+          <w:tcPr>
+            <w:tcW w:type="dxa" w:w="3408"/>
+          </w:tcPr>
+          <w:p>
+            <w:r>
+              <w:t>Session</w:t>
+            </w:r>
+          </w:p>
+        </w:tc>
+        <w:tc>
+          <w:tcPr>
+            <w:tcW w:type="dxa" w:w="3408"/>
+          </w:tcPr>
+          <w:p>
+            <w:r>
+              <w:t>Plan</w:t>
+            </w:r>
+          </w:p>
+        </w:tc>
+        <w:tc>
+          <w:tcPr>
+            <w:tcW w:type="dxa" w:w="3408"/>
+          </w:tcPr>
+          <w:p>
+            <w:r>
+              <w:t>Resources</w:t>
+            </w:r>
+          </w:p>
+        </w:tc>
+      </w:tr>
+      <w:tr>
+        <w:tc>
+          <w:tcPr>
+            <w:tcW w:type="dxa" w:w="3408"/>
+          </w:tcPr>
+          <w:p>
+            <w:r>
+              <w:t>Session 1 · Understand · 45 min</w:t>
+            </w:r>
+          </w:p>
+        </w:tc>
+        <w:tc>
+          <w:tcPr>
+            <w:tcW w:type="dxa" w:w="3408"/>
+          </w:tcPr>
+          <w:p>
+            <w:r>
+              <w:t>0–7: recall and prerequisite; 7–15: inspect the concrete case and predict; 15–30: teacher models the worked trace; 30–40: learners explain a step using the text and visual; 40–45: check the core idea.</w:t>
+            </w:r>
+          </w:p>
+        </w:tc>
+        <w:tc>
+          <w:tcPr>
+            <w:tcW w:type="dxa" w:w="3408"/>
+          </w:tcPr>
+          <w:p>
+            <w:r>
+              <w:t>Sections 1–6; record the brief recall in the workbook.</w:t>
+            </w:r>
+          </w:p>
+        </w:tc>
+      </w:tr>
+      <w:tr>
+        <w:tc>
+          <w:tcPr>
+            <w:tcW w:type="dxa" w:w="3408"/>
+          </w:tcPr>
+          <w:p>
+            <w:r>
+              <w:t>Session 2 · Practise · 45 min</w:t>
+            </w:r>
+          </w:p>
+        </w:tc>
+        <w:tc>
+          <w:tcPr>
+            <w:tcW w:type="dxa" w:w="3408"/>
+          </w:tcPr>
+          <w:p>
+            <w:r>
+              <w:t>0–5: retrieve the procedure; 5–15: W2 completion practice; 15–23: explain and check with a partner; 23–30: each learner answers the misconception check; 30–40: targeted reteaching or a harder variation; 40–45: prepare the investigation.</w:t>
+            </w:r>
+          </w:p>
+        </w:tc>
+        <w:tc>
+          <w:tcPr>
+            <w:tcW w:type="dxa" w:w="3408"/>
+          </w:tcPr>
+          <w:p>
+            <w:r>
+              <w:t>Sections 7–10; use the matching workbook W2 and misconception check.</w:t>
+            </w:r>
+          </w:p>
+        </w:tc>
+      </w:tr>
+      <w:tr>
+        <w:tc>
+          <w:tcPr>
+            <w:tcW w:type="dxa" w:w="3408"/>
+          </w:tcPr>
+          <w:p>
+            <w:r>
+              <w:t>Session 3 · Investigate and transfer · 45 min</w:t>
+            </w:r>
+          </w:p>
+        </w:tc>
+        <w:tc>
+          <w:tcPr>
+            <w:tcW w:type="dxa" w:w="3408"/>
+          </w:tcPr>
+          <w:p>
+            <w:r>
+              <w:t>0–5: retrieve the decision rule; 5–20: investigate or trace; 20–30: start the independent case; 30–38: connect the project; 38–43: act on feedback; 43–45: plan the return check.</w:t>
+            </w:r>
+          </w:p>
+        </w:tc>
+        <w:tc>
+          <w:tcPr>
+            <w:tcW w:type="dxa" w:w="3408"/>
+          </w:tcPr>
+          <w:p>
+            <w:r>
+              <w:t>Sections 9 and 11–14. Give extra time to finish the full task set; use Section 15 when the week includes a coding lab.</w:t>
+            </w:r>
+          </w:p>
+        </w:tc>
+      </w:tr>
+    </w:tbl>
+    <w:p>
+      <w:r>
+        <w:t>Before class, solve the supported practice: For rows [1, 0], [0, 1], compute d and class before and after a column swap. Why is always replacing a label by 1 minus the label incorrect?</w:t>
+      </w:r>
+    </w:p>
+    <w:p>
+      <w:r>
+        <w:t>Reasoned practice answer: Teacher explanation: Both differences are 0 and both labels are class 0. Complementing class 0 would give class 1, which is wrong for ties.</w:t>
+      </w:r>
+    </w:p>
+    <w:p>
+      <w:r>
+        <w:t>Check every learner before discussion: Use the worked case for Augmentation and leakage. Proposed explanation: “Every image flip preserves the label”. Decide whether this explanation is supported. Point to the step or supplied fact that decides; explain your repair if needed.</w:t>
+      </w:r>
+    </w:p>
+    <w:p>
+      <w:r>
+        <w:t>Misconception repair: Validity depends on the task; column swaps change non-tie labels here.</w:t>
+      </w:r>
+    </w:p>
+    <w:p>
+      <w:r>
+        <w:t>Support: read the exact case aloud, enlarge the labelled picture, supply input cards and model only the first deciding step. Accept a spoken explanation or drawing; retain the reasoning goal.</w:t>
+      </w:r>
+    </w:p>
+    <w:p>
+      <w:r>
+        <w:t>Extension: Move D’s flipped copy into training. Require a prediction and a reason before comparing. Expected result: Final-test group separation fails. Reason: The transformed D image is still derived from the held-out source, despite a new filename.</w:t>
+      </w:r>
+    </w:p>
+    <w:p>
+      <w:r>
+        <w:t>Independent assessment: withhold the reserved answer until the learner has attempted the new case. Record support separately from correctness.</w:t>
+      </w:r>
+    </w:p>
+    <w:tbl>
+      <w:tblPr>
+        <w:tblStyle w:val="LightShading-Accent1"/>
+        <w:tblW w:type="auto" w:w="0"/>
+        <w:tblLook w:firstColumn="1" w:firstRow="1" w:lastColumn="0" w:lastRow="0" w:noHBand="0" w:noVBand="1" w:val="04A0"/>
+      </w:tblPr>
+      <w:tblGrid>
+        <w:gridCol w:w="2556"/>
+        <w:gridCol w:w="2556"/>
+        <w:gridCol w:w="2556"/>
+        <w:gridCol w:w="2556"/>
+      </w:tblGrid>
+      <w:tr>
+        <w:trPr>
+          <w:tblHeader/>
+        </w:trPr>
+        <w:tc>
+          <w:tcPr>
+            <w:tcW w:type="dxa" w:w="2556"/>
+          </w:tcPr>
+          <w:p>
+            <w:r>
+              <w:t>Criterion</w:t>
+            </w:r>
+          </w:p>
+        </w:tc>
+        <w:tc>
+          <w:tcPr>
+            <w:tcW w:type="dxa" w:w="2556"/>
+          </w:tcPr>
+          <w:p>
+            <w:r>
+              <w:t>Not yet</w:t>
+            </w:r>
+          </w:p>
+        </w:tc>
+        <w:tc>
+          <w:tcPr>
+            <w:tcW w:type="dxa" w:w="2556"/>
+          </w:tcPr>
+          <w:p>
+            <w:r>
+              <w:t>With support</w:t>
+            </w:r>
+          </w:p>
+        </w:tc>
+        <w:tc>
+          <w:tcPr>
+            <w:tcW w:type="dxa" w:w="2556"/>
+          </w:tcPr>
+          <w:p>
+            <w:r>
+              <w:t>Independent</w:t>
+            </w:r>
+          </w:p>
+        </w:tc>
+      </w:tr>
+      <w:tr>
+        <w:tc>
+          <w:tcPr>
+            <w:tcW w:type="dxa" w:w="2556"/>
+          </w:tcPr>
+          <w:p>
+            <w:r>
+              <w:t>Explanation</w:t>
+            </w:r>
+          </w:p>
+        </w:tc>
+        <w:tc>
+          <w:tcPr>
+            <w:tcW w:type="dxa" w:w="2556"/>
+          </w:tcPr>
+          <w:p>
+            <w:r>
+              <w:t>Names an answer without a deciding fact</w:t>
+            </w:r>
+          </w:p>
+        </w:tc>
+        <w:tc>
+          <w:tcPr>
+            <w:tcW w:type="dxa" w:w="2556"/>
+          </w:tcPr>
+          <w:p>
+            <w:r>
+              <w:t>Uses a hint to link fact and decision</w:t>
+            </w:r>
+          </w:p>
+        </w:tc>
+        <w:tc>
+          <w:tcPr>
+            <w:tcW w:type="dxa" w:w="2556"/>
+          </w:tcPr>
+          <w:p>
+            <w:r>
+              <w:t>Explains the deciding fact in own words</w:t>
+            </w:r>
+          </w:p>
+        </w:tc>
+      </w:tr>
+      <w:tr>
+        <w:tc>
+          <w:tcPr>
+            <w:tcW w:type="dxa" w:w="2556"/>
+          </w:tcPr>
+          <w:p>
+            <w:r>
+              <w:t>Trace or test</w:t>
+            </w:r>
+          </w:p>
+        </w:tc>
+        <w:tc>
+          <w:tcPr>
+            <w:tcW w:type="dxa" w:w="2556"/>
+          </w:tcPr>
+          <w:p>
+            <w:r>
+              <w:t>Cannot connect input and result</w:t>
+            </w:r>
+          </w:p>
+        </w:tc>
+        <w:tc>
+          <w:tcPr>
+            <w:tcW w:type="dxa" w:w="2556"/>
+          </w:tcPr>
+          <w:p>
+            <w:r>
+              <w:t>Completes steps with prompts</w:t>
+            </w:r>
+          </w:p>
+        </w:tc>
+        <w:tc>
+          <w:tcPr>
+            <w:tcW w:type="dxa" w:w="2556"/>
+          </w:tcPr>
+          <w:p>
+            <w:r>
+              <w:t>Traces or tests a changed case accurately</w:t>
+            </w:r>
+          </w:p>
+        </w:tc>
+      </w:tr>
+      <w:tr>
+        <w:tc>
+          <w:tcPr>
+            <w:tcW w:type="dxa" w:w="2556"/>
+          </w:tcPr>
+          <w:p>
+            <w:r>
+              <w:t>Limits and revision</w:t>
+            </w:r>
+          </w:p>
+        </w:tc>
+        <w:tc>
+          <w:tcPr>
+            <w:tcW w:type="dxa" w:w="2556"/>
+          </w:tcPr>
+          <w:p>
+            <w:r>
+              <w:t>Claims more than evidence supports</w:t>
+            </w:r>
+          </w:p>
+        </w:tc>
+        <w:tc>
+          <w:tcPr>
+            <w:tcW w:type="dxa" w:w="2556"/>
+          </w:tcPr>
+          <w:p>
+            <w:r>
+              <w:t>Names a limit after a prompt</w:t>
+            </w:r>
+          </w:p>
+        </w:tc>
+        <w:tc>
+          <w:tcPr>
+            <w:tcW w:type="dxa" w:w="2556"/>
+          </w:tcPr>
+          <w:p>
+            <w:r>
+              <w:t>States a defensible limit and useful next test</w:t>
+            </w:r>
+          </w:p>
+        </w:tc>
+      </w:tr>
+    </w:tbl>
+    <w:p>
+      <w:r>
+        <w:t>Project checkpoint: Evaluate and revise. Compare with your starting method, explain errors and record a justified revision.</w:t>
+      </w:r>
+    </w:p>
+    <w:p>
+      <w:r>
+        <w:t>Use the weekly teacher answer for topic-specific reasoning. A saved progress tick is an activity record; judge mastery from the learner’s explanation and evidence.</w:t>
+      </w:r>
+    </w:p>
     <w:sectPr>
       <w:pgSz w:w="12240" w:h="15840"/>
       <w:pgMar w:top="936" w:right="1008" w:bottom="936" w:left="1008" w:header="720" w:footer="720" w:gutter="0"/>

--- a/downloads/teacher/ai-5-week-24.docx
+++ b/downloads/teacher/ai-5-week-24.docx
@@ -2593,6 +2593,39 @@
         <w:t>Use the weekly teacher answer for topic-specific reasoning. A saved progress tick is an activity record; judge mastery from the learner’s explanation and evidence.</w:t>
       </w:r>
     </w:p>
+    <w:p>
+      <w:pPr>
+        <w:pStyle w:val="Heading1"/>
+      </w:pPr>
+      <w:r>
+        <w:t>08. Use feedback, labs and repair paths</w:t>
+      </w:r>
+    </w:p>
+    <w:p>
+      <w:r>
+        <w:t>Use the two formative questions as supported practice, not as independent mastery scores. Discuss the deciding evidence rather than accepting a guessed selection.</w:t>
+      </w:r>
+    </w:p>
+    <w:p>
+      <w:r>
+        <w:t>The feedback comes from the reviewed public worked case. Do not reveal the separately reserved independent teacher answer until the learner has attempted that case.</w:t>
+      </w:r>
+    </w:p>
+    <w:p>
+      <w:r>
+        <w:t>Ask students to predict before running code. Preserve errors and actual outputs; collect a changed test and an explanation. The branch-boundary and indexing lessons deliberately include failure cases.</w:t>
+      </w:r>
+    </w:p>
+    <w:p>
+      <w:r>
+        <w:t>Use the earlier worked-explanation links to address a specific missing building block, then return to the current question. Adapt this suggestion after observing the learner; it is not an automatic diagnosis.</w:t>
+      </w:r>
+    </w:p>
+    <w:p>
+      <w:r>
+        <w:t>Collect the completed-work portfolio as evidence. Record support separately from correctness, and assess explanation, trace/test and limitations. Progress ticks and quiz selections alone do not establish mastery.</w:t>
+      </w:r>
+    </w:p>
     <w:sectPr>
       <w:pgSz w:w="12240" w:h="15840"/>
       <w:pgMar w:top="936" w:right="1008" w:bottom="936" w:left="1008" w:header="720" w:footer="720" w:gutter="0"/>

--- a/downloads/teacher/ai-5-week-24.docx
+++ b/downloads/teacher/ai-5-week-24.docx
@@ -29,15 +29,26 @@
       </w:r>
     </w:p>
     <w:p>
-      <w:pPr>
-        <w:pStyle w:val="Heading3"/>
-      </w:pPr>
-      <w:r>
-        <w:t>Teach the learning cycle</w:t>
+      <w:r>
+        <w:t>Prepare Augmentation and leakage: check the target, prerequisites, resources and adaptable teaching schedule.</w:t>
       </w:r>
     </w:p>
     <w:p>
-      <w:r>
+      <w:pPr>
+        <w:pStyle w:val="Heading3"/>
+      </w:pPr>
+      <w:r>
+        <w:t>Teach the learning cycle</w:t>
+      </w:r>
+    </w:p>
+    <w:p>
+      <w:pPr>
+        <w:spacing w:line="336" w:lineRule="auto" w:after="180"/>
+      </w:pPr>
+      <w:r>
+        <w:rPr>
+          <w:b w:val="0"/>
+        </w:rPr>
         <w:t>Primary target: Check whether a transformation preserves the task label</w:t>
       </w:r>
     </w:p>
@@ -185,16 +196,37 @@
       </w:tr>
     </w:tbl>
     <w:p>
-      <w:r>
-        <w:t>This is a starting allocation of 135 minutes, not a validated duration. Preserve all named topics. Schedule extra time for connected examples, the full investigation, independent cases and project building. Repeated copies of a case share one recorded attempt; they are not new evidence.</w:t>
+      <w:pPr>
+        <w:spacing w:line="336" w:lineRule="auto" w:after="180"/>
+      </w:pPr>
+      <w:r>
+        <w:rPr>
+          <w:b w:val="0"/>
+        </w:rPr>
+        <w:t>This is a starting allocation of 135 minutes, not a validated duration. Preserve all named topics. Schedule extra time for connected examples, the full investigation, independent cases and project building.</w:t>
       </w:r>
     </w:p>
     <w:p>
       <w:pPr>
-        <w:pStyle w:val="Heading3"/>
-      </w:pPr>
-      <w:r>
-        <w:t>Retrieval answer guidance</w:t>
+        <w:spacing w:line="336" w:lineRule="auto" w:after="180"/>
+      </w:pPr>
+      <w:r>
+        <w:rPr>
+          <w:b w:val="0"/>
+        </w:rPr>
+        <w:t xml:space="preserve">Repeated copies of a case share one recorded attempt; they are not new </w:t>
+      </w:r>
+      <w:r>
+        <w:rPr>
+          <w:b/>
+        </w:rPr>
+        <w:t>evidence</w:t>
+      </w:r>
+      <w:r>
+        <w:rPr>
+          <w:b w:val="0"/>
+        </w:rPr>
+        <w:t>.</w:t>
       </w:r>
     </w:p>
     <w:p>
@@ -202,183 +234,644 @@
         <w:pStyle w:val="Heading3"/>
       </w:pPr>
       <w:r>
-        <w:t>Training a small image model</w:t>
+        <w:t>Retrieval answer guidance</w:t>
       </w:r>
     </w:p>
     <w:p>
-      <w:r>
-        <w:t>Without opening the old lesson, explain one key idea from Training a small image model. Give an example and a mistake that the idea helps you avoid.</w:t>
+      <w:pPr>
+        <w:pStyle w:val="Heading3"/>
+      </w:pPr>
+      <w:r>
+        <w:t>Training a small image model</w:t>
       </w:r>
     </w:p>
     <w:p>
-      <w:r>
-        <w:t>Look for: Trace a complete image model with fixed features and one trained weight</w:t>
+      <w:pPr>
+        <w:spacing w:line="336" w:lineRule="auto" w:after="180"/>
+      </w:pPr>
+      <w:r>
+        <w:rPr>
+          <w:b w:val="0"/>
+        </w:rPr>
+        <w:t xml:space="preserve">Without opening the old lesson, explain one key idea from </w:t>
+      </w:r>
+      <w:r>
+        <w:rPr>
+          <w:b/>
+        </w:rPr>
+        <w:t>Training</w:t>
+      </w:r>
+      <w:r>
+        <w:rPr>
+          <w:b w:val="0"/>
+        </w:rPr>
+        <w:t xml:space="preserve"> a small image model. Give an example and a mistake that the idea helps you avoid.</w:t>
       </w:r>
     </w:p>
     <w:p>
-      <w:r>
-        <w:t>Reference example, not the only acceptable wording: Teacher explanation: d = 2, h1 = 2 and h2 = 0. Score is 0.9, prediction class 1 and squared error (0.9 - 1) squared = 0.01.</w:t>
+      <w:pPr>
+        <w:spacing w:line="336" w:lineRule="auto" w:after="180"/>
+      </w:pPr>
+      <w:r>
+        <w:rPr>
+          <w:b w:val="0"/>
+        </w:rPr>
+        <w:t>Look for: Trace a complete image model with fixed features and one trained weight</w:t>
       </w:r>
     </w:p>
     <w:p>
       <w:pPr>
-        <w:pStyle w:val="Heading3"/>
-      </w:pPr>
-      <w:r>
-        <w:t>Convolution as a local operation</w:t>
+        <w:spacing w:line="336" w:lineRule="auto" w:after="180"/>
+      </w:pPr>
+      <w:r>
+        <w:rPr>
+          <w:b w:val="0"/>
+        </w:rPr>
+        <w:t xml:space="preserve">Reference example, not the only acceptable wording: Teacher explanation: d = 2, h1 = 2 and h2 = 0. Score is 0.9, </w:t>
+      </w:r>
+      <w:r>
+        <w:rPr>
+          <w:b/>
+        </w:rPr>
+        <w:t>prediction</w:t>
+      </w:r>
+      <w:r>
+        <w:rPr>
+          <w:b w:val="0"/>
+        </w:rPr>
+        <w:t xml:space="preserve"> class 1 and squared error (0.9 - 1) squared = 0.01.</w:t>
       </w:r>
     </w:p>
     <w:p>
-      <w:r>
-        <w:t>Without opening the old lesson, explain one key idea from Convolution as a local operation. Give an example and a mistake that the idea helps you avoid.</w:t>
+      <w:pPr>
+        <w:pStyle w:val="Heading3"/>
+      </w:pPr>
+      <w:r>
+        <w:t>Convolution as a local operation</w:t>
       </w:r>
     </w:p>
     <w:p>
-      <w:r>
-        <w:t>Look for: Compute a local weighted sum at each valid image position</w:t>
+      <w:pPr>
+        <w:spacing w:line="336" w:lineRule="auto" w:after="180"/>
+      </w:pPr>
+      <w:r>
+        <w:rPr>
+          <w:b w:val="0"/>
+        </w:rPr>
+        <w:t>Without opening the old lesson, explain one key idea from Convolution as a local operation. Give an example and a mistake that the idea helps you avoid.</w:t>
       </w:r>
     </w:p>
     <w:p>
-      <w:r>
-        <w:t>Reference example, not the only acceptable wording: Teacher explanation: Window rows are [2, 0] and [1, 3]. Products are 2, 0, 0 and 3, giving output 5.</w:t>
+      <w:pPr>
+        <w:spacing w:line="336" w:lineRule="auto" w:after="180"/>
+      </w:pPr>
+      <w:r>
+        <w:rPr>
+          <w:b w:val="0"/>
+        </w:rPr>
+        <w:t>Look for: Compute a local weighted sum at each valid image position</w:t>
       </w:r>
     </w:p>
     <w:p>
       <w:pPr>
-        <w:pStyle w:val="Heading3"/>
-      </w:pPr>
-      <w:r>
-        <w:t>Debugging shapes and gradients</w:t>
+        <w:spacing w:line="336" w:lineRule="auto" w:after="180"/>
+      </w:pPr>
+      <w:r>
+        <w:rPr>
+          <w:b w:val="0"/>
+        </w:rPr>
+        <w:t xml:space="preserve">Reference example, not the only acceptable wording: Teacher explanation: Window rows are [2, 0] and [1, 3]. Products are 2, 0, 0 and 3, giving </w:t>
+      </w:r>
+      <w:r>
+        <w:rPr>
+          <w:b/>
+        </w:rPr>
+        <w:t>output</w:t>
+      </w:r>
+      <w:r>
+        <w:rPr>
+          <w:b w:val="0"/>
+        </w:rPr>
+        <w:t xml:space="preserve"> 5.</w:t>
       </w:r>
     </w:p>
     <w:p>
-      <w:r>
-        <w:t>Without opening the old lesson, explain one key idea from Debugging shapes and gradients. Give an example and a mistake that the idea helps you avoid.</w:t>
+      <w:pPr>
+        <w:pStyle w:val="Heading3"/>
+      </w:pPr>
+      <w:r>
+        <w:t>Debugging shapes and gradients</w:t>
       </w:r>
     </w:p>
     <w:p>
-      <w:r>
-        <w:t>Look for: Check dimension contracts before computing a layer</w:t>
+      <w:pPr>
+        <w:spacing w:line="336" w:lineRule="auto" w:after="180"/>
+      </w:pPr>
+      <w:r>
+        <w:rPr>
+          <w:b w:val="0"/>
+        </w:rPr>
+        <w:t>Without opening the old lesson, explain one key idea from Debugging shapes and gradients. Give an example and a mistake that the idea helps you avoid.</w:t>
       </w:r>
     </w:p>
     <w:p>
-      <w:r>
-        <w:t>Reference example, not the only acceptable wording: Teacher explanation: No. Each weight row must have the same length as x. Confirm the intended feature schema, then supply a valid two-feature input or deliberately redesign and retrain the layer; do not silently discard a value.</w:t>
+      <w:pPr>
+        <w:spacing w:line="336" w:lineRule="auto" w:after="180"/>
+      </w:pPr>
+      <w:r>
+        <w:rPr>
+          <w:b w:val="0"/>
+        </w:rPr>
+        <w:t>Look for: Check dimension contracts before computing a layer</w:t>
       </w:r>
     </w:p>
     <w:p>
-      <w:r>
-        <w:t>Use two 45-minute sessions. This chapter explicitly revisits Week 23: different pixel arrays do not guarantee independent augmentation evaluation. Keep its original toy-domain claim narrow and use a new grouped plan for the new experiment. Use fictional source IDs rather than student photos. No new training framework is needed.</w:t>
+      <w:pPr>
+        <w:spacing w:line="336" w:lineRule="auto" w:after="180"/>
+      </w:pPr>
+      <w:r>
+        <w:rPr>
+          <w:b w:val="0"/>
+        </w:rPr>
+        <w:t>Reference example, not the only acceptable wording: Teacher explanation: No. Each weight row must have the same length as x.</w:t>
       </w:r>
     </w:p>
     <w:p>
       <w:pPr>
-        <w:pStyle w:val="Heading3"/>
-      </w:pPr>
-      <w:r>
-        <w:t>Outcomes</w:t>
+        <w:spacing w:line="336" w:lineRule="auto" w:after="180"/>
+      </w:pPr>
+      <w:r>
+        <w:rPr>
+          <w:b w:val="0"/>
+        </w:rPr>
+        <w:t xml:space="preserve">Confirm the intended feature schema, then supply a valid two-feature </w:t>
+      </w:r>
+      <w:r>
+        <w:rPr>
+          <w:b/>
+        </w:rPr>
+        <w:t>input</w:t>
+      </w:r>
+      <w:r>
+        <w:rPr>
+          <w:b w:val="0"/>
+        </w:rPr>
+        <w:t xml:space="preserve"> or deliberately redesign and retrain the layer; do not silently discard a value.</w:t>
       </w:r>
     </w:p>
     <w:p>
-      <w:r>
-        <w:t>Check whether a transformation preserves the task label</w:t>
+      <w:pPr>
+        <w:spacing w:line="336" w:lineRule="auto" w:after="180"/>
+      </w:pPr>
+      <w:r>
+        <w:rPr>
+          <w:b w:val="0"/>
+        </w:rPr>
+        <w:t xml:space="preserve">Use two 45-minute sessions. This chapter explicitly revisits Week 23: different pixel arrays do not guarantee independent </w:t>
+      </w:r>
+      <w:r>
+        <w:rPr>
+          <w:b/>
+        </w:rPr>
+        <w:t>augmentation</w:t>
+      </w:r>
+      <w:r>
+        <w:rPr>
+          <w:b w:val="0"/>
+        </w:rPr>
+        <w:t xml:space="preserve"> evaluation.</w:t>
       </w:r>
     </w:p>
     <w:p>
-      <w:r>
-        <w:t>Keep related examples in one split using source groups</w:t>
+      <w:pPr>
+        <w:spacing w:line="336" w:lineRule="auto" w:after="180"/>
+      </w:pPr>
+      <w:r>
+        <w:rPr>
+          <w:b w:val="0"/>
+        </w:rPr>
+        <w:t xml:space="preserve">Keep its original toy-domain claim narrow and use a new grouped plan for the new experiment. Use fictional source IDs rather than student photos. No new </w:t>
+      </w:r>
+      <w:r>
+        <w:rPr>
+          <w:b/>
+        </w:rPr>
+        <w:t>training</w:t>
+      </w:r>
+      <w:r>
+        <w:rPr>
+          <w:b w:val="0"/>
+        </w:rPr>
+        <w:t xml:space="preserve"> framework is needed.</w:t>
       </w:r>
     </w:p>
     <w:p>
-      <w:r>
-        <w:t>Compare augmentation fairly without inflating independent evidence</w:t>
+      <w:pPr>
+        <w:pStyle w:val="Heading3"/>
+      </w:pPr>
+      <w:r>
+        <w:t>Outcomes</w:t>
       </w:r>
     </w:p>
     <w:p>
       <w:pPr>
-        <w:pStyle w:val="Heading3"/>
-      </w:pPr>
-      <w:r>
-        <w:t>Preparation</w:t>
+        <w:spacing w:line="336" w:lineRule="auto" w:after="180"/>
+      </w:pPr>
+      <w:r>
+        <w:rPr>
+          <w:b w:val="0"/>
+        </w:rPr>
+        <w:t>Check whether a transformation preserves the task label</w:t>
       </w:r>
     </w:p>
     <w:p>
-      <w:r>
-        <w:t>Printed lesson and workbook; paper and pencil</w:t>
+      <w:pPr>
+        <w:spacing w:line="336" w:lineRule="auto" w:after="180"/>
+      </w:pPr>
+      <w:r>
+        <w:rPr>
+          <w:b w:val="0"/>
+        </w:rPr>
+        <w:t xml:space="preserve">Keep related examples in one split using </w:t>
+      </w:r>
+      <w:r>
+        <w:rPr>
+          <w:b/>
+        </w:rPr>
+        <w:t>source group</w:t>
+      </w:r>
+      <w:r>
+        <w:rPr>
+          <w:b w:val="0"/>
+        </w:rPr>
+        <w:t>s</w:t>
       </w:r>
     </w:p>
     <w:p>
-      <w:r>
-        <w:t>Calculator and optional local Python 3 editor; no packages or AI accounts needed</w:t>
+      <w:pPr>
+        <w:spacing w:line="336" w:lineRule="auto" w:after="180"/>
+      </w:pPr>
+      <w:r>
+        <w:rPr>
+          <w:b w:val="0"/>
+        </w:rPr>
+        <w:t xml:space="preserve">Compare </w:t>
+      </w:r>
+      <w:r>
+        <w:rPr>
+          <w:b/>
+        </w:rPr>
+        <w:t>augmentation</w:t>
+      </w:r>
+      <w:r>
+        <w:rPr>
+          <w:b w:val="0"/>
+        </w:rPr>
+        <w:t xml:space="preserve"> fairly without inflating independent </w:t>
+      </w:r>
+      <w:r>
+        <w:rPr>
+          <w:b/>
+        </w:rPr>
+        <w:t>evidence</w:t>
       </w:r>
     </w:p>
     <w:p>
-      <w:r>
-        <w:t>Use the fictional examples supplied; prepare the fresh retry before class</w:t>
+      <w:pPr>
+        <w:pStyle w:val="Heading3"/>
+      </w:pPr>
+      <w:r>
+        <w:t>Preparation</w:t>
       </w:r>
     </w:p>
     <w:p>
       <w:pPr>
-        <w:pStyle w:val="Heading3"/>
-      </w:pPr>
-      <w:r>
-        <w:t>Prerequisite answer</w:t>
+        <w:spacing w:line="336" w:lineRule="auto" w:after="180"/>
+      </w:pPr>
+      <w:r>
+        <w:rPr>
+          <w:b w:val="0"/>
+        </w:rPr>
+        <w:t>Printed lesson and workbook; paper and pencil</w:t>
       </w:r>
     </w:p>
     <w:p>
-      <w:r>
-        <w:t>Using final outcomes to choose parameters or settings makes that set part of model selection rather than unseen evidence for the selected model.</w:t>
+      <w:pPr>
+        <w:spacing w:line="336" w:lineRule="auto" w:after="180"/>
+      </w:pPr>
+      <w:r>
+        <w:rPr>
+          <w:b w:val="0"/>
+        </w:rPr>
+        <w:t>Calculator and optional local Python 3 editor; no packages or AI accounts needed</w:t>
       </w:r>
     </w:p>
     <w:p>
       <w:pPr>
-        <w:pStyle w:val="Heading3"/>
-      </w:pPr>
-      <w:r>
-        <w:t>End goal for the pictorial case</w:t>
+        <w:spacing w:line="336" w:lineRule="auto" w:after="180"/>
+      </w:pPr>
+      <w:r>
+        <w:rPr>
+          <w:b w:val="0"/>
+        </w:rPr>
+        <w:t>Use the fictional examples supplied; prepare the fresh retry before class</w:t>
       </w:r>
     </w:p>
     <w:p>
-      <w:r>
-        <w:t>By the end, I can explain augmentation and leakage using a traced example and a stated limitation.</w:t>
+      <w:pPr>
+        <w:pStyle w:val="Heading3"/>
+      </w:pPr>
+      <w:r>
+        <w:t>Prerequisite answer</w:t>
       </w:r>
     </w:p>
     <w:p>
-      <w:r>
-        <w:t>This added worked case illustrates the week’s main idea. Retain all original and connected topics; schedule its practice within the teaching cycle.</w:t>
+      <w:pPr>
+        <w:spacing w:line="336" w:lineRule="auto" w:after="180"/>
+      </w:pPr>
+      <w:r>
+        <w:rPr>
+          <w:b w:val="0"/>
+        </w:rPr>
+        <w:t xml:space="preserve">Using final outcomes to choose parameters or settings makes that set part of model selection rather than unseen </w:t>
+      </w:r>
+      <w:r>
+        <w:rPr>
+          <w:b/>
+        </w:rPr>
+        <w:t>evidence</w:t>
+      </w:r>
+      <w:r>
+        <w:rPr>
+          <w:b w:val="0"/>
+        </w:rPr>
+        <w:t xml:space="preserve"> for the selected model.</w:t>
       </w:r>
     </w:p>
     <w:p>
       <w:pPr>
-        <w:pStyle w:val="Heading1"/>
-      </w:pPr>
-      <w:r>
-        <w:t>02. Explain and model the mechanism</w:t>
+        <w:pStyle w:val="Heading3"/>
+      </w:pPr>
+      <w:r>
+        <w:t>End goal for the pictorial case</w:t>
       </w:r>
     </w:p>
     <w:p>
-      <w:r>
-        <w:t>Return to the binary image task: class 1 means the left column sum is strictly larger than the right column sum; equal sums belong to class 0. Let d be left sum minus right sum. An augmentation is useful only under a stated task and transformation rule. More image files do not automatically mean more independent evidence.</w:t>
+      <w:pPr>
+        <w:spacing w:line="336" w:lineRule="auto" w:after="180"/>
+      </w:pPr>
+      <w:r>
+        <w:rPr>
+          <w:b w:val="0"/>
+        </w:rPr>
+        <w:t xml:space="preserve">By the end, I can explain </w:t>
+      </w:r>
+      <w:r>
+        <w:rPr>
+          <w:b/>
+        </w:rPr>
+        <w:t>augmentation</w:t>
+      </w:r>
+      <w:r>
+        <w:rPr>
+          <w:b w:val="0"/>
+        </w:rPr>
+        <w:t xml:space="preserve"> and </w:t>
+      </w:r>
+      <w:r>
+        <w:rPr>
+          <w:b/>
+        </w:rPr>
+        <w:t>leakage</w:t>
+      </w:r>
+      <w:r>
+        <w:rPr>
+          <w:b w:val="0"/>
+        </w:rPr>
+        <w:t xml:space="preserve"> using a traced example and a stated limitation.</w:t>
       </w:r>
     </w:p>
     <w:p>
-      <w:r>
-        <w:t>Swapping rows preserves each column sum, so it preserves this task label for every valid image. Swapping columns changes d to -d. For nonzero d the class changes; for d = 0 it stays class 0. Blindly copying the original label after every flip would create incorrect training targets.</w:t>
+      <w:pPr>
+        <w:spacing w:line="336" w:lineRule="auto" w:after="180"/>
+      </w:pPr>
+      <w:r>
+        <w:rPr>
+          <w:b w:val="0"/>
+        </w:rPr>
+        <w:t>This added worked case illustrates the week’s main idea. Retain all original and connected topics; schedule its practice within the teaching cycle.</w:t>
       </w:r>
     </w:p>
     <w:p>
-      <w:r>
-        <w:t>A transformation may be valid for one task and invalid for another. A crop can remove the evidence needed for a label. Choose allowed transformations using the task definition and training evidence, document the assumptions, and evaluate the choice on validation data.</w:t>
+      <w:pPr>
+        <w:pStyle w:val="Heading1"/>
+      </w:pPr>
+      <w:r>
+        <w:t>02. Explain and model the mechanism</w:t>
       </w:r>
     </w:p>
     <w:p>
       <w:r>
-        <w:t>This code assumes valid 2 by 2 binary lists. It constructs new lists instead of changing the input. The label function encodes the classroom task rule, not a general method for recovering unknown real-world labels.</w:t>
+        <w:t>Model Augmentation and leakage using the supplied case, labelled mechanism and reasoning. Make the scope of each conclusion explicit.</w:t>
       </w:r>
     </w:p>
     <w:p>
-      <w:r>
-        <w:t>If an allowed transformation changes a known target, the transformed example needs a justified new label. Do not invent labels for ambiguous cases. Keep the source ID, transformation and resulting label with every derived image so a teacher can audit what happened.</w:t>
+      <w:pPr>
+        <w:pStyle w:val="Heading3"/>
+      </w:pPr>
+      <w:r>
+        <w:t>Explain Augmentation and leakage · 1</w:t>
+      </w:r>
+    </w:p>
+    <w:p>
+      <w:pPr>
+        <w:spacing w:line="336" w:lineRule="auto" w:after="180"/>
+      </w:pPr>
+      <w:r>
+        <w:rPr>
+          <w:b w:val="0"/>
+        </w:rPr>
+        <w:t>Return to the binary image task: class 1 means the left column sum is strictly larger than the right column sum; equal sums belong to class 0. Let d be left sum minus right sum.</w:t>
+      </w:r>
+    </w:p>
+    <w:p>
+      <w:pPr>
+        <w:spacing w:line="336" w:lineRule="auto" w:after="180"/>
+      </w:pPr>
+      <w:r>
+        <w:rPr>
+          <w:b w:val="0"/>
+        </w:rPr>
+        <w:t xml:space="preserve">An </w:t>
+      </w:r>
+      <w:r>
+        <w:rPr>
+          <w:b/>
+        </w:rPr>
+        <w:t>augmentation</w:t>
+      </w:r>
+      <w:r>
+        <w:rPr>
+          <w:b w:val="0"/>
+        </w:rPr>
+        <w:t xml:space="preserve"> is useful only under a stated task and transformation rule. More image files do not automatically mean more independent </w:t>
+      </w:r>
+      <w:r>
+        <w:rPr>
+          <w:b/>
+        </w:rPr>
+        <w:t>evidence</w:t>
+      </w:r>
+      <w:r>
+        <w:rPr>
+          <w:b w:val="0"/>
+        </w:rPr>
+        <w:t>.</w:t>
+      </w:r>
+    </w:p>
+    <w:p>
+      <w:pPr>
+        <w:pStyle w:val="Heading3"/>
+      </w:pPr>
+      <w:r>
+        <w:t>Explain Augmentation and leakage · 2</w:t>
+      </w:r>
+    </w:p>
+    <w:p>
+      <w:pPr>
+        <w:spacing w:line="336" w:lineRule="auto" w:after="180"/>
+      </w:pPr>
+      <w:r>
+        <w:rPr>
+          <w:b w:val="0"/>
+        </w:rPr>
+        <w:t>Swapping rows preserves each column sum, so it preserves this task label for every valid image. Swapping columns changes d to -d. For nonzero d the class changes; for d = 0 it stays class 0.</w:t>
+      </w:r>
+    </w:p>
+    <w:p>
+      <w:pPr>
+        <w:spacing w:line="336" w:lineRule="auto" w:after="180"/>
+      </w:pPr>
+      <w:r>
+        <w:rPr>
+          <w:b w:val="0"/>
+        </w:rPr>
+        <w:t xml:space="preserve">Blindly copying the original label after every flip would create incorrect </w:t>
+      </w:r>
+      <w:r>
+        <w:rPr>
+          <w:b/>
+        </w:rPr>
+        <w:t>training</w:t>
+      </w:r>
+      <w:r>
+        <w:rPr>
+          <w:b w:val="0"/>
+        </w:rPr>
+        <w:t xml:space="preserve"> targets.</w:t>
+      </w:r>
+    </w:p>
+    <w:p>
+      <w:pPr>
+        <w:spacing w:line="336" w:lineRule="auto" w:after="180"/>
+      </w:pPr>
+      <w:r>
+        <w:rPr>
+          <w:b w:val="0"/>
+        </w:rPr>
+        <w:t xml:space="preserve">A transformation may be valid for one task and invalid for another. A crop can remove the </w:t>
+      </w:r>
+      <w:r>
+        <w:rPr>
+          <w:b/>
+        </w:rPr>
+        <w:t>evidence</w:t>
+      </w:r>
+      <w:r>
+        <w:rPr>
+          <w:b w:val="0"/>
+        </w:rPr>
+        <w:t xml:space="preserve"> needed for a label.</w:t>
+      </w:r>
+    </w:p>
+    <w:p>
+      <w:pPr>
+        <w:spacing w:line="336" w:lineRule="auto" w:after="180"/>
+      </w:pPr>
+      <w:r>
+        <w:rPr>
+          <w:b w:val="0"/>
+        </w:rPr>
+        <w:t xml:space="preserve">Choose allowed transformations using the task definition and </w:t>
+      </w:r>
+      <w:r>
+        <w:rPr>
+          <w:b/>
+        </w:rPr>
+        <w:t>training</w:t>
+      </w:r>
+      <w:r>
+        <w:rPr>
+          <w:b w:val="0"/>
+        </w:rPr>
+        <w:t xml:space="preserve"> </w:t>
+      </w:r>
+      <w:r>
+        <w:rPr>
+          <w:b/>
+        </w:rPr>
+        <w:t>evidence</w:t>
+      </w:r>
+      <w:r>
+        <w:rPr>
+          <w:b w:val="0"/>
+        </w:rPr>
+        <w:t>, document the assumptions, and evaluate the choice on validation data.</w:t>
+      </w:r>
+    </w:p>
+    <w:p>
+      <w:pPr>
+        <w:spacing w:line="336" w:lineRule="auto" w:after="180"/>
+      </w:pPr>
+      <w:r>
+        <w:rPr>
+          <w:b w:val="0"/>
+        </w:rPr>
+        <w:t xml:space="preserve">This code assumes valid 2 by 2 binary lists. It constructs new lists instead of changing the </w:t>
+      </w:r>
+      <w:r>
+        <w:rPr>
+          <w:b/>
+        </w:rPr>
+        <w:t>input</w:t>
+      </w:r>
+      <w:r>
+        <w:rPr>
+          <w:b w:val="0"/>
+        </w:rPr>
+        <w:t>. The label function encodes the classroom task rule, not a general method for recovering unknown real-world labels.</w:t>
+      </w:r>
+    </w:p>
+    <w:p>
+      <w:pPr>
+        <w:spacing w:line="336" w:lineRule="auto" w:after="180"/>
+      </w:pPr>
+      <w:r>
+        <w:rPr>
+          <w:b w:val="0"/>
+        </w:rPr>
+        <w:t>If an allowed transformation changes a known target, the transformed example needs a justified new label. Do not invent labels for ambiguous cases.</w:t>
+      </w:r>
+    </w:p>
+    <w:p>
+      <w:pPr>
+        <w:spacing w:line="336" w:lineRule="auto" w:after="180"/>
+      </w:pPr>
+      <w:r>
+        <w:rPr>
+          <w:b w:val="0"/>
+        </w:rPr>
+        <w:t>Keep the source ID, transformation and resulting label with every derived image so a teacher can audit what happened.</w:t>
       </w:r>
     </w:p>
     <w:tbl>
@@ -662,21 +1155,99 @@
       </w:r>
     </w:p>
     <w:p>
-      <w:r>
-        <w:t>Guided: the split is invalid for unseen-source evaluation because A2 derives from A regardless of filename. Keep the entire A group in training and replace the validation group, then rerun any affected selection. Exit: budgets are 180 versus 60 updates, so they are not matched. Predeclare an equal update budget and record repetition policies; 36 records still represent only 12 original source groups.</w:t>
+      <w:pPr>
+        <w:pStyle w:val="Heading3"/>
+      </w:pPr>
+      <w:r>
+        <w:t>Explain Augmentation and leakage · 3</w:t>
       </w:r>
     </w:p>
     <w:p>
       <w:pPr>
-        <w:pStyle w:val="Heading3"/>
-      </w:pPr>
-      <w:r>
-        <w:t>Model the reasoning aloud</w:t>
+        <w:spacing w:line="336" w:lineRule="auto" w:after="180"/>
+      </w:pPr>
+      <w:r>
+        <w:rPr>
+          <w:b w:val="0"/>
+        </w:rPr>
+        <w:t xml:space="preserve">Guided: the split is invalid for unseen-source evaluation because A2 derives from A regardless of filename. Keep the entire A group in </w:t>
+      </w:r>
+      <w:r>
+        <w:rPr>
+          <w:b/>
+        </w:rPr>
+        <w:t>training</w:t>
+      </w:r>
+      <w:r>
+        <w:rPr>
+          <w:b w:val="0"/>
+        </w:rPr>
+        <w:t xml:space="preserve"> and replace the validation group, then rerun any affected selection.</w:t>
       </w:r>
     </w:p>
     <w:p>
-      <w:r>
-        <w:t>Use the complete worked example below before asking learners to complete W2. Reveal a small part, invite a prediction, then explain the deciding step. These teacher notes contain solutions; do not reveal the independent case answer during modelling.</w:t>
+      <w:pPr>
+        <w:spacing w:line="336" w:lineRule="auto" w:after="180"/>
+      </w:pPr>
+      <w:r>
+        <w:rPr>
+          <w:b w:val="0"/>
+        </w:rPr>
+        <w:t xml:space="preserve">Exit: budgets are 180 versus 60 updates, so they are not matched. Predeclare an equal update budget and record repetition policies; 36 records still represent only 12 original </w:t>
+      </w:r>
+      <w:r>
+        <w:rPr>
+          <w:b/>
+        </w:rPr>
+        <w:t>source group</w:t>
+      </w:r>
+      <w:r>
+        <w:rPr>
+          <w:b w:val="0"/>
+        </w:rPr>
+        <w:t>s.</w:t>
+      </w:r>
+    </w:p>
+    <w:p>
+      <w:pPr>
+        <w:pStyle w:val="Heading3"/>
+      </w:pPr>
+      <w:r>
+        <w:t>Model the reasoning aloud</w:t>
+      </w:r>
+    </w:p>
+    <w:p>
+      <w:pPr>
+        <w:spacing w:line="336" w:lineRule="auto" w:after="180"/>
+      </w:pPr>
+      <w:r>
+        <w:rPr>
+          <w:b w:val="0"/>
+        </w:rPr>
+        <w:t xml:space="preserve">Use the complete worked example below before asking learners to complete W2. Reveal a small part, invite a </w:t>
+      </w:r>
+      <w:r>
+        <w:rPr>
+          <w:b/>
+        </w:rPr>
+        <w:t>prediction</w:t>
+      </w:r>
+      <w:r>
+        <w:rPr>
+          <w:b w:val="0"/>
+        </w:rPr>
+        <w:t>, then explain the deciding step.</w:t>
+      </w:r>
+    </w:p>
+    <w:p>
+      <w:pPr>
+        <w:spacing w:line="336" w:lineRule="auto" w:after="180"/>
+      </w:pPr>
+      <w:r>
+        <w:rPr>
+          <w:b w:val="0"/>
+        </w:rPr>
+        <w:t>These teacher notes contain solutions; do not reveal the independent case answer during modelling.</w:t>
       </w:r>
     </w:p>
     <w:p>
@@ -966,7 +1537,13 @@
       </w:tr>
     </w:tbl>
     <w:p>
-      <w:r>
+      <w:pPr>
+        <w:spacing w:line="336" w:lineRule="auto" w:after="180"/>
+      </w:pPr>
+      <w:r>
+        <w:rPr>
+          <w:b w:val="0"/>
+        </w:rPr>
         <w:t>Use the diagram and verbal explanation together. Ask learners to match a sentence to a specific visual step; do not assign learners fixed visual or auditory learning styles.</w:t>
       </w:r>
     </w:p>
@@ -979,8 +1556,26 @@
       </w:r>
     </w:p>
     <w:p>
-      <w:r>
-        <w:t>Keep every augmented image with its original source group.</w:t>
+      <w:pPr>
+        <w:spacing w:line="336" w:lineRule="auto" w:after="180"/>
+      </w:pPr>
+      <w:r>
+        <w:rPr>
+          <w:b w:val="0"/>
+        </w:rPr>
+        <w:t xml:space="preserve">Keep every augmented image with its original </w:t>
+      </w:r>
+      <w:r>
+        <w:rPr>
+          <w:b/>
+        </w:rPr>
+        <w:t>source group</w:t>
+      </w:r>
+      <w:r>
+        <w:rPr>
+          <w:b w:val="0"/>
+        </w:rPr>
+        <w:t>.</w:t>
       </w:r>
     </w:p>
     <w:p>
@@ -992,13 +1587,55 @@
       </w:r>
     </w:p>
     <w:p>
-      <w:r>
-        <w:t>Fictional sources A, B, C, D each have original+horizontal-flip copies. A/B train, C validation, D final test.</w:t>
+      <w:pPr>
+        <w:pStyle w:val="Heading3"/>
+      </w:pPr>
+      <w:r>
+        <w:t>Supplied facts</w:t>
       </w:r>
     </w:p>
     <w:p>
-      <w:r>
-        <w:t>All inputs and outcomes in this worked example are invented classroom data; no real model run is claimed.</w:t>
+      <w:pPr>
+        <w:spacing w:line="336" w:lineRule="auto" w:after="180"/>
+        <w:shd w:fill="F1F6FC"/>
+      </w:pPr>
+      <w:r>
+        <w:rPr>
+          <w:b w:val="0"/>
+        </w:rPr>
+        <w:t>Fictional sources A, B, C, D each have original+horizontal-flip copies. A/B train, C validation, D final test.</w:t>
+      </w:r>
+    </w:p>
+    <w:p>
+      <w:pPr>
+        <w:pStyle w:val="Heading3"/>
+      </w:pPr>
+      <w:r>
+        <w:t>Supplied facts</w:t>
+      </w:r>
+    </w:p>
+    <w:p>
+      <w:pPr>
+        <w:spacing w:line="336" w:lineRule="auto" w:after="180"/>
+        <w:shd w:fill="F1F6FC"/>
+      </w:pPr>
+      <w:r>
+        <w:rPr>
+          <w:b w:val="0"/>
+        </w:rPr>
+        <w:t xml:space="preserve">All </w:t>
+      </w:r>
+      <w:r>
+        <w:rPr>
+          <w:b/>
+        </w:rPr>
+        <w:t>input</w:t>
+      </w:r>
+      <w:r>
+        <w:rPr>
+          <w:b w:val="0"/>
+        </w:rPr>
+        <w:t>s and outcomes in this worked example are invented classroom data; no real model run is claimed.</w:t>
       </w:r>
     </w:p>
     <w:p>
@@ -1161,21 +1798,59 @@
       </w:r>
     </w:p>
     <w:p>
-      <w:r>
-        <w:t>An augmented image remains related to its source. A horizontal flip changes the view, not the identity of the original example. Assign source groups to training, validation and final evaluation before producing copies. Also check that the transformation preserves the target: flipping an arrow can change its correct direction label.</w:t>
+      <w:pPr>
+        <w:pStyle w:val="Heading3"/>
+      </w:pPr>
+      <w:r>
+        <w:t>Why the result follows</w:t>
       </w:r>
     </w:p>
     <w:p>
       <w:pPr>
-        <w:pStyle w:val="Heading3"/>
-      </w:pPr>
-      <w:r>
-        <w:t>What this example does not establish</w:t>
+        <w:spacing w:line="336" w:lineRule="auto" w:after="180"/>
+        <w:shd w:fill="F1F6FC"/>
+      </w:pPr>
+      <w:r>
+        <w:rPr>
+          <w:b w:val="0"/>
+        </w:rPr>
+        <w:t xml:space="preserve">An augmented image remains related to its source. A horizontal flip changes the view, not the identity of the original example. Assign </w:t>
+      </w:r>
+      <w:r>
+        <w:rPr>
+          <w:b/>
+        </w:rPr>
+        <w:t>source group</w:t>
+      </w:r>
+      <w:r>
+        <w:rPr>
+          <w:b w:val="0"/>
+        </w:rPr>
+        <w:t xml:space="preserve">s to </w:t>
+      </w:r>
+      <w:r>
+        <w:rPr>
+          <w:b/>
+        </w:rPr>
+        <w:t>training</w:t>
+      </w:r>
+      <w:r>
+        <w:rPr>
+          <w:b w:val="0"/>
+        </w:rPr>
+        <w:t>, validation and final evaluation before producing copies.</w:t>
       </w:r>
     </w:p>
     <w:p>
-      <w:r>
-        <w:t>Augmentation validity is task-specific, and it cannot manufacture new independent plants or repair inadequate sampling.</w:t>
+      <w:pPr>
+        <w:spacing w:line="336" w:lineRule="auto" w:after="180"/>
+        <w:shd w:fill="F1F6FC"/>
+      </w:pPr>
+      <w:r>
+        <w:rPr>
+          <w:b w:val="0"/>
+        </w:rPr>
+        <w:t>Also check that the transformation preserves the target: flipping an arrow can change its correct direction label.</w:t>
       </w:r>
     </w:p>
     <w:p>
@@ -1183,22 +1858,41 @@
         <w:pStyle w:val="Heading3"/>
       </w:pPr>
       <w:r>
-        <w:t>Change one thing in the pictured case</w:t>
+        <w:t>What this example does not establish</w:t>
       </w:r>
     </w:p>
     <w:p>
-      <w:r>
-        <w:t>Change: Move D’s flipped copy into training.</w:t>
+      <w:pPr>
+        <w:pStyle w:val="Heading3"/>
+      </w:pPr>
+      <w:r>
+        <w:t>Keep the stated limit</w:t>
       </w:r>
     </w:p>
     <w:p>
-      <w:r>
-        <w:t>Prediction: Final-test group separation fails.</w:t>
+      <w:pPr>
+        <w:spacing w:line="336" w:lineRule="auto" w:after="180"/>
+        <w:shd w:fill="FFF5E6"/>
+      </w:pPr>
+      <w:r>
+        <w:rPr>
+          <w:b/>
+        </w:rPr>
+        <w:t>Augmentation</w:t>
+      </w:r>
+      <w:r>
+        <w:rPr>
+          <w:b w:val="0"/>
+        </w:rPr>
+        <w:t xml:space="preserve"> validity is task-specific, and it cannot manufacture new independent plants or repair inadequate sampling.</w:t>
       </w:r>
     </w:p>
     <w:p>
-      <w:r>
-        <w:t>Reason: The transformed D image is still derived from the held-out source, despite a new filename.</w:t>
+      <w:pPr>
+        <w:pStyle w:val="Heading3"/>
+      </w:pPr>
+      <w:r>
+        <w:t>Change one thing in the pictured case</w:t>
       </w:r>
     </w:p>
     <w:p>
@@ -1206,20 +1900,152 @@
         <w:pStyle w:val="Heading3"/>
       </w:pPr>
       <w:r>
-        <w:t>Ask while showing the picture</w:t>
+        <w:t>Change one thing</w:t>
       </w:r>
     </w:p>
     <w:p>
-      <w:r>
-        <w:t>Cover the result. Ask learners to name the inputs and predict the next step. Uncover one step, connect the icon to the actual procedure, and explain its evidence. Then change the supplied condition and compare. The picture is a representation; it does not document execution of a real AI model.</w:t>
+      <w:pPr>
+        <w:spacing w:line="336" w:lineRule="auto" w:after="180"/>
+        <w:shd w:fill="F5F1FB"/>
+      </w:pPr>
+      <w:r>
+        <w:rPr>
+          <w:b w:val="0"/>
+        </w:rPr>
+        <w:t xml:space="preserve">Change: Move D’s flipped copy into </w:t>
+      </w:r>
+      <w:r>
+        <w:rPr>
+          <w:b/>
+        </w:rPr>
+        <w:t>training</w:t>
+      </w:r>
+      <w:r>
+        <w:rPr>
+          <w:b w:val="0"/>
+        </w:rPr>
+        <w:t>.</w:t>
       </w:r>
     </w:p>
     <w:p>
       <w:pPr>
+        <w:pStyle w:val="Heading3"/>
+      </w:pPr>
+      <w:r>
+        <w:t>Predicted result</w:t>
+      </w:r>
+    </w:p>
+    <w:p>
+      <w:pPr>
+        <w:spacing w:line="336" w:lineRule="auto" w:after="180"/>
+        <w:shd w:fill="F1F6FC"/>
+      </w:pPr>
+      <w:r>
+        <w:rPr>
+          <w:b/>
+        </w:rPr>
+        <w:t>Prediction</w:t>
+      </w:r>
+      <w:r>
+        <w:rPr>
+          <w:b w:val="0"/>
+        </w:rPr>
+        <w:t>: Final-test group separation fails.</w:t>
+      </w:r>
+    </w:p>
+    <w:p>
+      <w:pPr>
+        <w:pStyle w:val="Heading3"/>
+      </w:pPr>
+      <w:r>
+        <w:t>Why the result follows</w:t>
+      </w:r>
+    </w:p>
+    <w:p>
+      <w:pPr>
+        <w:spacing w:line="336" w:lineRule="auto" w:after="180"/>
+        <w:shd w:fill="F1F6FC"/>
+      </w:pPr>
+      <w:r>
+        <w:rPr>
+          <w:b w:val="0"/>
+        </w:rPr>
+        <w:t>Reason: The transformed D image is still derived from the held-out source, despite a new filename.</w:t>
+      </w:r>
+    </w:p>
+    <w:p>
+      <w:pPr>
+        <w:pStyle w:val="Heading3"/>
+      </w:pPr>
+      <w:r>
+        <w:t>Ask while showing the picture</w:t>
+      </w:r>
+    </w:p>
+    <w:p>
+      <w:pPr>
+        <w:pStyle w:val="Heading3"/>
+      </w:pPr>
+      <w:r>
+        <w:t>Ask while showing the picture · 4</w:t>
+      </w:r>
+    </w:p>
+    <w:p>
+      <w:pPr>
+        <w:spacing w:line="336" w:lineRule="auto" w:after="180"/>
+      </w:pPr>
+      <w:r>
+        <w:rPr>
+          <w:b w:val="0"/>
+        </w:rPr>
+        <w:t xml:space="preserve">Cover the result. Ask learners to name the </w:t>
+      </w:r>
+      <w:r>
+        <w:rPr>
+          <w:b/>
+        </w:rPr>
+        <w:t>input</w:t>
+      </w:r>
+      <w:r>
+        <w:rPr>
+          <w:b w:val="0"/>
+        </w:rPr>
+        <w:t xml:space="preserve">s and predict the next step. Uncover one step, connect the icon to the actual procedure, and explain its </w:t>
+      </w:r>
+      <w:r>
+        <w:rPr>
+          <w:b/>
+        </w:rPr>
+        <w:t>evidence</w:t>
+      </w:r>
+      <w:r>
+        <w:rPr>
+          <w:b w:val="0"/>
+        </w:rPr>
+        <w:t>. Then change the supplied condition and compare.</w:t>
+      </w:r>
+    </w:p>
+    <w:p>
+      <w:pPr>
+        <w:spacing w:line="336" w:lineRule="auto" w:after="180"/>
+      </w:pPr>
+      <w:r>
+        <w:rPr>
+          <w:b w:val="0"/>
+        </w:rPr>
+        <w:t>The picture is a representation; it does not document execution of a real AI model.</w:t>
+      </w:r>
+    </w:p>
+    <w:p>
+      <w:pPr>
         <w:pStyle w:val="Heading1"/>
       </w:pPr>
       <w:r>
         <w:t>03. Demonstrate and guide practice</w:t>
+      </w:r>
+    </w:p>
+    <w:p>
+      <w:r>
+        <w:t>Demonstrate Augmentation and leakage, reduce support deliberately and check individual reasoning before discussing answers.</w:t>
       </w:r>
     </w:p>
     <w:tbl>
@@ -1435,36 +2261,76 @@
       </w:tr>
     </w:tbl>
     <w:p>
-      <w:r>
-        <w:t>Use the worked example in Sections 3 and 6. Collect a prediction before revealing its result; ask the learner to point to each intermediate fact.</w:t>
+      <w:pPr>
+        <w:spacing w:line="336" w:lineRule="auto" w:after="180"/>
+      </w:pPr>
+      <w:r>
+        <w:rPr>
+          <w:b w:val="0"/>
+        </w:rPr>
+        <w:t xml:space="preserve">Use the worked example in Sections 3 and 6. Collect a </w:t>
+      </w:r>
+      <w:r>
+        <w:rPr>
+          <w:b/>
+        </w:rPr>
+        <w:t>prediction</w:t>
+      </w:r>
+      <w:r>
+        <w:rPr>
+          <w:b w:val="0"/>
+        </w:rPr>
+        <w:t xml:space="preserve"> before revealing its result; ask the learner to point to each intermediate fact.</w:t>
       </w:r>
     </w:p>
     <w:p>
-      <w:r>
-        <w:t>Use cards with source ID and variant ID in separate columns. Provide a split ledger and distinguish original count, variant count and total record count. Extension: enumerate all sixteen binary images to verify row-swap preservation, count column-swap label changes, and identify the equality cases that defeat automatic label complementation.</w:t>
+      <w:pPr>
+        <w:spacing w:line="336" w:lineRule="auto" w:after="180"/>
+      </w:pPr>
+      <w:r>
+        <w:rPr>
+          <w:b w:val="0"/>
+        </w:rPr>
+        <w:t>Use cards with source ID and variant ID in separate columns. Provide a split ledger and distinguish original count, variant count and total record count.</w:t>
       </w:r>
     </w:p>
     <w:p>
       <w:pPr>
-        <w:pStyle w:val="Heading3"/>
-      </w:pPr>
-      <w:r>
-        <w:t>Reduce help deliberately</w:t>
+        <w:spacing w:line="336" w:lineRule="auto" w:after="180"/>
+      </w:pPr>
+      <w:r>
+        <w:rPr>
+          <w:b w:val="0"/>
+        </w:rPr>
+        <w:t>Extension: enumerate all sixteen binary images to verify row-swap preservation, count column-swap label changes, and identify the equality cases that defeat automatic label complementation.</w:t>
       </w:r>
     </w:p>
     <w:p>
-      <w:r>
-        <w:t>Completion task: For rows [1, 0], [0, 1], compute d and class before and after a column swap. Why is always replacing a label by 1 minus the label incorrect?</w:t>
+      <w:pPr>
+        <w:pStyle w:val="Heading3"/>
+      </w:pPr>
+      <w:r>
+        <w:t>Reduce help deliberately</w:t>
       </w:r>
     </w:p>
     <w:p>
-      <w:r>
-        <w:t>Teacher check: Teacher explanation: Both differences are 0 and both labels are class 0. Complementing class 0 would give class 1, which is wrong for ties.</w:t>
+      <w:pPr>
+        <w:pStyle w:val="Heading3"/>
+      </w:pPr>
+      <w:r>
+        <w:t>Completion practice</w:t>
       </w:r>
     </w:p>
     <w:p>
-      <w:r>
-        <w:t>Start by identifying the given inputs together. Leave the intermediate steps blank. If needed, model one step, then withdraw that help on the next step. Move to a full trace only when the partial trace is understood. For partners, alternate explainer and checker; collect a response from every learner before discussion.</w:t>
+      <w:pPr>
+        <w:spacing w:line="336" w:lineRule="auto" w:after="180"/>
+        <w:shd w:fill="F5F1FB"/>
+      </w:pPr>
+      <w:r>
+        <w:rPr>
+          <w:b w:val="0"/>
+        </w:rPr>
+        <w:t>Completion task: For rows [1, 0], [0, 1], compute d and class before and after a column swap. Why is always replacing a label by 1 minus the label incorrect?</w:t>
       </w:r>
     </w:p>
     <w:p>
@@ -1472,22 +2338,53 @@
         <w:pStyle w:val="Heading3"/>
       </w:pPr>
       <w:r>
-        <w:t>Individual reasoning check</w:t>
+        <w:t>Reasoning to listen for</w:t>
       </w:r>
     </w:p>
     <w:p>
-      <w:r>
-        <w:t>Use the worked case for Augmentation and leakage. Proposed explanation: “Every image flip preserves the label”. Decide whether this explanation is supported. Point to the step or supplied fact that decides; explain your repair if needed.</w:t>
+      <w:pPr>
+        <w:spacing w:line="336" w:lineRule="auto" w:after="180"/>
+        <w:shd w:fill="F1F6FC"/>
+      </w:pPr>
+      <w:r>
+        <w:rPr>
+          <w:b w:val="0"/>
+        </w:rPr>
+        <w:t>Teacher check: Teacher explanation: Both differences are 0 and both labels are class 0. Complementing class 0 would give class 1, which is wrong for ties.</w:t>
       </w:r>
     </w:p>
     <w:p>
-      <w:r>
-        <w:t>Expected correction: Validity depends on the task; column swaps change non-tie labels here.</w:t>
+      <w:pPr>
+        <w:spacing w:line="336" w:lineRule="auto" w:after="180"/>
+      </w:pPr>
+      <w:r>
+        <w:rPr>
+          <w:b w:val="0"/>
+        </w:rPr>
+        <w:t xml:space="preserve">Start by identifying the given </w:t>
+      </w:r>
+      <w:r>
+        <w:rPr>
+          <w:b/>
+        </w:rPr>
+        <w:t>input</w:t>
+      </w:r>
+      <w:r>
+        <w:rPr>
+          <w:b w:val="0"/>
+        </w:rPr>
+        <w:t>s together. Leave the intermediate steps blank. If needed, model one step, then withdraw that help on the next step. Move to a full trace only when the partial trace is understood.</w:t>
       </w:r>
     </w:p>
     <w:p>
-      <w:r>
-        <w:t>Collect explanations, not only yes/no votes. If a misunderstanding is common, re-model the relevant step for the class. If it affects a few learners, give a short targeted group explanation while others solve a more demanding variation.</w:t>
+      <w:pPr>
+        <w:spacing w:line="336" w:lineRule="auto" w:after="180"/>
+      </w:pPr>
+      <w:r>
+        <w:rPr>
+          <w:b w:val="0"/>
+        </w:rPr>
+        <w:t>For partners, alternate explainer and checker; collect a response from every learner before discussion.</w:t>
       </w:r>
     </w:p>
     <w:p>
@@ -1495,63 +2392,307 @@
         <w:pStyle w:val="Heading3"/>
       </w:pPr>
       <w:r>
-        <w:t>Pictorial practice question</w:t>
+        <w:t>Individual reasoning check</w:t>
       </w:r>
     </w:p>
     <w:p>
-      <w:r>
-        <w:t>How many independent source groups are in the final test? Point to the relevant step in the picture, then write the changed result and the rule or evidence that supports it.</w:t>
+      <w:pPr>
+        <w:spacing w:line="336" w:lineRule="auto" w:after="180"/>
+      </w:pPr>
+      <w:r>
+        <w:rPr>
+          <w:b w:val="0"/>
+        </w:rPr>
+        <w:t xml:space="preserve">Use the worked case for </w:t>
+      </w:r>
+      <w:r>
+        <w:rPr>
+          <w:b/>
+        </w:rPr>
+        <w:t>Augmentation</w:t>
+      </w:r>
+      <w:r>
+        <w:rPr>
+          <w:b w:val="0"/>
+        </w:rPr>
+        <w:t xml:space="preserve"> and </w:t>
+      </w:r>
+      <w:r>
+        <w:rPr>
+          <w:b/>
+        </w:rPr>
+        <w:t>leakage</w:t>
+      </w:r>
+      <w:r>
+        <w:rPr>
+          <w:b w:val="0"/>
+        </w:rPr>
+        <w:t>. Proposed explanation: “Every image flip preserves the label”. Decide whether this explanation is supported.</w:t>
       </w:r>
     </w:p>
     <w:p>
       <w:pPr>
-        <w:pStyle w:val="Heading3"/>
-      </w:pPr>
-      <w:r>
-        <w:t>Reasoned teacher answer</w:t>
+        <w:spacing w:line="336" w:lineRule="auto" w:after="180"/>
+      </w:pPr>
+      <w:r>
+        <w:rPr>
+          <w:b w:val="0"/>
+        </w:rPr>
+        <w:t>Point to the step or supplied fact that decides; explain your repair if needed.</w:t>
       </w:r>
     </w:p>
     <w:p>
-      <w:r>
-        <w:t>One, D, with two related records. Count both source groups and image rows; never describe its flip as a new independent source. Changed-case check: Final-test group separation fails. The transformed D image is still derived from the held-out source, despite a new filename.</w:t>
+      <w:pPr>
+        <w:pStyle w:val="Heading3"/>
+      </w:pPr>
+      <w:r>
+        <w:t>Expected repair</w:t>
       </w:r>
     </w:p>
     <w:p>
-      <w:r>
-        <w:t>Changed-case reasoning: Final-test group separation fails. The transformed D image is still derived from the held-out source, despite a new filename.</w:t>
+      <w:pPr>
+        <w:spacing w:line="336" w:lineRule="auto" w:after="180"/>
+        <w:shd w:fill="F1F6FC"/>
+      </w:pPr>
+      <w:r>
+        <w:rPr>
+          <w:b w:val="0"/>
+        </w:rPr>
+        <w:t>Expected correction: Validity depends on the task; column swaps change non-tie labels here.</w:t>
       </w:r>
     </w:p>
     <w:p>
-      <w:r>
-        <w:t>Collect each learner’s explanation before discussion. Use the first missing connection between input, deciding step and result to choose support. This question is worked-case practice, not fresh mastery evidence.</w:t>
+      <w:pPr>
+        <w:spacing w:line="336" w:lineRule="auto" w:after="180"/>
+      </w:pPr>
+      <w:r>
+        <w:rPr>
+          <w:b w:val="0"/>
+        </w:rPr>
+        <w:t>Collect explanations, not only yes/no votes. If a misunderstanding is common, re-model the relevant step for the class.</w:t>
       </w:r>
     </w:p>
     <w:p>
       <w:pPr>
-        <w:pStyle w:val="Heading1"/>
-      </w:pPr>
-      <w:r>
-        <w:t>04. Run the investigation and diagnose misconceptions</w:t>
+        <w:spacing w:line="336" w:lineRule="auto" w:after="180"/>
+      </w:pPr>
+      <w:r>
+        <w:rPr>
+          <w:b w:val="0"/>
+        </w:rPr>
+        <w:t>If it affects a few learners, give a short targeted group explanation while others solve a more demanding variation.</w:t>
       </w:r>
     </w:p>
     <w:p>
-      <w:r>
-        <w:t>Every image flip preserves the label: Validity depends on the task; column swaps change non-tie labels here.</w:t>
+      <w:pPr>
+        <w:pStyle w:val="Heading3"/>
+      </w:pPr>
+      <w:r>
+        <w:t>Pictorial practice question</w:t>
       </w:r>
     </w:p>
     <w:p>
-      <w:r>
-        <w:t>Different filenames prove independence: Lineage, shared subjects and identical content can connect different filenames.</w:t>
+      <w:pPr>
+        <w:spacing w:line="336" w:lineRule="auto" w:after="180"/>
+      </w:pPr>
+      <w:r>
+        <w:rPr>
+          <w:b w:val="0"/>
+        </w:rPr>
+        <w:t xml:space="preserve">How many independent </w:t>
+      </w:r>
+      <w:r>
+        <w:rPr>
+          <w:b/>
+        </w:rPr>
+        <w:t>source group</w:t>
+      </w:r>
+      <w:r>
+        <w:rPr>
+          <w:b w:val="0"/>
+        </w:rPr>
+        <w:t xml:space="preserve">s are in the final test? Point to the relevant step in the picture, then write the changed result and the rule or </w:t>
+      </w:r>
+      <w:r>
+        <w:rPr>
+          <w:b/>
+        </w:rPr>
+        <w:t>evidence</w:t>
+      </w:r>
+      <w:r>
+        <w:rPr>
+          <w:b w:val="0"/>
+        </w:rPr>
+        <w:t xml:space="preserve"> that supports it.</w:t>
       </w:r>
     </w:p>
     <w:p>
-      <w:r>
-        <w:t>More augmented files mean more independent examples: Variants retain dependence on their source; report both group and record counts.</w:t>
+      <w:pPr>
+        <w:pStyle w:val="Heading3"/>
+      </w:pPr>
+      <w:r>
+        <w:t>Reasoned teacher answer</w:t>
       </w:r>
     </w:p>
     <w:p>
-      <w:r>
-        <w:t>Use Section 9 for the evidence ledger. Add a boundary or missing-input case and record the expected response before checking. More successful repeats of one case do not establish wider coverage.</w:t>
+      <w:pPr>
+        <w:spacing w:line="336" w:lineRule="auto" w:after="180"/>
+      </w:pPr>
+      <w:r>
+        <w:rPr>
+          <w:b w:val="0"/>
+        </w:rPr>
+        <w:t xml:space="preserve">One, D, with two related records. Count both </w:t>
+      </w:r>
+      <w:r>
+        <w:rPr>
+          <w:b/>
+        </w:rPr>
+        <w:t>source group</w:t>
+      </w:r>
+      <w:r>
+        <w:rPr>
+          <w:b w:val="0"/>
+        </w:rPr>
+        <w:t>s and image rows; never describe its flip as a new independent source. Changed-case check: Final-test group separation fails.</w:t>
+      </w:r>
+    </w:p>
+    <w:p>
+      <w:pPr>
+        <w:spacing w:line="336" w:lineRule="auto" w:after="180"/>
+      </w:pPr>
+      <w:r>
+        <w:rPr>
+          <w:b w:val="0"/>
+        </w:rPr>
+        <w:t>The transformed D image is still derived from the held-out source, despite a new filename.</w:t>
+      </w:r>
+    </w:p>
+    <w:p>
+      <w:pPr>
+        <w:spacing w:line="336" w:lineRule="auto" w:after="180"/>
+      </w:pPr>
+      <w:r>
+        <w:rPr>
+          <w:b w:val="0"/>
+        </w:rPr>
+        <w:t>Changed-case reasoning: Final-test group separation fails. The transformed D image is still derived from the held-out source, despite a new filename.</w:t>
+      </w:r>
+    </w:p>
+    <w:p>
+      <w:pPr>
+        <w:spacing w:line="336" w:lineRule="auto" w:after="180"/>
+      </w:pPr>
+      <w:r>
+        <w:rPr>
+          <w:b w:val="0"/>
+        </w:rPr>
+        <w:t xml:space="preserve">Collect each learner’s explanation before discussion. Use the first missing connection between </w:t>
+      </w:r>
+      <w:r>
+        <w:rPr>
+          <w:b/>
+        </w:rPr>
+        <w:t>input</w:t>
+      </w:r>
+      <w:r>
+        <w:rPr>
+          <w:b w:val="0"/>
+        </w:rPr>
+        <w:t xml:space="preserve">, deciding step and result to choose support. This question is worked-case practice, not fresh mastery </w:t>
+      </w:r>
+      <w:r>
+        <w:rPr>
+          <w:b/>
+        </w:rPr>
+        <w:t>evidence</w:t>
+      </w:r>
+      <w:r>
+        <w:rPr>
+          <w:b w:val="0"/>
+        </w:rPr>
+        <w:t>.</w:t>
+      </w:r>
+    </w:p>
+    <w:p>
+      <w:pPr>
+        <w:pStyle w:val="Heading1"/>
+      </w:pPr>
+      <w:r>
+        <w:t>04. Run the investigation and diagnose misconceptions</w:t>
+      </w:r>
+    </w:p>
+    <w:p>
+      <w:r>
+        <w:t>Run the Augmentation and leakage investigation and use the first unsupported step to choose a teaching response.</w:t>
+      </w:r>
+    </w:p>
+    <w:p>
+      <w:pPr>
+        <w:spacing w:line="336" w:lineRule="auto" w:after="180"/>
+      </w:pPr>
+      <w:r>
+        <w:rPr>
+          <w:b w:val="0"/>
+        </w:rPr>
+        <w:t>Every image flip preserves the label: Validity depends on the task; column swaps change non-tie labels here.</w:t>
+      </w:r>
+    </w:p>
+    <w:p>
+      <w:pPr>
+        <w:spacing w:line="336" w:lineRule="auto" w:after="180"/>
+      </w:pPr>
+      <w:r>
+        <w:rPr>
+          <w:b w:val="0"/>
+        </w:rPr>
+        <w:t>Different filenames prove independence: Lineage, shared subjects and identical content can connect different filenames.</w:t>
+      </w:r>
+    </w:p>
+    <w:p>
+      <w:pPr>
+        <w:spacing w:line="336" w:lineRule="auto" w:after="180"/>
+      </w:pPr>
+      <w:r>
+        <w:rPr>
+          <w:b w:val="0"/>
+        </w:rPr>
+        <w:t>More augmented files mean more independent examples: Variants retain dependence on their source; report both group and record counts.</w:t>
+      </w:r>
+    </w:p>
+    <w:p>
+      <w:pPr>
+        <w:spacing w:line="336" w:lineRule="auto" w:after="180"/>
+      </w:pPr>
+      <w:r>
+        <w:rPr>
+          <w:b w:val="0"/>
+        </w:rPr>
+        <w:t xml:space="preserve">Use Section 9 for the </w:t>
+      </w:r>
+      <w:r>
+        <w:rPr>
+          <w:b/>
+        </w:rPr>
+        <w:t>evidence</w:t>
+      </w:r>
+      <w:r>
+        <w:rPr>
+          <w:b w:val="0"/>
+        </w:rPr>
+        <w:t xml:space="preserve"> ledger. Add a boundary or missing-</w:t>
+      </w:r>
+      <w:r>
+        <w:rPr>
+          <w:b/>
+        </w:rPr>
+        <w:t>input</w:t>
+      </w:r>
+      <w:r>
+        <w:rPr>
+          <w:b w:val="0"/>
+        </w:rPr>
+        <w:t xml:space="preserve"> case and record the expected response before checking. More successful repeats of one case do not establish wider coverage.</w:t>
       </w:r>
     </w:p>
     <w:p>
@@ -1709,29 +2850,38 @@
       </w:tr>
     </w:tbl>
     <w:p>
-      <w:r>
-        <w:t>Offer an oral explanation, drawing, enlarged visual or fewer examples when that removes a reading/writing barrier. Keep the same reasoning goal. Stretch secure learners by changing a boundary or assumption and asking them to defend the effect, not simply by assigning more of the same questions.</w:t>
+      <w:pPr>
+        <w:spacing w:line="336" w:lineRule="auto" w:after="180"/>
+      </w:pPr>
+      <w:r>
+        <w:rPr>
+          <w:b w:val="0"/>
+        </w:rPr>
+        <w:t>Offer an oral explanation, drawing, enlarged visual or fewer examples when that removes a reading/writing barrier. Keep the same reasoning goal.</w:t>
       </w:r>
     </w:p>
     <w:p>
       <w:pPr>
-        <w:pStyle w:val="Heading1"/>
-      </w:pPr>
-      <w:r>
-        <w:t>05. Assess and explain the answers</w:t>
+        <w:spacing w:line="336" w:lineRule="auto" w:after="180"/>
+      </w:pPr>
+      <w:r>
+        <w:rPr>
+          <w:b w:val="0"/>
+        </w:rPr>
+        <w:t>Stretch secure learners by changing a boundary or assumption and asking them to defend the effect, not simply by assigning more of the same questions.</w:t>
       </w:r>
     </w:p>
     <w:p>
       <w:pPr>
-        <w:pStyle w:val="Heading3"/>
-      </w:pPr>
-      <w:r>
-        <w:t>Guided and exit questions</w:t>
+        <w:pStyle w:val="Heading1"/>
+      </w:pPr>
+      <w:r>
+        <w:t>05. Assess and explain the answers</w:t>
       </w:r>
     </w:p>
     <w:p>
       <w:r>
-        <w:t>Guided: the split is invalid for unseen-source evaluation because A2 derives from A regardless of filename. Keep the entire A group in training and replace the validation group, then rerun any affected selection. Exit: budgets are 180 versus 60 updates, so they are not matched. Predeclare an equal update budget and record repetition policies; 36 records still represent only 12 original source groups.</w:t>
+        <w:t>Use the Augmentation and leakage questions, teacher keys and criteria after the relevant attempts. Previously discussed cases are practice; protect the separately selected independent task.</w:t>
       </w:r>
     </w:p>
     <w:p>
@@ -1739,17 +2889,53 @@
         <w:pStyle w:val="Heading3"/>
       </w:pPr>
       <w:r>
-        <w:t>W1 Check the label after a transformation</w:t>
+        <w:t>Guided and exit questions</w:t>
       </w:r>
     </w:p>
     <w:p>
-      <w:r>
-        <w:t>For rows [0, 1], [0, 1], compute d and class before and after swapping rows and after swapping columns.</w:t>
+      <w:pPr>
+        <w:spacing w:line="336" w:lineRule="auto" w:after="180"/>
+      </w:pPr>
+      <w:r>
+        <w:rPr>
+          <w:b w:val="0"/>
+        </w:rPr>
+        <w:t xml:space="preserve">Guided: the split is invalid for unseen-source evaluation because A2 derives from A regardless of filename. Keep the entire A group in </w:t>
+      </w:r>
+      <w:r>
+        <w:rPr>
+          <w:b/>
+        </w:rPr>
+        <w:t>training</w:t>
+      </w:r>
+      <w:r>
+        <w:rPr>
+          <w:b w:val="0"/>
+        </w:rPr>
+        <w:t xml:space="preserve"> and replace the validation group, then rerun any affected selection.</w:t>
       </w:r>
     </w:p>
     <w:p>
-      <w:r>
-        <w:t>Teacher explanation: Original d = -2 and class 0. Row swapping leaves d = -2 and class 0. Column swapping gives rows [1, 0], [1, 0], d = 2 and class 1.</w:t>
+      <w:pPr>
+        <w:spacing w:line="336" w:lineRule="auto" w:after="180"/>
+      </w:pPr>
+      <w:r>
+        <w:rPr>
+          <w:b w:val="0"/>
+        </w:rPr>
+        <w:t xml:space="preserve">Exit: budgets are 180 versus 60 updates, so they are not matched. Predeclare an equal update budget and record repetition policies; 36 records still represent only 12 original </w:t>
+      </w:r>
+      <w:r>
+        <w:rPr>
+          <w:b/>
+        </w:rPr>
+        <w:t>source group</w:t>
+      </w:r>
+      <w:r>
+        <w:rPr>
+          <w:b w:val="0"/>
+        </w:rPr>
+        <w:t>s.</w:t>
       </w:r>
     </w:p>
     <w:p>
@@ -1757,17 +2943,27 @@
         <w:pStyle w:val="Heading3"/>
       </w:pPr>
       <w:r>
-        <w:t>W2 Keep the equality boundary</w:t>
+        <w:t>W1 Check the label after a transformation</w:t>
       </w:r>
     </w:p>
     <w:p>
-      <w:r>
-        <w:t>For rows [1, 0], [0, 1], compute d and class before and after a column swap. Why is always replacing a label by 1 minus the label incorrect?</w:t>
+      <w:pPr>
+        <w:pStyle w:val="Heading3"/>
+      </w:pPr>
+      <w:r>
+        <w:t>Workbook question · W1</w:t>
       </w:r>
     </w:p>
     <w:p>
-      <w:r>
-        <w:t>Teacher explanation: Both differences are 0 and both labels are class 0. Complementing class 0 would give class 1, which is wrong for ties.</w:t>
+      <w:pPr>
+        <w:spacing w:line="336" w:lineRule="auto" w:after="180"/>
+        <w:shd w:fill="F5F1FB"/>
+      </w:pPr>
+      <w:r>
+        <w:rPr>
+          <w:b w:val="0"/>
+        </w:rPr>
+        <w:t>For rows [0, 1], [0, 1], compute d and class before and after swapping rows and after swapping columns.</w:t>
       </w:r>
     </w:p>
     <w:p>
@@ -1775,17 +2971,27 @@
         <w:pStyle w:val="Heading3"/>
       </w:pPr>
       <w:r>
-        <w:t>W3 Audit related records</w:t>
+        <w:t>Teacher reasoning · W1</w:t>
       </w:r>
     </w:p>
     <w:p>
-      <w:r>
-        <w:t>Training contains P original and Q original. Validation contains P crop and R original. Final test contains S original. P crop is derived from P original. Identify the overlap and explain what must be rerun if this validation set already selected a model.</w:t>
+      <w:pPr>
+        <w:spacing w:line="336" w:lineRule="auto" w:after="180"/>
+        <w:shd w:fill="F1F6FC"/>
+      </w:pPr>
+      <w:r>
+        <w:rPr>
+          <w:b w:val="0"/>
+        </w:rPr>
+        <w:t>Teacher explanation: Original d = -2 and class 0. Row swapping leaves d = -2 and class 0. Column swapping gives rows [1, 0], [1, 0], d = 2 and class 1.</w:t>
       </w:r>
     </w:p>
     <w:p>
-      <w:r>
-        <w:t>Teacher explanation: Source P crosses training and validation. Keep all P records in one split and choose distinct evaluation groups. Rerun training and model selection on the corrected plan; the old validation score does not describe the repaired experiment.</w:t>
+      <w:pPr>
+        <w:pStyle w:val="Heading3"/>
+      </w:pPr>
+      <w:r>
+        <w:t>W2 Keep the equality boundary</w:t>
       </w:r>
     </w:p>
     <w:p>
@@ -1793,48 +2999,85 @@
         <w:pStyle w:val="Heading3"/>
       </w:pPr>
       <w:r>
-        <w:t>W4 Design a grouped split independently</w:t>
+        <w:t>Workbook question · W2</w:t>
       </w:r>
     </w:p>
     <w:p>
-      <w:r>
-        <w:t>Six fictional source groups J, K, L, M, N and O each have one original and three derived records. Assign J, K and L to training, M to validation and N, O to final test. Keep all four records per training group but only originals for evaluation. Give source and retained-record counts per split, total retained records and excluded derived records.</w:t>
+      <w:pPr>
+        <w:spacing w:line="336" w:lineRule="auto" w:after="180"/>
+        <w:shd w:fill="F5F1FB"/>
+      </w:pPr>
+      <w:r>
+        <w:rPr>
+          <w:b w:val="0"/>
+        </w:rPr>
+        <w:t>For rows [1, 0], [0, 1], compute d and class before and after a column swap. Why is always replacing a label by 1 minus the label incorrect?</w:t>
       </w:r>
     </w:p>
     <w:p>
-      <w:r>
-        <w:t>Teacher explanation: Training: 3 groups and 12 records. Validation: 1 group and 1 record. Final test: 2 groups and 2 records. Total retained records are 15. Nine derived evaluation records are excluded. No group crosses splits; the small group counts still limit evaluation evidence.</w:t>
+      <w:pPr>
+        <w:pStyle w:val="Heading3"/>
+      </w:pPr>
+      <w:r>
+        <w:t>Teacher reasoning · W2</w:t>
       </w:r>
     </w:p>
     <w:p>
       <w:pPr>
-        <w:pStyle w:val="Heading3"/>
-      </w:pPr>
-      <w:r>
-        <w:t>W5 Match a training budget</w:t>
+        <w:spacing w:line="336" w:lineRule="auto" w:after="180"/>
+        <w:shd w:fill="F1F6FC"/>
+      </w:pPr>
+      <w:r>
+        <w:rPr>
+          <w:b w:val="0"/>
+        </w:rPr>
+        <w:t>Teacher explanation: Both differences are 0 and both labels are class 0. Complementing class 0 would give class 1, which is wrong for ties.</w:t>
       </w:r>
     </w:p>
     <w:p>
-      <w:r>
-        <w:t>Eight source images each have an original plus two variants. Compare four epochs of these 24 records with four epochs of the eight originals, using one-example batches. Give both update counts and one way to match budgets without using final outcomes.</w:t>
+      <w:pPr>
+        <w:pStyle w:val="Heading3"/>
+      </w:pPr>
+      <w:r>
+        <w:t>W3 Audit related records</w:t>
       </w:r>
     </w:p>
     <w:p>
-      <w:r>
-        <w:t>Teacher explanation: Augmented run uses 96 updates; original-only run uses 32. Predeclare 96 updates for both, equivalent to 12 passes over the originals for the baseline. Record repetition and augmentation policies, use validation for choices and keep final evaluation reserved.</w:t>
+      <w:pPr>
+        <w:pStyle w:val="Heading3"/>
+      </w:pPr>
+      <w:r>
+        <w:t>Workbook question · W3</w:t>
       </w:r>
     </w:p>
     <w:p>
       <w:pPr>
-        <w:pStyle w:val="Heading3"/>
-      </w:pPr>
-      <w:r>
-        <w:t>Independent assessment and fresh retry</w:t>
+        <w:spacing w:line="336" w:lineRule="auto" w:after="180"/>
+        <w:shd w:fill="F5F1FB"/>
+      </w:pPr>
+      <w:r>
+        <w:rPr>
+          <w:b/>
+        </w:rPr>
+        <w:t>Training</w:t>
+      </w:r>
+      <w:r>
+        <w:rPr>
+          <w:b w:val="0"/>
+        </w:rPr>
+        <w:t xml:space="preserve"> contains P original and Q original. Validation contains P crop and R original. Final test contains S original. P crop is derived from P original.</w:t>
       </w:r>
     </w:p>
     <w:p>
-      <w:r>
-        <w:t>W4 requires source counts 3, 1, 2 and retained counts 12, 1, 2, with 15 total records and 9 excluded derived records. Fresh retry: five groups A through E each have an original plus two variants. Train on A and B using all records, validate on C original and test on D and E originals. Source counts are 2, 1, 2; retained records are 6, 1, 2; total 9, with 6 derived evaluation records excluded. Three augmented epochs at batch size 1 use 18 updates, compared with 6 for three epochs over two originals.</w:t>
+      <w:pPr>
+        <w:spacing w:line="336" w:lineRule="auto" w:after="180"/>
+        <w:shd w:fill="F5F1FB"/>
+      </w:pPr>
+      <w:r>
+        <w:rPr>
+          <w:b w:val="0"/>
+        </w:rPr>
+        <w:t>Identify the overlap and explain what must be rerun if this validation set already selected a model.</w:t>
       </w:r>
     </w:p>
     <w:p>
@@ -1842,25 +3085,463 @@
         <w:pStyle w:val="Heading3"/>
       </w:pPr>
       <w:r>
-        <w:t>Assess independent transfer</w:t>
+        <w:t>Teacher reasoning · W3</w:t>
       </w:r>
     </w:p>
     <w:p>
-      <w:r>
-        <w:t>Selected case: Six fictional source groups J, K, L, M, N and O each have one original and three derived records. Assign J, K and L to training, M to validation and N, O to final test. Keep all four records per training group but only originals for evaluation. Give source and retained-record counts per split, total retained records and excluded derived records.</w:t>
+      <w:pPr>
+        <w:spacing w:line="336" w:lineRule="auto" w:after="180"/>
+        <w:shd w:fill="F1F6FC"/>
+      </w:pPr>
+      <w:r>
+        <w:rPr>
+          <w:b w:val="0"/>
+        </w:rPr>
+        <w:t xml:space="preserve">Teacher explanation: Source P crosses </w:t>
+      </w:r>
+      <w:r>
+        <w:rPr>
+          <w:b/>
+        </w:rPr>
+        <w:t>training</w:t>
+      </w:r>
+      <w:r>
+        <w:rPr>
+          <w:b w:val="0"/>
+        </w:rPr>
+        <w:t xml:space="preserve"> and validation. Keep all P records in one split and choose distinct evaluation groups.</w:t>
       </w:r>
     </w:p>
     <w:p>
       <w:pPr>
-        <w:pStyle w:val="Heading3"/>
-      </w:pPr>
-      <w:r>
-        <w:t>Selected case answer</w:t>
+        <w:spacing w:line="336" w:lineRule="auto" w:after="180"/>
+        <w:shd w:fill="F1F6FC"/>
+      </w:pPr>
+      <w:r>
+        <w:rPr>
+          <w:b w:val="0"/>
+        </w:rPr>
+        <w:t xml:space="preserve">Rerun </w:t>
+      </w:r>
+      <w:r>
+        <w:rPr>
+          <w:b/>
+        </w:rPr>
+        <w:t>training</w:t>
+      </w:r>
+      <w:r>
+        <w:rPr>
+          <w:b w:val="0"/>
+        </w:rPr>
+        <w:t xml:space="preserve"> and model selection on the corrected plan; the old validation score does not describe the repaired experiment.</w:t>
       </w:r>
     </w:p>
     <w:p>
-      <w:r>
-        <w:t>Teacher explanation: Training: 3 groups and 12 records. Validation: 1 group and 1 record. Final test: 2 groups and 2 records. Total retained records are 15. Nine derived evaluation records are excluded. No group crosses splits; the small group counts still limit evaluation evidence.</w:t>
+      <w:pPr>
+        <w:pStyle w:val="Heading3"/>
+      </w:pPr>
+      <w:r>
+        <w:t>W4 Design a grouped split independently</w:t>
+      </w:r>
+    </w:p>
+    <w:p>
+      <w:pPr>
+        <w:pStyle w:val="Heading3"/>
+      </w:pPr>
+      <w:r>
+        <w:t>Workbook question · W4</w:t>
+      </w:r>
+    </w:p>
+    <w:p>
+      <w:pPr>
+        <w:spacing w:line="336" w:lineRule="auto" w:after="180"/>
+        <w:shd w:fill="F5F1FB"/>
+      </w:pPr>
+      <w:r>
+        <w:rPr>
+          <w:b w:val="0"/>
+        </w:rPr>
+        <w:t xml:space="preserve">Six fictional </w:t>
+      </w:r>
+      <w:r>
+        <w:rPr>
+          <w:b/>
+        </w:rPr>
+        <w:t>source group</w:t>
+      </w:r>
+      <w:r>
+        <w:rPr>
+          <w:b w:val="0"/>
+        </w:rPr>
+        <w:t xml:space="preserve">s J, K, L, M, N and O each have one original and three derived records. Assign J, K and L to </w:t>
+      </w:r>
+      <w:r>
+        <w:rPr>
+          <w:b/>
+        </w:rPr>
+        <w:t>training</w:t>
+      </w:r>
+      <w:r>
+        <w:rPr>
+          <w:b w:val="0"/>
+        </w:rPr>
+        <w:t>, M to validation and N, O to final test.</w:t>
+      </w:r>
+    </w:p>
+    <w:p>
+      <w:pPr>
+        <w:spacing w:line="336" w:lineRule="auto" w:after="180"/>
+        <w:shd w:fill="F5F1FB"/>
+      </w:pPr>
+      <w:r>
+        <w:rPr>
+          <w:b w:val="0"/>
+        </w:rPr>
+        <w:t xml:space="preserve">Keep all four records per </w:t>
+      </w:r>
+      <w:r>
+        <w:rPr>
+          <w:b/>
+        </w:rPr>
+        <w:t>training</w:t>
+      </w:r>
+      <w:r>
+        <w:rPr>
+          <w:b w:val="0"/>
+        </w:rPr>
+        <w:t xml:space="preserve"> group but only originals for evaluation. Give source and retained-record counts per split, total retained records and excluded derived records.</w:t>
+      </w:r>
+    </w:p>
+    <w:p>
+      <w:pPr>
+        <w:pStyle w:val="Heading3"/>
+      </w:pPr>
+      <w:r>
+        <w:t>Teacher reasoning · W4</w:t>
+      </w:r>
+    </w:p>
+    <w:p>
+      <w:pPr>
+        <w:spacing w:line="336" w:lineRule="auto" w:after="180"/>
+        <w:shd w:fill="F1F6FC"/>
+      </w:pPr>
+      <w:r>
+        <w:rPr>
+          <w:b w:val="0"/>
+        </w:rPr>
+        <w:t xml:space="preserve">Teacher explanation: </w:t>
+      </w:r>
+      <w:r>
+        <w:rPr>
+          <w:b/>
+        </w:rPr>
+        <w:t>Training</w:t>
+      </w:r>
+      <w:r>
+        <w:rPr>
+          <w:b w:val="0"/>
+        </w:rPr>
+        <w:t>: 3 groups and 12 records. Validation: 1 group and 1 record. Final test: 2 groups and 2 records. Total retained records are 15. Nine derived evaluation records are excluded.</w:t>
+      </w:r>
+    </w:p>
+    <w:p>
+      <w:pPr>
+        <w:spacing w:line="336" w:lineRule="auto" w:after="180"/>
+        <w:shd w:fill="F1F6FC"/>
+      </w:pPr>
+      <w:r>
+        <w:rPr>
+          <w:b w:val="0"/>
+        </w:rPr>
+        <w:t xml:space="preserve">No group crosses splits; the small group counts still limit evaluation </w:t>
+      </w:r>
+      <w:r>
+        <w:rPr>
+          <w:b/>
+        </w:rPr>
+        <w:t>evidence</w:t>
+      </w:r>
+      <w:r>
+        <w:rPr>
+          <w:b w:val="0"/>
+        </w:rPr>
+        <w:t>.</w:t>
+      </w:r>
+    </w:p>
+    <w:p>
+      <w:pPr>
+        <w:pStyle w:val="Heading3"/>
+      </w:pPr>
+      <w:r>
+        <w:t>W5 Match a training budget</w:t>
+      </w:r>
+    </w:p>
+    <w:p>
+      <w:pPr>
+        <w:pStyle w:val="Heading3"/>
+      </w:pPr>
+      <w:r>
+        <w:t>Workbook question · W5</w:t>
+      </w:r>
+    </w:p>
+    <w:p>
+      <w:pPr>
+        <w:spacing w:line="336" w:lineRule="auto" w:after="180"/>
+        <w:shd w:fill="F5F1FB"/>
+      </w:pPr>
+      <w:r>
+        <w:rPr>
+          <w:b w:val="0"/>
+        </w:rPr>
+        <w:t>Eight source images each have an original plus two variants. Compare four epochs of these 24 records with four epochs of the eight originals, using one-example batches.</w:t>
+      </w:r>
+    </w:p>
+    <w:p>
+      <w:pPr>
+        <w:spacing w:line="336" w:lineRule="auto" w:after="180"/>
+        <w:shd w:fill="F5F1FB"/>
+      </w:pPr>
+      <w:r>
+        <w:rPr>
+          <w:b w:val="0"/>
+        </w:rPr>
+        <w:t>Give both update counts and one way to match budgets without using final outcomes.</w:t>
+      </w:r>
+    </w:p>
+    <w:p>
+      <w:pPr>
+        <w:pStyle w:val="Heading3"/>
+      </w:pPr>
+      <w:r>
+        <w:t>Teacher reasoning · W5</w:t>
+      </w:r>
+    </w:p>
+    <w:p>
+      <w:pPr>
+        <w:spacing w:line="336" w:lineRule="auto" w:after="180"/>
+        <w:shd w:fill="F1F6FC"/>
+      </w:pPr>
+      <w:r>
+        <w:rPr>
+          <w:b w:val="0"/>
+        </w:rPr>
+        <w:t>Teacher explanation: Augmented run uses 96 updates; original-only run uses 32. Predeclare 96 updates for both, equivalent to 12 passes over the originals for the baseline.</w:t>
+      </w:r>
+    </w:p>
+    <w:p>
+      <w:pPr>
+        <w:spacing w:line="336" w:lineRule="auto" w:after="180"/>
+        <w:shd w:fill="F1F6FC"/>
+      </w:pPr>
+      <w:r>
+        <w:rPr>
+          <w:b w:val="0"/>
+        </w:rPr>
+        <w:t xml:space="preserve">Record repetition and </w:t>
+      </w:r>
+      <w:r>
+        <w:rPr>
+          <w:b/>
+        </w:rPr>
+        <w:t>augmentation</w:t>
+      </w:r>
+      <w:r>
+        <w:rPr>
+          <w:b w:val="0"/>
+        </w:rPr>
+        <w:t xml:space="preserve"> policies, use validation for choices and keep final evaluation reserved.</w:t>
+      </w:r>
+    </w:p>
+    <w:p>
+      <w:pPr>
+        <w:pStyle w:val="Heading3"/>
+      </w:pPr>
+      <w:r>
+        <w:t>Independent assessment and fresh retry</w:t>
+      </w:r>
+    </w:p>
+    <w:p>
+      <w:pPr>
+        <w:pStyle w:val="Heading3"/>
+      </w:pPr>
+      <w:r>
+        <w:t>Teacher key · Independent assessment and fresh retry</w:t>
+      </w:r>
+    </w:p>
+    <w:p>
+      <w:pPr>
+        <w:spacing w:line="336" w:lineRule="auto" w:after="180"/>
+        <w:shd w:fill="F1F6FC"/>
+      </w:pPr>
+      <w:r>
+        <w:rPr>
+          <w:b w:val="0"/>
+        </w:rPr>
+        <w:t>W4 requires source counts 3, 1, 2 and retained counts 12, 1, 2, with 15 total records and 9 excluded derived records. Fresh retry: five groups A through E each have an original plus two variants.</w:t>
+      </w:r>
+    </w:p>
+    <w:p>
+      <w:pPr>
+        <w:spacing w:line="336" w:lineRule="auto" w:after="180"/>
+        <w:shd w:fill="F1F6FC"/>
+      </w:pPr>
+      <w:r>
+        <w:rPr>
+          <w:b w:val="0"/>
+        </w:rPr>
+        <w:t>Train on A and B using all records, validate on C original and test on D and E originals. Source counts are 2, 1, 2; retained records are 6, 1, 2; total 9, with 6 derived evaluation records excluded.</w:t>
+      </w:r>
+    </w:p>
+    <w:p>
+      <w:pPr>
+        <w:spacing w:line="336" w:lineRule="auto" w:after="180"/>
+        <w:shd w:fill="F1F6FC"/>
+      </w:pPr>
+      <w:r>
+        <w:rPr>
+          <w:b w:val="0"/>
+        </w:rPr>
+        <w:t>Three augmented epochs at batch size 1 use 18 updates, compared with 6 for three epochs over two originals.</w:t>
+      </w:r>
+    </w:p>
+    <w:p>
+      <w:pPr>
+        <w:pStyle w:val="Heading3"/>
+      </w:pPr>
+      <w:r>
+        <w:t>Assess independent transfer</w:t>
+      </w:r>
+    </w:p>
+    <w:p>
+      <w:pPr>
+        <w:pStyle w:val="Heading3"/>
+      </w:pPr>
+      <w:r>
+        <w:t>Independent question · withhold the key</w:t>
+      </w:r>
+    </w:p>
+    <w:p>
+      <w:pPr>
+        <w:spacing w:line="336" w:lineRule="auto" w:after="180"/>
+        <w:shd w:fill="F5F1FB"/>
+      </w:pPr>
+      <w:r>
+        <w:rPr>
+          <w:b w:val="0"/>
+        </w:rPr>
+        <w:t xml:space="preserve">Selected case: Six fictional </w:t>
+      </w:r>
+      <w:r>
+        <w:rPr>
+          <w:b/>
+        </w:rPr>
+        <w:t>source group</w:t>
+      </w:r>
+      <w:r>
+        <w:rPr>
+          <w:b w:val="0"/>
+        </w:rPr>
+        <w:t xml:space="preserve">s J, K, L, M, N and O each have one original and three derived records. Assign J, K and L to </w:t>
+      </w:r>
+      <w:r>
+        <w:rPr>
+          <w:b/>
+        </w:rPr>
+        <w:t>training</w:t>
+      </w:r>
+      <w:r>
+        <w:rPr>
+          <w:b w:val="0"/>
+        </w:rPr>
+        <w:t>, M to validation and N, O to final test.</w:t>
+      </w:r>
+    </w:p>
+    <w:p>
+      <w:pPr>
+        <w:spacing w:line="336" w:lineRule="auto" w:after="180"/>
+        <w:shd w:fill="F5F1FB"/>
+      </w:pPr>
+      <w:r>
+        <w:rPr>
+          <w:b w:val="0"/>
+        </w:rPr>
+        <w:t xml:space="preserve">Keep all four records per </w:t>
+      </w:r>
+      <w:r>
+        <w:rPr>
+          <w:b/>
+        </w:rPr>
+        <w:t>training</w:t>
+      </w:r>
+      <w:r>
+        <w:rPr>
+          <w:b w:val="0"/>
+        </w:rPr>
+        <w:t xml:space="preserve"> group but only originals for evaluation. Give source and retained-record counts per split, total retained records and excluded derived records.</w:t>
+      </w:r>
+    </w:p>
+    <w:p>
+      <w:pPr>
+        <w:pStyle w:val="Heading3"/>
+      </w:pPr>
+      <w:r>
+        <w:t>Selected case answer</w:t>
+      </w:r>
+    </w:p>
+    <w:p>
+      <w:pPr>
+        <w:pStyle w:val="Heading3"/>
+      </w:pPr>
+      <w:r>
+        <w:t>Teacher key · Selected case answer</w:t>
+      </w:r>
+    </w:p>
+    <w:p>
+      <w:pPr>
+        <w:spacing w:line="336" w:lineRule="auto" w:after="180"/>
+        <w:shd w:fill="F1F6FC"/>
+      </w:pPr>
+      <w:r>
+        <w:rPr>
+          <w:b w:val="0"/>
+        </w:rPr>
+        <w:t xml:space="preserve">Teacher explanation: </w:t>
+      </w:r>
+      <w:r>
+        <w:rPr>
+          <w:b/>
+        </w:rPr>
+        <w:t>Training</w:t>
+      </w:r>
+      <w:r>
+        <w:rPr>
+          <w:b w:val="0"/>
+        </w:rPr>
+        <w:t>: 3 groups and 12 records. Validation: 1 group and 1 record. Final test: 2 groups and 2 records. Total retained records are 15. Nine derived evaluation records are excluded.</w:t>
+      </w:r>
+    </w:p>
+    <w:p>
+      <w:pPr>
+        <w:spacing w:line="336" w:lineRule="auto" w:after="180"/>
+        <w:shd w:fill="F1F6FC"/>
+      </w:pPr>
+      <w:r>
+        <w:rPr>
+          <w:b w:val="0"/>
+        </w:rPr>
+        <w:t xml:space="preserve">No group crosses splits; the small group counts still limit evaluation </w:t>
+      </w:r>
+      <w:r>
+        <w:rPr>
+          <w:b/>
+        </w:rPr>
+        <w:t>evidence</w:t>
+      </w:r>
+      <w:r>
+        <w:rPr>
+          <w:b w:val="0"/>
+        </w:rPr>
+        <w:t>.</w:t>
       </w:r>
     </w:p>
     <w:tbl>
@@ -1966,67 +3647,257 @@
       </w:tr>
     </w:tbl>
     <w:p>
-      <w:r>
-        <w:t>Record each dimension as not yet, with support, or independent. Accept a valid alternative procedure with a defensible trace. Do not penalise an honestly recorded model failure if the learner correctly explains its evidence and limits.</w:t>
+      <w:pPr>
+        <w:pStyle w:val="Heading3"/>
+      </w:pPr>
+      <w:r>
+        <w:t>Teacher key · Selected case answer</w:t>
       </w:r>
     </w:p>
     <w:p>
       <w:pPr>
-        <w:pStyle w:val="Heading3"/>
-      </w:pPr>
-      <w:r>
-        <w:t>Feedback that the learner uses</w:t>
+        <w:spacing w:line="336" w:lineRule="auto" w:after="180"/>
+        <w:shd w:fill="F1F6FC"/>
+      </w:pPr>
+      <w:r>
+        <w:rPr>
+          <w:b w:val="0"/>
+        </w:rPr>
+        <w:t>Record each dimension as not yet, with support, or independent. Accept a valid alternative procedure with a defensible trace.</w:t>
       </w:r>
     </w:p>
     <w:p>
-      <w:r>
-        <w:t>Name the earliest unsupported step and give one action to repair it. Have the learner make that repair now and explain why. Then assess the relevant skill on a fresh, fully specified case. Confirm it was not previously practised with feedback; solve and check the new case before assigning it. A follow-up design prompt is a starting brief, not automatically an equivalent test.</w:t>
+      <w:pPr>
+        <w:spacing w:line="336" w:lineRule="auto" w:after="180"/>
+        <w:shd w:fill="F1F6FC"/>
+      </w:pPr>
+      <w:r>
+        <w:rPr>
+          <w:b w:val="0"/>
+        </w:rPr>
+        <w:t xml:space="preserve">Do not penalise an honestly recorded model failure if the learner correctly explains its </w:t>
+      </w:r>
+      <w:r>
+        <w:rPr>
+          <w:b/>
+        </w:rPr>
+        <w:t>evidence</w:t>
+      </w:r>
+      <w:r>
+        <w:rPr>
+          <w:b w:val="0"/>
+        </w:rPr>
+        <w:t xml:space="preserve"> and limits.</w:t>
       </w:r>
     </w:p>
     <w:p>
       <w:pPr>
-        <w:pStyle w:val="Heading1"/>
-      </w:pPr>
-      <w:r>
-        <w:t>06. Connect the project, support and next lesson</w:t>
+        <w:pStyle w:val="Heading3"/>
+      </w:pPr>
+      <w:r>
+        <w:t>Feedback that the learner uses</w:t>
       </w:r>
     </w:p>
     <w:p>
-      <w:r>
-        <w:t>Add a labelled augmentation and leakage evidence sheet to Image-pattern Network Investigation. Show how you can check whether a transformation preserves the task label. Use the supplied fictional case and keep its inputs, intermediate steps, calculation or prediction, and limitation. Connect this record to last week’s record; a matching answer without a trace is insufficient.</w:t>
+      <w:pPr>
+        <w:spacing w:line="336" w:lineRule="auto" w:after="180"/>
+      </w:pPr>
+      <w:r>
+        <w:rPr>
+          <w:b w:val="0"/>
+        </w:rPr>
+        <w:t>Name the earliest unsupported step and give one action to repair it. Have the learner make that repair now and explain why. Then assess the relevant skill on a fresh, fully specified case.</w:t>
       </w:r>
     </w:p>
     <w:p>
-      <w:r>
-        <w:t>Use cards with source ID and variant ID in separate columns. Provide a split ledger and distinguish original count, variant count and total record count. Extension: enumerate all sixteen binary images to verify row-swap preservation, count column-swap label changes, and identify the equality cases that defeat automatic label complementation.</w:t>
+      <w:pPr>
+        <w:spacing w:line="336" w:lineRule="auto" w:after="180"/>
+      </w:pPr>
+      <w:r>
+        <w:rPr>
+          <w:b w:val="0"/>
+        </w:rPr>
+        <w:t>Confirm it was not previously practised with feedback; solve and check the new case before assigning it. A follow-up design prompt is a starting brief, not automatically an equivalent test.</w:t>
       </w:r>
     </w:p>
     <w:p>
-      <w:r>
-        <w:t>Week 25 introduces sequence representations and the information preserved by order.</w:t>
+      <w:pPr>
+        <w:pStyle w:val="Heading1"/>
+      </w:pPr>
+      <w:r>
+        <w:t>06. Connect the project, support and next lesson</w:t>
       </w:r>
     </w:p>
     <w:p>
       <w:r>
-        <w:t>Retain the project ledger and assess a changed case after support. Check the relevant prerequisite before carrying this component forward.</w:t>
+        <w:t>Connect Augmentation and leakage to Image-pattern Network Investigation, adapt support and plan a later changed-case check.</w:t>
       </w:r>
     </w:p>
     <w:p>
       <w:pPr>
-        <w:pStyle w:val="Heading3"/>
-      </w:pPr>
-      <w:r>
-        <w:t>Plan the delayed return</w:t>
+        <w:spacing w:line="336" w:lineRule="auto" w:after="180"/>
+      </w:pPr>
+      <w:r>
+        <w:rPr>
+          <w:b w:val="0"/>
+        </w:rPr>
+        <w:t xml:space="preserve">Add a labelled </w:t>
+      </w:r>
+      <w:r>
+        <w:rPr>
+          <w:b/>
+        </w:rPr>
+        <w:t>augmentation</w:t>
+      </w:r>
+      <w:r>
+        <w:rPr>
+          <w:b w:val="0"/>
+        </w:rPr>
+        <w:t xml:space="preserve"> and </w:t>
+      </w:r>
+      <w:r>
+        <w:rPr>
+          <w:b/>
+        </w:rPr>
+        <w:t>leakage</w:t>
+      </w:r>
+      <w:r>
+        <w:rPr>
+          <w:b w:val="0"/>
+        </w:rPr>
+        <w:t xml:space="preserve"> </w:t>
+      </w:r>
+      <w:r>
+        <w:rPr>
+          <w:b/>
+        </w:rPr>
+        <w:t>evidence</w:t>
+      </w:r>
+      <w:r>
+        <w:rPr>
+          <w:b w:val="0"/>
+        </w:rPr>
+        <w:t xml:space="preserve"> sheet to Image-pattern Network Investigation. Show how you can check whether a transformation preserves the task label.</w:t>
       </w:r>
     </w:p>
     <w:p>
-      <w:r>
-        <w:t>Suggested return points in this level: ai-5/25, ai-5/27, ai-5/30. Use actual classroom dates, adjusting for holidays and gaps. One, three and six teaching weeks are scheduling choices, not a claimed optimal spacing.</w:t>
+      <w:pPr>
+        <w:spacing w:line="336" w:lineRule="auto" w:after="180"/>
+      </w:pPr>
+      <w:r>
+        <w:rPr>
+          <w:b w:val="0"/>
+        </w:rPr>
+        <w:t xml:space="preserve">Use the supplied fictional case and keep its </w:t>
+      </w:r>
+      <w:r>
+        <w:rPr>
+          <w:b/>
+        </w:rPr>
+        <w:t>input</w:t>
+      </w:r>
+      <w:r>
+        <w:rPr>
+          <w:b w:val="0"/>
+        </w:rPr>
+        <w:t xml:space="preserve">s, intermediate steps, calculation or </w:t>
+      </w:r>
+      <w:r>
+        <w:rPr>
+          <w:b/>
+        </w:rPr>
+        <w:t>prediction</w:t>
+      </w:r>
+      <w:r>
+        <w:rPr>
+          <w:b w:val="0"/>
+        </w:rPr>
+        <w:t>, and limitation. Connect this record to last week’s record; a matching answer without a trace is insufficient.</w:t>
       </w:r>
     </w:p>
     <w:p>
-      <w:r>
-        <w:t>At a delayed check, ask for the idea from memory and a changed application. Compare with the earlier independent response and record support used. For a new level, revisit the previous capstone before checking the new prerequisites.</w:t>
+      <w:pPr>
+        <w:spacing w:line="336" w:lineRule="auto" w:after="180"/>
+      </w:pPr>
+      <w:r>
+        <w:rPr>
+          <w:b w:val="0"/>
+        </w:rPr>
+        <w:t>Use cards with source ID and variant ID in separate columns. Provide a split ledger and distinguish original count, variant count and total record count.</w:t>
+      </w:r>
+    </w:p>
+    <w:p>
+      <w:pPr>
+        <w:spacing w:line="336" w:lineRule="auto" w:after="180"/>
+      </w:pPr>
+      <w:r>
+        <w:rPr>
+          <w:b w:val="0"/>
+        </w:rPr>
+        <w:t>Extension: enumerate all sixteen binary images to verify row-swap preservation, count column-swap label changes, and identify the equality cases that defeat automatic label complementation.</w:t>
+      </w:r>
+    </w:p>
+    <w:p>
+      <w:pPr>
+        <w:spacing w:line="336" w:lineRule="auto" w:after="180"/>
+      </w:pPr>
+      <w:r>
+        <w:rPr>
+          <w:b w:val="0"/>
+        </w:rPr>
+        <w:t>Week 25 introduces sequence representations and the information preserved by order.</w:t>
+      </w:r>
+    </w:p>
+    <w:p>
+      <w:pPr>
+        <w:spacing w:line="336" w:lineRule="auto" w:after="180"/>
+      </w:pPr>
+      <w:r>
+        <w:rPr>
+          <w:b w:val="0"/>
+        </w:rPr>
+        <w:t>Retain the project ledger and assess a changed case after support. Check the relevant prerequisite before carrying this component forward.</w:t>
+      </w:r>
+    </w:p>
+    <w:p>
+      <w:pPr>
+        <w:pStyle w:val="Heading3"/>
+      </w:pPr>
+      <w:r>
+        <w:t>Plan the delayed return</w:t>
+      </w:r>
+    </w:p>
+    <w:p>
+      <w:pPr>
+        <w:spacing w:line="336" w:lineRule="auto" w:after="180"/>
+      </w:pPr>
+      <w:r>
+        <w:rPr>
+          <w:b w:val="0"/>
+        </w:rPr>
+        <w:t>Suggested return points in this level: ai-5/25, ai-5/27, ai-5/30. Use actual classroom dates, adjusting for holidays and gaps. One, three and six teaching weeks are scheduling choices, not a claimed optimal spacing.</w:t>
+      </w:r>
+    </w:p>
+    <w:p>
+      <w:pPr>
+        <w:spacing w:line="336" w:lineRule="auto" w:after="180"/>
+      </w:pPr>
+      <w:r>
+        <w:rPr>
+          <w:b w:val="0"/>
+        </w:rPr>
+        <w:t>At a delayed check, ask for the idea from memory and a changed application. Compare with the earlier independent response and record support used.</w:t>
+      </w:r>
+    </w:p>
+    <w:p>
+      <w:pPr>
+        <w:spacing w:line="336" w:lineRule="auto" w:after="180"/>
+      </w:pPr>
+      <w:r>
+        <w:rPr>
+          <w:b w:val="0"/>
+        </w:rPr>
+        <w:t>For a new level, revisit the previous capstone before checking the new prerequisites.</w:t>
       </w:r>
     </w:p>
     <w:tbl>
@@ -2186,8 +4057,26 @@
       </w:tr>
     </w:tbl>
     <w:p>
-      <w:r>
-        <w:t>Use the evidence to choose reteaching or the next step. A completed page, confidence rating or attractive project does not by itself demonstrate understanding.</w:t>
+      <w:pPr>
+        <w:spacing w:line="336" w:lineRule="auto" w:after="180"/>
+      </w:pPr>
+      <w:r>
+        <w:rPr>
+          <w:b w:val="0"/>
+        </w:rPr>
+        <w:t xml:space="preserve">Use the </w:t>
+      </w:r>
+      <w:r>
+        <w:rPr>
+          <w:b/>
+        </w:rPr>
+        <w:t>evidence</w:t>
+      </w:r>
+      <w:r>
+        <w:rPr>
+          <w:b w:val="0"/>
+        </w:rPr>
+        <w:t xml:space="preserve"> to choose reteaching or the next step. A completed page, confidence rating or attractive project does not by itself demonstrate understanding.</w:t>
       </w:r>
     </w:p>
     <w:p>
@@ -2199,26 +4088,93 @@
       </w:r>
     </w:p>
     <w:p>
-      <w:r>
-        <w:t>For your Image-pattern Network Investigation, save the input, procedure, observed result and limitation of this check. Label this worked example as practice; use a different, previously unreviewed case when checking independent understanding.</w:t>
+      <w:pPr>
+        <w:spacing w:line="336" w:lineRule="auto" w:after="180"/>
+      </w:pPr>
+      <w:r>
+        <w:rPr>
+          <w:b w:val="0"/>
+        </w:rPr>
+        <w:t xml:space="preserve">For your Image-pattern Network Investigation, save the </w:t>
+      </w:r>
+      <w:r>
+        <w:rPr>
+          <w:b/>
+        </w:rPr>
+        <w:t>input</w:t>
+      </w:r>
+      <w:r>
+        <w:rPr>
+          <w:b w:val="0"/>
+        </w:rPr>
+        <w:t>, procedure, observed result and limitation of this check.</w:t>
       </w:r>
     </w:p>
     <w:p>
       <w:pPr>
-        <w:pStyle w:val="Heading1"/>
-      </w:pPr>
-      <w:r>
-        <w:t>07. Prepare, teach and assess</w:t>
+        <w:spacing w:line="336" w:lineRule="auto" w:after="180"/>
+      </w:pPr>
+      <w:r>
+        <w:rPr>
+          <w:b w:val="0"/>
+        </w:rPr>
+        <w:t>Label this worked example as practice; use a different, previously unreviewed case when checking independent understanding.</w:t>
       </w:r>
     </w:p>
     <w:p>
-      <w:r>
-        <w:t>Teaching target: Check whether a transformation preserves the task label</w:t>
+      <w:pPr>
+        <w:pStyle w:val="Heading1"/>
+      </w:pPr>
+      <w:r>
+        <w:t>07. Prepare, teach and assess</w:t>
       </w:r>
     </w:p>
     <w:p>
       <w:r>
-        <w:t>Prepare the labelled worked-case picture, the matching workbook, fictional input cards and a place for individual responses. Check a local Python 3 environment before class; have a paper-trace version ready.</w:t>
+        <w:t>Use this preparation summary alongside the detailed Augmentation and leakage lesson; it is a checklist rather than a replacement for the full sequence.</w:t>
+      </w:r>
+    </w:p>
+    <w:p>
+      <w:pPr>
+        <w:pStyle w:val="Heading3"/>
+      </w:pPr>
+      <w:r>
+        <w:t>Teaching target</w:t>
+      </w:r>
+    </w:p>
+    <w:p>
+      <w:pPr>
+        <w:spacing w:line="336" w:lineRule="auto" w:after="180"/>
+        <w:shd w:fill="EDF7F3"/>
+      </w:pPr>
+      <w:r>
+        <w:rPr>
+          <w:b w:val="0"/>
+        </w:rPr>
+        <w:t>Teaching target: Check whether a transformation preserves the task label</w:t>
+      </w:r>
+    </w:p>
+    <w:p>
+      <w:pPr>
+        <w:spacing w:line="336" w:lineRule="auto" w:after="180"/>
+      </w:pPr>
+      <w:r>
+        <w:rPr>
+          <w:b w:val="0"/>
+        </w:rPr>
+        <w:t xml:space="preserve">Prepare the labelled worked-case picture, the matching workbook, fictional </w:t>
+      </w:r>
+      <w:r>
+        <w:rPr>
+          <w:b/>
+        </w:rPr>
+        <w:t>input</w:t>
+      </w:r>
+      <w:r>
+        <w:rPr>
+          <w:b w:val="0"/>
+        </w:rPr>
+        <w:t xml:space="preserve"> cards and a place for individual responses. Check a local Python 3 environment before class; have a paper-trace version ready.</w:t>
       </w:r>
     </w:p>
     <w:tbl>
@@ -2365,37 +4321,208 @@
       </w:tr>
     </w:tbl>
     <w:p>
-      <w:r>
+      <w:pPr>
+        <w:spacing w:line="336" w:lineRule="auto" w:after="180"/>
+        <w:shd w:fill="F5F1FB"/>
+      </w:pPr>
+      <w:r>
+        <w:rPr>
+          <w:b w:val="0"/>
+        </w:rPr>
         <w:t>Before class, solve the supported practice: For rows [1, 0], [0, 1], compute d and class before and after a column swap. Why is always replacing a label by 1 minus the label incorrect?</w:t>
       </w:r>
     </w:p>
     <w:p>
-      <w:r>
-        <w:t>Reasoned practice answer: Teacher explanation: Both differences are 0 and both labels are class 0. Complementing class 0 would give class 1, which is wrong for ties.</w:t>
+      <w:pPr>
+        <w:pStyle w:val="Heading3"/>
+      </w:pPr>
+      <w:r>
+        <w:t>Supported practice answer</w:t>
       </w:r>
     </w:p>
     <w:p>
-      <w:r>
-        <w:t>Check every learner before discussion: Use the worked case for Augmentation and leakage. Proposed explanation: “Every image flip preserves the label”. Decide whether this explanation is supported. Point to the step or supplied fact that decides; explain your repair if needed.</w:t>
+      <w:pPr>
+        <w:spacing w:line="336" w:lineRule="auto" w:after="180"/>
+        <w:shd w:fill="F1F6FC"/>
+      </w:pPr>
+      <w:r>
+        <w:rPr>
+          <w:b w:val="0"/>
+        </w:rPr>
+        <w:t>Reasoned practice answer: Teacher explanation: Both differences are 0 and both labels are class 0. Complementing class 0 would give class 1, which is wrong for ties.</w:t>
       </w:r>
     </w:p>
     <w:p>
-      <w:r>
-        <w:t>Misconception repair: Validity depends on the task; column swaps change non-tie labels here.</w:t>
+      <w:pPr>
+        <w:spacing w:line="336" w:lineRule="auto" w:after="180"/>
+      </w:pPr>
+      <w:r>
+        <w:rPr>
+          <w:b w:val="0"/>
+        </w:rPr>
+        <w:t xml:space="preserve">Check every learner before discussion: Use the worked case for </w:t>
+      </w:r>
+      <w:r>
+        <w:rPr>
+          <w:b/>
+        </w:rPr>
+        <w:t>Augmentation</w:t>
+      </w:r>
+      <w:r>
+        <w:rPr>
+          <w:b w:val="0"/>
+        </w:rPr>
+        <w:t xml:space="preserve"> and </w:t>
+      </w:r>
+      <w:r>
+        <w:rPr>
+          <w:b/>
+        </w:rPr>
+        <w:t>leakage</w:t>
+      </w:r>
+      <w:r>
+        <w:rPr>
+          <w:b w:val="0"/>
+        </w:rPr>
+        <w:t>. Proposed explanation: “Every image flip preserves the label”. Decide whether this explanation is supported.</w:t>
       </w:r>
     </w:p>
     <w:p>
-      <w:r>
-        <w:t>Support: read the exact case aloud, enlarge the labelled picture, supply input cards and model only the first deciding step. Accept a spoken explanation or drawing; retain the reasoning goal.</w:t>
+      <w:pPr>
+        <w:spacing w:line="336" w:lineRule="auto" w:after="180"/>
+      </w:pPr>
+      <w:r>
+        <w:rPr>
+          <w:b w:val="0"/>
+        </w:rPr>
+        <w:t>Point to the step or supplied fact that decides; explain your repair if needed.</w:t>
       </w:r>
     </w:p>
     <w:p>
-      <w:r>
-        <w:t>Extension: Move D’s flipped copy into training. Require a prediction and a reason before comparing. Expected result: Final-test group separation fails. Reason: The transformed D image is still derived from the held-out source, despite a new filename.</w:t>
+      <w:pPr>
+        <w:pStyle w:val="Heading3"/>
+      </w:pPr>
+      <w:r>
+        <w:t>Repair the misconception</w:t>
       </w:r>
     </w:p>
     <w:p>
-      <w:r>
+      <w:pPr>
+        <w:spacing w:line="336" w:lineRule="auto" w:after="180"/>
+        <w:shd w:fill="FFF5E6"/>
+      </w:pPr>
+      <w:r>
+        <w:rPr>
+          <w:b w:val="0"/>
+        </w:rPr>
+        <w:t>Misconception repair: Validity depends on the task; column swaps change non-tie labels here.</w:t>
+      </w:r>
+    </w:p>
+    <w:p>
+      <w:pPr>
+        <w:pStyle w:val="Heading3"/>
+      </w:pPr>
+      <w:r>
+        <w:t>Support without giving away the answer</w:t>
+      </w:r>
+    </w:p>
+    <w:p>
+      <w:pPr>
+        <w:spacing w:line="336" w:lineRule="auto" w:after="180"/>
+        <w:shd w:fill="F1F6F8"/>
+      </w:pPr>
+      <w:r>
+        <w:rPr>
+          <w:b w:val="0"/>
+        </w:rPr>
+        <w:t xml:space="preserve">Support: read the exact case aloud, enlarge the labelled picture, supply </w:t>
+      </w:r>
+      <w:r>
+        <w:rPr>
+          <w:b/>
+        </w:rPr>
+        <w:t>input</w:t>
+      </w:r>
+      <w:r>
+        <w:rPr>
+          <w:b w:val="0"/>
+        </w:rPr>
+        <w:t xml:space="preserve"> cards and model only the first deciding step. Accept a spoken explanation or drawing; retain the reasoning goal.</w:t>
+      </w:r>
+    </w:p>
+    <w:p>
+      <w:pPr>
+        <w:pStyle w:val="Heading3"/>
+      </w:pPr>
+      <w:r>
+        <w:t>Extend the reasoning</w:t>
+      </w:r>
+    </w:p>
+    <w:p>
+      <w:pPr>
+        <w:spacing w:line="336" w:lineRule="auto" w:after="180"/>
+        <w:shd w:fill="F5F1FB"/>
+      </w:pPr>
+      <w:r>
+        <w:rPr>
+          <w:b w:val="0"/>
+        </w:rPr>
+        <w:t xml:space="preserve">Extension: Move D’s flipped copy into </w:t>
+      </w:r>
+      <w:r>
+        <w:rPr>
+          <w:b/>
+        </w:rPr>
+        <w:t>training</w:t>
+      </w:r>
+      <w:r>
+        <w:rPr>
+          <w:b w:val="0"/>
+        </w:rPr>
+        <w:t xml:space="preserve">. Require a </w:t>
+      </w:r>
+      <w:r>
+        <w:rPr>
+          <w:b/>
+        </w:rPr>
+        <w:t>prediction</w:t>
+      </w:r>
+      <w:r>
+        <w:rPr>
+          <w:b w:val="0"/>
+        </w:rPr>
+        <w:t xml:space="preserve"> and a reason before comparing. Expected result: Final-test group separation fails.</w:t>
+      </w:r>
+    </w:p>
+    <w:p>
+      <w:pPr>
+        <w:spacing w:line="336" w:lineRule="auto" w:after="180"/>
+        <w:shd w:fill="F5F1FB"/>
+      </w:pPr>
+      <w:r>
+        <w:rPr>
+          <w:b w:val="0"/>
+        </w:rPr>
+        <w:t>Reason: The transformed D image is still derived from the held-out source, despite a new filename.</w:t>
+      </w:r>
+    </w:p>
+    <w:p>
+      <w:pPr>
+        <w:pStyle w:val="Heading3"/>
+      </w:pPr>
+      <w:r>
+        <w:t>Protect the independent attempt</w:t>
+      </w:r>
+    </w:p>
+    <w:p>
+      <w:pPr>
+        <w:spacing w:line="336" w:lineRule="auto" w:after="180"/>
+        <w:shd w:fill="FFF5E6"/>
+      </w:pPr>
+      <w:r>
+        <w:rPr>
+          <w:b w:val="0"/>
+        </w:rPr>
         <w:t>Independent assessment: withhold the reserved answer until the learner has attempted the new case. Record support separately from correctness.</w:t>
       </w:r>
     </w:p>
@@ -2584,46 +4711,1050 @@
       </w:tr>
     </w:tbl>
     <w:p>
-      <w:r>
-        <w:t>Project checkpoint: Evaluate and revise. Compare with your starting method, explain errors and record a justified revision.</w:t>
+      <w:pPr>
+        <w:pStyle w:val="Heading3"/>
+      </w:pPr>
+      <w:r>
+        <w:t>Project checkpoint</w:t>
       </w:r>
     </w:p>
     <w:p>
-      <w:r>
-        <w:t>Use the weekly teacher answer for topic-specific reasoning. A saved progress tick is an activity record; judge mastery from the learner’s explanation and evidence.</w:t>
+      <w:pPr>
+        <w:spacing w:line="336" w:lineRule="auto" w:after="180"/>
+        <w:shd w:fill="EDF7F3"/>
+      </w:pPr>
+      <w:r>
+        <w:rPr>
+          <w:b w:val="0"/>
+        </w:rPr>
+        <w:t>Project checkpoint: Evaluate and revise. Compare with your starting method, explain errors and record a justified revision.</w:t>
       </w:r>
     </w:p>
     <w:p>
       <w:pPr>
-        <w:pStyle w:val="Heading1"/>
-      </w:pPr>
-      <w:r>
-        <w:t>08. Use feedback, labs and repair paths</w:t>
+        <w:spacing w:line="336" w:lineRule="auto" w:after="180"/>
+      </w:pPr>
+      <w:r>
+        <w:rPr>
+          <w:b w:val="0"/>
+        </w:rPr>
+        <w:t xml:space="preserve">Use the weekly teacher answer for topic-specific reasoning. A saved progress tick is an activity record; judge mastery from the learner’s explanation and </w:t>
+      </w:r>
+      <w:r>
+        <w:rPr>
+          <w:b/>
+        </w:rPr>
+        <w:t>evidence</w:t>
+      </w:r>
+      <w:r>
+        <w:rPr>
+          <w:b w:val="0"/>
+        </w:rPr>
+        <w:t>.</w:t>
       </w:r>
     </w:p>
     <w:p>
-      <w:r>
-        <w:t>Use the two formative questions as supported practice, not as independent mastery scores. Discuss the deciding evidence rather than accepting a guessed selection.</w:t>
+      <w:pPr>
+        <w:pStyle w:val="Heading1"/>
+      </w:pPr>
+      <w:r>
+        <w:t>08. Use feedback, labs and repair paths</w:t>
       </w:r>
     </w:p>
     <w:p>
       <w:r>
-        <w:t>The feedback comes from the reviewed public worked case. Do not reveal the separately reserved independent teacher answer until the learner has attempted that case.</w:t>
+        <w:t>Use feedback, earlier review and portfolios purposefully. Apply the coding routine only when this lesson has an executable lab.</w:t>
       </w:r>
     </w:p>
     <w:p>
-      <w:r>
-        <w:t>Ask students to predict before running code. Preserve errors and actual outputs; collect a changed test and an explanation. The branch-boundary and indexing lessons deliberately include failure cases.</w:t>
+      <w:pPr>
+        <w:spacing w:line="336" w:lineRule="auto" w:after="180"/>
+      </w:pPr>
+      <w:r>
+        <w:rPr>
+          <w:b w:val="0"/>
+        </w:rPr>
+        <w:t xml:space="preserve">Use the two formative questions as supported practice, not as independent mastery scores. Discuss the deciding </w:t>
+      </w:r>
+      <w:r>
+        <w:rPr>
+          <w:b/>
+        </w:rPr>
+        <w:t>evidence</w:t>
+      </w:r>
+      <w:r>
+        <w:rPr>
+          <w:b w:val="0"/>
+        </w:rPr>
+        <w:t xml:space="preserve"> rather than accepting a guessed selection.</w:t>
       </w:r>
     </w:p>
     <w:p>
-      <w:r>
-        <w:t>Use the earlier worked-explanation links to address a specific missing building block, then return to the current question. Adapt this suggestion after observing the learner; it is not an automatic diagnosis.</w:t>
+      <w:pPr>
+        <w:spacing w:line="336" w:lineRule="auto" w:after="180"/>
+      </w:pPr>
+      <w:r>
+        <w:rPr>
+          <w:b w:val="0"/>
+        </w:rPr>
+        <w:t>The feedback comes from the reviewed public worked case. Do not reveal the separately reserved independent teacher answer until the learner has attempted that case.</w:t>
       </w:r>
     </w:p>
     <w:p>
-      <w:r>
-        <w:t>Collect the completed-work portfolio as evidence. Record support separately from correctness, and assess explanation, trace/test and limitations. Progress ticks and quiz selections alone do not establish mastery.</w:t>
+      <w:pPr>
+        <w:spacing w:line="336" w:lineRule="auto" w:after="180"/>
+      </w:pPr>
+      <w:r>
+        <w:rPr>
+          <w:b w:val="0"/>
+        </w:rPr>
+        <w:t xml:space="preserve">Ask students to predict before running code. Preserve errors and actual </w:t>
+      </w:r>
+      <w:r>
+        <w:rPr>
+          <w:b/>
+        </w:rPr>
+        <w:t>output</w:t>
+      </w:r>
+      <w:r>
+        <w:rPr>
+          <w:b w:val="0"/>
+        </w:rPr>
+        <w:t>s; collect a changed test and an explanation. The branch-boundary and indexing lessons deliberately include failure cases.</w:t>
+      </w:r>
+    </w:p>
+    <w:p>
+      <w:pPr>
+        <w:spacing w:line="336" w:lineRule="auto" w:after="180"/>
+      </w:pPr>
+      <w:r>
+        <w:rPr>
+          <w:b w:val="0"/>
+        </w:rPr>
+        <w:t>Use the earlier worked-explanation links to address a specific missing building block, then return to the current question. Adapt this suggestion after observing the learner; it is not an automatic diagnosis.</w:t>
+      </w:r>
+    </w:p>
+    <w:p>
+      <w:pPr>
+        <w:spacing w:line="336" w:lineRule="auto" w:after="180"/>
+      </w:pPr>
+      <w:r>
+        <w:rPr>
+          <w:b w:val="0"/>
+        </w:rPr>
+        <w:t xml:space="preserve">Collect the completed-work portfolio as </w:t>
+      </w:r>
+      <w:r>
+        <w:rPr>
+          <w:b/>
+        </w:rPr>
+        <w:t>evidence</w:t>
+      </w:r>
+      <w:r>
+        <w:rPr>
+          <w:b w:val="0"/>
+        </w:rPr>
+        <w:t>. Record support separately from correctness, and assess explanation, trace/test and limitations. Progress ticks and quiz selections alone do not establish mastery.</w:t>
+      </w:r>
+    </w:p>
+    <w:p>
+      <w:pPr>
+        <w:pStyle w:val="Heading1"/>
+      </w:pPr>
+      <w:r>
+        <w:t>09. Visual concept journey</w:t>
+      </w:r>
+    </w:p>
+    <w:p>
+      <w:r>
+        <w:t>Show one Augmentation and leakage graphic at a time, request a prediction and discuss its trace before the independent assessment.</w:t>
+      </w:r>
+    </w:p>
+    <w:p>
+      <w:pPr>
+        <w:spacing w:line="336" w:lineRule="auto" w:after="180"/>
+      </w:pPr>
+      <w:r>
+        <w:rPr>
+          <w:b w:val="0"/>
+        </w:rPr>
+        <w:t xml:space="preserve">Use one picture at a time. Hide a worked result before asking for a </w:t>
+      </w:r>
+      <w:r>
+        <w:rPr>
+          <w:b/>
+        </w:rPr>
+        <w:t>prediction</w:t>
+      </w:r>
+      <w:r>
+        <w:rPr>
+          <w:b w:val="0"/>
+        </w:rPr>
+        <w:t>, then reveal it for feedback. These are supported teaching cases; retain the separate independent assessment for a fresh first attempt.</w:t>
+      </w:r>
+    </w:p>
+    <w:p>
+      <w:pPr>
+        <w:pStyle w:val="Heading3"/>
+      </w:pPr>
+      <w:r>
+        <w:t>01. Augmentation and leakage: the case</w:t>
+      </w:r>
+    </w:p>
+    <w:p>
+      <w:r>
+        <w:drawing>
+          <wp:inline xmlns:a="http://schemas.openxmlformats.org/drawingml/2006/main" xmlns:pic="http://schemas.openxmlformats.org/drawingml/2006/picture">
+            <wp:extent cx="5486400" cy="3142488"/>
+            <wp:docPr id="2" name="Picture 2" descr="Keep every augmented image with its original source group. Supplied facts: Fictional sources A, B, C, D each have original+horizontal-flip copies. A/B train, C validation, D final test. All inputs and outcomes in this worked example are invented classroom data; no real model run is claimed."/>
+            <wp:cNvGraphicFramePr>
+              <a:graphicFrameLocks noChangeAspect="1"/>
+            </wp:cNvGraphicFramePr>
+            <a:graphic>
+              <a:graphicData uri="http://schemas.openxmlformats.org/drawingml/2006/picture">
+                <pic:pic>
+                  <pic:nvPicPr>
+                    <pic:cNvPr id="0" name="academy-story-ai-5-24-01.png"/>
+                    <pic:cNvPicPr/>
+                  </pic:nvPicPr>
+                  <pic:blipFill>
+                    <a:blip r:embed="rId10"/>
+                    <a:stretch>
+                      <a:fillRect/>
+                    </a:stretch>
+                  </pic:blipFill>
+                  <pic:spPr>
+                    <a:xfrm>
+                      <a:off x="0" y="0"/>
+                      <a:ext cx="5486400" cy="3142488"/>
+                    </a:xfrm>
+                    <a:prstGeom prst="rect"/>
+                  </pic:spPr>
+                </pic:pic>
+              </a:graphicData>
+            </a:graphic>
+          </wp:inline>
+        </w:drawing>
+      </w:r>
+    </w:p>
+    <w:p>
+      <w:pPr>
+        <w:spacing w:line="336" w:lineRule="auto" w:after="180"/>
+      </w:pPr>
+      <w:r>
+        <w:rPr>
+          <w:b w:val="0"/>
+        </w:rPr>
+        <w:t xml:space="preserve">Keep every augmented image with its original </w:t>
+      </w:r>
+      <w:r>
+        <w:rPr>
+          <w:b/>
+        </w:rPr>
+        <w:t>source group</w:t>
+      </w:r>
+      <w:r>
+        <w:rPr>
+          <w:b w:val="0"/>
+        </w:rPr>
+        <w:t>. Supplied facts: Fictional sources A, B, C, D each have original+horizontal-flip copies. A/B train, C validation, D final test.</w:t>
+      </w:r>
+    </w:p>
+    <w:p>
+      <w:pPr>
+        <w:spacing w:line="336" w:lineRule="auto" w:after="180"/>
+      </w:pPr>
+      <w:r>
+        <w:rPr>
+          <w:b w:val="0"/>
+        </w:rPr>
+        <w:t xml:space="preserve">All </w:t>
+      </w:r>
+      <w:r>
+        <w:rPr>
+          <w:b/>
+        </w:rPr>
+        <w:t>input</w:t>
+      </w:r>
+      <w:r>
+        <w:rPr>
+          <w:b w:val="0"/>
+        </w:rPr>
+        <w:t>s and outcomes in this worked example are invented classroom data; no real model run is claimed.</w:t>
+      </w:r>
+    </w:p>
+    <w:p>
+      <w:pPr>
+        <w:spacing w:line="336" w:lineRule="auto" w:after="180"/>
+        <w:shd w:fill="F5F1FB"/>
+      </w:pPr>
+      <w:r>
+        <w:rPr>
+          <w:b w:val="0"/>
+        </w:rPr>
+        <w:t>Point to the given fact that matters most. Explain why it matters.</w:t>
+      </w:r>
+    </w:p>
+    <w:p>
+      <w:pPr>
+        <w:pStyle w:val="Heading3"/>
+      </w:pPr>
+      <w:r>
+        <w:t>Discuss while showing the picture</w:t>
+      </w:r>
+    </w:p>
+    <w:p>
+      <w:pPr>
+        <w:spacing w:line="336" w:lineRule="auto" w:after="180"/>
+        <w:shd w:fill="F1F6F8"/>
+      </w:pPr>
+      <w:r>
+        <w:rPr>
+          <w:b w:val="0"/>
+        </w:rPr>
+        <w:t>Teacher prompt: Point to the given fact that matters most. Explain why it matters. Ask learners to describe one label or arrow in ordinary words. Use the adjacent transcript if the image is difficult to see.</w:t>
+      </w:r>
+    </w:p>
+    <w:p>
+      <w:pPr>
+        <w:pStyle w:val="Heading3"/>
+      </w:pPr>
+      <w:r>
+        <w:t>02. Follow the deciding steps</w:t>
+      </w:r>
+    </w:p>
+    <w:p>
+      <w:r>
+        <w:drawing>
+          <wp:inline xmlns:a="http://schemas.openxmlformats.org/drawingml/2006/main" xmlns:pic="http://schemas.openxmlformats.org/drawingml/2006/picture">
+            <wp:extent cx="5486400" cy="3493008"/>
+            <wp:docPr id="3" name="Picture 3" descr="Track provenance: Each flipped copy retains its source ID and parent image reference. → Assign by source: A/B originals and flips give4 training records; C gives 2 validation; D gives 2 final. → Check label meaning: Use a flip only if it preserves the declared target; left-arrow/right-arrow labels would not be unchanged."/>
+            <wp:cNvGraphicFramePr>
+              <a:graphicFrameLocks noChangeAspect="1"/>
+            </wp:cNvGraphicFramePr>
+            <a:graphic>
+              <a:graphicData uri="http://schemas.openxmlformats.org/drawingml/2006/picture">
+                <pic:pic>
+                  <pic:nvPicPr>
+                    <pic:cNvPr id="0" name="academy-story-ai-5-24-02.png"/>
+                    <pic:cNvPicPr/>
+                  </pic:nvPicPr>
+                  <pic:blipFill>
+                    <a:blip r:embed="rId11"/>
+                    <a:stretch>
+                      <a:fillRect/>
+                    </a:stretch>
+                  </pic:blipFill>
+                  <pic:spPr>
+                    <a:xfrm>
+                      <a:off x="0" y="0"/>
+                      <a:ext cx="5486400" cy="3493008"/>
+                    </a:xfrm>
+                    <a:prstGeom prst="rect"/>
+                  </pic:spPr>
+                </pic:pic>
+              </a:graphicData>
+            </a:graphic>
+          </wp:inline>
+        </w:drawing>
+      </w:r>
+    </w:p>
+    <w:p>
+      <w:pPr>
+        <w:spacing w:line="336" w:lineRule="auto" w:after="180"/>
+      </w:pPr>
+      <w:r>
+        <w:rPr>
+          <w:b w:val="0"/>
+        </w:rPr>
+        <w:t xml:space="preserve">Track provenance: Each flipped copy retains its source ID and parent image reference. → Assign by source: A/B originals and flips give4 </w:t>
+      </w:r>
+      <w:r>
+        <w:rPr>
+          <w:b/>
+        </w:rPr>
+        <w:t>training</w:t>
+      </w:r>
+      <w:r>
+        <w:rPr>
+          <w:b w:val="0"/>
+        </w:rPr>
+        <w:t xml:space="preserve"> records; C gives 2 validation; D gives 2 final. → Check label meaning: Use a flip only if it preserves the declared target; left-arrow/right-arrow labels would not be unchanged.</w:t>
+      </w:r>
+    </w:p>
+    <w:p>
+      <w:pPr>
+        <w:spacing w:line="336" w:lineRule="auto" w:after="180"/>
+        <w:shd w:fill="F5F1FB"/>
+      </w:pPr>
+      <w:r>
+        <w:rPr>
+          <w:b w:val="0"/>
+        </w:rPr>
+        <w:t xml:space="preserve">Point to each numbered stage and explain which recorded </w:t>
+      </w:r>
+      <w:r>
+        <w:rPr>
+          <w:b/>
+        </w:rPr>
+        <w:t>input</w:t>
+      </w:r>
+      <w:r>
+        <w:rPr>
+          <w:b w:val="0"/>
+        </w:rPr>
+        <w:t xml:space="preserve"> it uses.</w:t>
+      </w:r>
+    </w:p>
+    <w:p>
+      <w:pPr>
+        <w:pStyle w:val="Heading3"/>
+      </w:pPr>
+      <w:r>
+        <w:t>Discuss while showing the picture</w:t>
+      </w:r>
+    </w:p>
+    <w:p>
+      <w:pPr>
+        <w:spacing w:line="336" w:lineRule="auto" w:after="180"/>
+        <w:shd w:fill="F1F6F8"/>
+      </w:pPr>
+      <w:r>
+        <w:rPr>
+          <w:b w:val="0"/>
+        </w:rPr>
+        <w:t xml:space="preserve">Teacher prompt: Point to each numbered stage and explain which recorded </w:t>
+      </w:r>
+      <w:r>
+        <w:rPr>
+          <w:b/>
+        </w:rPr>
+        <w:t>input</w:t>
+      </w:r>
+      <w:r>
+        <w:rPr>
+          <w:b w:val="0"/>
+        </w:rPr>
+        <w:t xml:space="preserve"> it uses. Ask learners to describe one label or arrow in ordinary words. Use the adjacent transcript if the image is difficult to see.</w:t>
+      </w:r>
+    </w:p>
+    <w:p>
+      <w:pPr>
+        <w:pStyle w:val="Heading3"/>
+      </w:pPr>
+      <w:r>
+        <w:t>03. Every variant stays with its source group</w:t>
+      </w:r>
+    </w:p>
+    <w:p>
+      <w:r>
+        <w:drawing>
+          <wp:inline xmlns:a="http://schemas.openxmlformats.org/drawingml/2006/main" xmlns:pic="http://schemas.openxmlformats.org/drawingml/2006/picture">
+            <wp:extent cx="5486400" cy="2834640"/>
+            <wp:docPr id="4" name="Picture 4" descr="Every variant stays with its source group. A | Training | A original and A row swap. B | Validation | B original only. C | Final test | C original only"/>
+            <wp:cNvGraphicFramePr>
+              <a:graphicFrameLocks noChangeAspect="1"/>
+            </wp:cNvGraphicFramePr>
+            <a:graphic>
+              <a:graphicData uri="http://schemas.openxmlformats.org/drawingml/2006/picture">
+                <pic:pic>
+                  <pic:nvPicPr>
+                    <pic:cNvPr id="0" name="academy-story-ai-5-24-03.png"/>
+                    <pic:cNvPicPr/>
+                  </pic:nvPicPr>
+                  <pic:blipFill>
+                    <a:blip r:embed="rId12"/>
+                    <a:stretch>
+                      <a:fillRect/>
+                    </a:stretch>
+                  </pic:blipFill>
+                  <pic:spPr>
+                    <a:xfrm>
+                      <a:off x="0" y="0"/>
+                      <a:ext cx="5486400" cy="2834640"/>
+                    </a:xfrm>
+                    <a:prstGeom prst="rect"/>
+                  </pic:spPr>
+                </pic:pic>
+              </a:graphicData>
+            </a:graphic>
+          </wp:inline>
+        </w:drawing>
+      </w:r>
+    </w:p>
+    <w:p>
+      <w:pPr>
+        <w:spacing w:line="336" w:lineRule="auto" w:after="180"/>
+      </w:pPr>
+      <w:r>
+        <w:rPr>
+          <w:b w:val="0"/>
+        </w:rPr>
+        <w:t xml:space="preserve">Every variant stays with its </w:t>
+      </w:r>
+      <w:r>
+        <w:rPr>
+          <w:b/>
+        </w:rPr>
+        <w:t>source group</w:t>
+      </w:r>
+      <w:r>
+        <w:rPr>
+          <w:b w:val="0"/>
+        </w:rPr>
+        <w:t xml:space="preserve">. A | </w:t>
+      </w:r>
+      <w:r>
+        <w:rPr>
+          <w:b/>
+        </w:rPr>
+        <w:t>Training</w:t>
+      </w:r>
+      <w:r>
+        <w:rPr>
+          <w:b w:val="0"/>
+        </w:rPr>
+        <w:t xml:space="preserve"> | A original and A row swap. B | Validation | B original only. C | Final test | C original only</w:t>
+      </w:r>
+    </w:p>
+    <w:p>
+      <w:pPr>
+        <w:spacing w:line="336" w:lineRule="auto" w:after="180"/>
+        <w:shd w:fill="F5F1FB"/>
+      </w:pPr>
+      <w:r>
+        <w:rPr>
+          <w:b w:val="0"/>
+        </w:rPr>
+        <w:t>Read the labels and values. Explain the relationship the model shows.</w:t>
+      </w:r>
+    </w:p>
+    <w:p>
+      <w:pPr>
+        <w:pStyle w:val="Heading3"/>
+      </w:pPr>
+      <w:r>
+        <w:t>Discuss while showing the picture</w:t>
+      </w:r>
+    </w:p>
+    <w:p>
+      <w:pPr>
+        <w:spacing w:line="336" w:lineRule="auto" w:after="180"/>
+        <w:shd w:fill="F1F6F8"/>
+      </w:pPr>
+      <w:r>
+        <w:rPr>
+          <w:b w:val="0"/>
+        </w:rPr>
+        <w:t>Teacher prompt: Read the labels and values. Explain the relationship the model shows. Ask learners to describe one label or arrow in ordinary words. Use the adjacent transcript if the image is difficult to see.</w:t>
+      </w:r>
+    </w:p>
+    <w:p>
+      <w:pPr>
+        <w:pStyle w:val="Heading3"/>
+      </w:pPr>
+      <w:r>
+        <w:t>04. Change one thing. Trace what follows.</w:t>
+      </w:r>
+    </w:p>
+    <w:p>
+      <w:r>
+        <w:drawing>
+          <wp:inline xmlns:a="http://schemas.openxmlformats.org/drawingml/2006/main" xmlns:pic="http://schemas.openxmlformats.org/drawingml/2006/picture">
+            <wp:extent cx="5486400" cy="3041904"/>
+            <wp:docPr id="5" name="Picture 5" descr="Original case: Use a flip only if it preserves the declared target; left-arrow/right-arrow labels would not be unchanged. Changed condition: Move D’s flipped copy into training. Expected result: Final-test group separation fails. Reason: The transformed D image is still derived from the held-out source, despite a new filename."/>
+            <wp:cNvGraphicFramePr>
+              <a:graphicFrameLocks noChangeAspect="1"/>
+            </wp:cNvGraphicFramePr>
+            <a:graphic>
+              <a:graphicData uri="http://schemas.openxmlformats.org/drawingml/2006/picture">
+                <pic:pic>
+                  <pic:nvPicPr>
+                    <pic:cNvPr id="0" name="academy-story-ai-5-24-04.png"/>
+                    <pic:cNvPicPr/>
+                  </pic:nvPicPr>
+                  <pic:blipFill>
+                    <a:blip r:embed="rId13"/>
+                    <a:stretch>
+                      <a:fillRect/>
+                    </a:stretch>
+                  </pic:blipFill>
+                  <pic:spPr>
+                    <a:xfrm>
+                      <a:off x="0" y="0"/>
+                      <a:ext cx="5486400" cy="3041904"/>
+                    </a:xfrm>
+                    <a:prstGeom prst="rect"/>
+                  </pic:spPr>
+                </pic:pic>
+              </a:graphicData>
+            </a:graphic>
+          </wp:inline>
+        </w:drawing>
+      </w:r>
+    </w:p>
+    <w:p>
+      <w:pPr>
+        <w:spacing w:line="336" w:lineRule="auto" w:after="180"/>
+      </w:pPr>
+      <w:r>
+        <w:rPr>
+          <w:b w:val="0"/>
+        </w:rPr>
+        <w:t xml:space="preserve">Original case: Use a flip only if it preserves the declared target; left-arrow/right-arrow labels would not be unchanged. Changed condition: Move D’s flipped copy into </w:t>
+      </w:r>
+      <w:r>
+        <w:rPr>
+          <w:b/>
+        </w:rPr>
+        <w:t>training</w:t>
+      </w:r>
+      <w:r>
+        <w:rPr>
+          <w:b w:val="0"/>
+        </w:rPr>
+        <w:t>.</w:t>
+      </w:r>
+    </w:p>
+    <w:p>
+      <w:pPr>
+        <w:spacing w:line="336" w:lineRule="auto" w:after="180"/>
+      </w:pPr>
+      <w:r>
+        <w:rPr>
+          <w:b w:val="0"/>
+        </w:rPr>
+        <w:t>Expected result: Final-test group separation fails. Reason: The transformed D image is still derived from the held-out source, despite a new filename.</w:t>
+      </w:r>
+    </w:p>
+    <w:p>
+      <w:pPr>
+        <w:spacing w:line="336" w:lineRule="auto" w:after="180"/>
+        <w:shd w:fill="F5F1FB"/>
+      </w:pPr>
+      <w:r>
+        <w:rPr>
+          <w:b w:val="0"/>
+        </w:rPr>
+        <w:t>Predict before checking the worked changed-case result. Name what changed and what the supplied facts allow you to conclude.</w:t>
+      </w:r>
+    </w:p>
+    <w:p>
+      <w:pPr>
+        <w:pStyle w:val="Heading3"/>
+      </w:pPr>
+      <w:r>
+        <w:t>Discuss while showing the picture</w:t>
+      </w:r>
+    </w:p>
+    <w:p>
+      <w:pPr>
+        <w:spacing w:line="336" w:lineRule="auto" w:after="180"/>
+        <w:shd w:fill="F1F6F8"/>
+      </w:pPr>
+      <w:r>
+        <w:rPr>
+          <w:b w:val="0"/>
+        </w:rPr>
+        <w:t>Teacher prompt: Predict before checking the worked changed-case result. Name what changed and what the supplied facts allow you to conclude. Ask learners to describe one label or arrow in ordinary words.</w:t>
+      </w:r>
+    </w:p>
+    <w:p>
+      <w:pPr>
+        <w:spacing w:line="336" w:lineRule="auto" w:after="180"/>
+        <w:shd w:fill="F1F6F8"/>
+      </w:pPr>
+      <w:r>
+        <w:rPr>
+          <w:b w:val="0"/>
+        </w:rPr>
+        <w:t>Use the adjacent transcript if the image is difficult to see. Changed-case reasoning: The transformed D image is still derived from the held-out source, despite a new filename.</w:t>
+      </w:r>
+    </w:p>
+    <w:p>
+      <w:pPr>
+        <w:pStyle w:val="Heading3"/>
+      </w:pPr>
+      <w:r>
+        <w:t>05. Connect the explanation to its limit</w:t>
+      </w:r>
+    </w:p>
+    <w:p>
+      <w:r>
+        <w:drawing>
+          <wp:inline xmlns:a="http://schemas.openxmlformats.org/drawingml/2006/main" xmlns:pic="http://schemas.openxmlformats.org/drawingml/2006/picture">
+            <wp:extent cx="5486400" cy="2834640"/>
+            <wp:docPr id="6" name="Picture 6" descr="An augmented image remains related to its source. A horizontal flip changes the view, not the identity of the original example. Assign source groups to training, validation and final evaluation before producing copies. Also check that the transformation preserves the target: flipping an arrow can change its correct direction label. Limit: Augmentation validity is task-specific, and it cannot manufacture new independent plants or repair inadequate sampling."/>
+            <wp:cNvGraphicFramePr>
+              <a:graphicFrameLocks noChangeAspect="1"/>
+            </wp:cNvGraphicFramePr>
+            <a:graphic>
+              <a:graphicData uri="http://schemas.openxmlformats.org/drawingml/2006/picture">
+                <pic:pic>
+                  <pic:nvPicPr>
+                    <pic:cNvPr id="0" name="academy-story-ai-5-24-05.png"/>
+                    <pic:cNvPicPr/>
+                  </pic:nvPicPr>
+                  <pic:blipFill>
+                    <a:blip r:embed="rId14"/>
+                    <a:stretch>
+                      <a:fillRect/>
+                    </a:stretch>
+                  </pic:blipFill>
+                  <pic:spPr>
+                    <a:xfrm>
+                      <a:off x="0" y="0"/>
+                      <a:ext cx="5486400" cy="2834640"/>
+                    </a:xfrm>
+                    <a:prstGeom prst="rect"/>
+                  </pic:spPr>
+                </pic:pic>
+              </a:graphicData>
+            </a:graphic>
+          </wp:inline>
+        </w:drawing>
+      </w:r>
+    </w:p>
+    <w:p>
+      <w:pPr>
+        <w:spacing w:line="336" w:lineRule="auto" w:after="180"/>
+      </w:pPr>
+      <w:r>
+        <w:rPr>
+          <w:b w:val="0"/>
+        </w:rPr>
+        <w:t xml:space="preserve">An augmented image remains related to its source. A horizontal flip changes the view, not the identity of the original example. Assign </w:t>
+      </w:r>
+      <w:r>
+        <w:rPr>
+          <w:b/>
+        </w:rPr>
+        <w:t>source group</w:t>
+      </w:r>
+      <w:r>
+        <w:rPr>
+          <w:b w:val="0"/>
+        </w:rPr>
+        <w:t xml:space="preserve">s to </w:t>
+      </w:r>
+      <w:r>
+        <w:rPr>
+          <w:b/>
+        </w:rPr>
+        <w:t>training</w:t>
+      </w:r>
+      <w:r>
+        <w:rPr>
+          <w:b w:val="0"/>
+        </w:rPr>
+        <w:t>, validation and final evaluation before producing copies.</w:t>
+      </w:r>
+    </w:p>
+    <w:p>
+      <w:pPr>
+        <w:spacing w:line="336" w:lineRule="auto" w:after="180"/>
+      </w:pPr>
+      <w:r>
+        <w:rPr>
+          <w:b w:val="0"/>
+        </w:rPr>
+        <w:t>Also check that the transformation preserves the target: flipping an arrow can change its correct direction label.</w:t>
+      </w:r>
+    </w:p>
+    <w:p>
+      <w:pPr>
+        <w:spacing w:line="336" w:lineRule="auto" w:after="180"/>
+      </w:pPr>
+      <w:r>
+        <w:rPr>
+          <w:b w:val="0"/>
+        </w:rPr>
+        <w:t xml:space="preserve">Limit: </w:t>
+      </w:r>
+      <w:r>
+        <w:rPr>
+          <w:b/>
+        </w:rPr>
+        <w:t>Augmentation</w:t>
+      </w:r>
+      <w:r>
+        <w:rPr>
+          <w:b w:val="0"/>
+        </w:rPr>
+        <w:t xml:space="preserve"> validity is task-specific, and it cannot manufacture new independent plants or repair inadequate sampling.</w:t>
+      </w:r>
+    </w:p>
+    <w:p>
+      <w:pPr>
+        <w:spacing w:line="336" w:lineRule="auto" w:after="180"/>
+        <w:shd w:fill="F5F1FB"/>
+      </w:pPr>
+      <w:r>
+        <w:rPr>
+          <w:b w:val="0"/>
+        </w:rPr>
+        <w:t>Explain the case, then point to a limit on the claim.</w:t>
+      </w:r>
+    </w:p>
+    <w:p>
+      <w:pPr>
+        <w:pStyle w:val="Heading3"/>
+      </w:pPr>
+      <w:r>
+        <w:t>Discuss while showing the picture</w:t>
+      </w:r>
+    </w:p>
+    <w:p>
+      <w:pPr>
+        <w:spacing w:line="336" w:lineRule="auto" w:after="180"/>
+        <w:shd w:fill="F1F6F8"/>
+      </w:pPr>
+      <w:r>
+        <w:rPr>
+          <w:b w:val="0"/>
+        </w:rPr>
+        <w:t>Teacher prompt: Explain the case, then point to a limit on the claim. Ask learners to describe one label or arrow in ordinary words. Use the adjacent transcript if the image is difficult to see.</w:t>
+      </w:r>
+    </w:p>
+    <w:p>
+      <w:pPr>
+        <w:spacing w:line="336" w:lineRule="auto" w:after="180"/>
+        <w:shd w:fill="F1F6F8"/>
+      </w:pPr>
+      <w:r>
+        <w:rPr>
+          <w:b w:val="0"/>
+        </w:rPr>
+        <w:t xml:space="preserve">Keep the stated scope: </w:t>
+      </w:r>
+      <w:r>
+        <w:rPr>
+          <w:b/>
+        </w:rPr>
+        <w:t>Augmentation</w:t>
+      </w:r>
+      <w:r>
+        <w:rPr>
+          <w:b w:val="0"/>
+        </w:rPr>
+        <w:t xml:space="preserve"> validity is task-specific, and it cannot manufacture new independent plants or repair inadequate sampling.</w:t>
+      </w:r>
+    </w:p>
+    <w:p>
+      <w:pPr>
+        <w:pStyle w:val="Heading3"/>
+      </w:pPr>
+      <w:r>
+        <w:t>06. Make the idea visible in your project</w:t>
+      </w:r>
+    </w:p>
+    <w:p>
+      <w:r>
+        <w:drawing>
+          <wp:inline xmlns:a="http://schemas.openxmlformats.org/drawingml/2006/main" xmlns:pic="http://schemas.openxmlformats.org/drawingml/2006/picture">
+            <wp:extent cx="5486400" cy="3681984"/>
+            <wp:docPr id="7" name="Picture 7" descr="For your Image-pattern Network Investigation, save the input, procedure, observed result and limitation of this check. Label this worked example as practice; use a different, previously unreviewed case when checking independent understanding. Draw your input, deciding step, result and limit. Supported question: How many independent source groups are in the final test? Point to the relevant step in the picture, then write the changed result and the rule or evidence that supports it."/>
+            <wp:cNvGraphicFramePr>
+              <a:graphicFrameLocks noChangeAspect="1"/>
+            </wp:cNvGraphicFramePr>
+            <a:graphic>
+              <a:graphicData uri="http://schemas.openxmlformats.org/drawingml/2006/picture">
+                <pic:pic>
+                  <pic:nvPicPr>
+                    <pic:cNvPr id="0" name="academy-story-ai-5-24-06.png"/>
+                    <pic:cNvPicPr/>
+                  </pic:nvPicPr>
+                  <pic:blipFill>
+                    <a:blip r:embed="rId15"/>
+                    <a:stretch>
+                      <a:fillRect/>
+                    </a:stretch>
+                  </pic:blipFill>
+                  <pic:spPr>
+                    <a:xfrm>
+                      <a:off x="0" y="0"/>
+                      <a:ext cx="5486400" cy="3681984"/>
+                    </a:xfrm>
+                    <a:prstGeom prst="rect"/>
+                  </pic:spPr>
+                </pic:pic>
+              </a:graphicData>
+            </a:graphic>
+          </wp:inline>
+        </w:drawing>
+      </w:r>
+    </w:p>
+    <w:p>
+      <w:pPr>
+        <w:spacing w:line="336" w:lineRule="auto" w:after="180"/>
+      </w:pPr>
+      <w:r>
+        <w:rPr>
+          <w:b w:val="0"/>
+        </w:rPr>
+        <w:t xml:space="preserve">For your Image-pattern Network Investigation, save the </w:t>
+      </w:r>
+      <w:r>
+        <w:rPr>
+          <w:b/>
+        </w:rPr>
+        <w:t>input</w:t>
+      </w:r>
+      <w:r>
+        <w:rPr>
+          <w:b w:val="0"/>
+        </w:rPr>
+        <w:t>, procedure, observed result and limitation of this check.</w:t>
+      </w:r>
+    </w:p>
+    <w:p>
+      <w:pPr>
+        <w:spacing w:line="336" w:lineRule="auto" w:after="180"/>
+      </w:pPr>
+      <w:r>
+        <w:rPr>
+          <w:b w:val="0"/>
+        </w:rPr>
+        <w:t xml:space="preserve">Label this worked example as practice; use a different, previously unreviewed case when checking independent understanding. Draw your </w:t>
+      </w:r>
+      <w:r>
+        <w:rPr>
+          <w:b/>
+        </w:rPr>
+        <w:t>input</w:t>
+      </w:r>
+      <w:r>
+        <w:rPr>
+          <w:b w:val="0"/>
+        </w:rPr>
+        <w:t>, deciding step, result and limit.</w:t>
+      </w:r>
+    </w:p>
+    <w:p>
+      <w:pPr>
+        <w:spacing w:line="336" w:lineRule="auto" w:after="180"/>
+      </w:pPr>
+      <w:r>
+        <w:rPr>
+          <w:b w:val="0"/>
+        </w:rPr>
+        <w:t xml:space="preserve">Supported question: How many independent </w:t>
+      </w:r>
+      <w:r>
+        <w:rPr>
+          <w:b/>
+        </w:rPr>
+        <w:t>source group</w:t>
+      </w:r>
+      <w:r>
+        <w:rPr>
+          <w:b w:val="0"/>
+        </w:rPr>
+        <w:t xml:space="preserve">s are in the final test? Point to the relevant step in the picture, then write the changed result and the rule or </w:t>
+      </w:r>
+      <w:r>
+        <w:rPr>
+          <w:b/>
+        </w:rPr>
+        <w:t>evidence</w:t>
+      </w:r>
+      <w:r>
+        <w:rPr>
+          <w:b w:val="0"/>
+        </w:rPr>
+        <w:t xml:space="preserve"> that supports it.</w:t>
+      </w:r>
+    </w:p>
+    <w:p>
+      <w:pPr>
+        <w:spacing w:line="336" w:lineRule="auto" w:after="180"/>
+        <w:shd w:fill="F5F1FB"/>
+      </w:pPr>
+      <w:r>
+        <w:rPr>
+          <w:b w:val="0"/>
+        </w:rPr>
+        <w:t xml:space="preserve">Draw your project trace and justify the deciding step using </w:t>
+      </w:r>
+      <w:r>
+        <w:rPr>
+          <w:b/>
+        </w:rPr>
+        <w:t>evidence</w:t>
+      </w:r>
+      <w:r>
+        <w:rPr>
+          <w:b w:val="0"/>
+        </w:rPr>
+        <w:t>.</w:t>
+      </w:r>
+    </w:p>
+    <w:p>
+      <w:pPr>
+        <w:pStyle w:val="Heading3"/>
+      </w:pPr>
+      <w:r>
+        <w:t>Discuss while showing the picture</w:t>
+      </w:r>
+    </w:p>
+    <w:p>
+      <w:pPr>
+        <w:spacing w:line="336" w:lineRule="auto" w:after="180"/>
+        <w:shd w:fill="F1F6F8"/>
+      </w:pPr>
+      <w:r>
+        <w:rPr>
+          <w:b w:val="0"/>
+        </w:rPr>
+        <w:t xml:space="preserve">Teacher prompt: Draw your project trace and justify the deciding step using </w:t>
+      </w:r>
+      <w:r>
+        <w:rPr>
+          <w:b/>
+        </w:rPr>
+        <w:t>evidence</w:t>
+      </w:r>
+      <w:r>
+        <w:rPr>
+          <w:b w:val="0"/>
+        </w:rPr>
+        <w:t>. Ask learners to describe one label or arrow in ordinary words. Use the adjacent transcript if the image is difficult to see.</w:t>
+      </w:r>
+    </w:p>
+    <w:p>
+      <w:pPr>
+        <w:spacing w:line="336" w:lineRule="auto" w:after="180"/>
+        <w:shd w:fill="F1F6F8"/>
+      </w:pPr>
+      <w:r>
+        <w:rPr>
+          <w:b w:val="0"/>
+        </w:rPr>
+        <w:t xml:space="preserve">Supported practice key: One, D, with two related records. Count both </w:t>
+      </w:r>
+      <w:r>
+        <w:rPr>
+          <w:b/>
+        </w:rPr>
+        <w:t>source group</w:t>
+      </w:r>
+      <w:r>
+        <w:rPr>
+          <w:b w:val="0"/>
+        </w:rPr>
+        <w:t>s and image rows; never describe its flip as a new independent source. Changed-case check: Final-test group separation fails.</w:t>
+      </w:r>
+    </w:p>
+    <w:p>
+      <w:pPr>
+        <w:spacing w:line="336" w:lineRule="auto" w:after="180"/>
+        <w:shd w:fill="F1F6F8"/>
+      </w:pPr>
+      <w:r>
+        <w:rPr>
+          <w:b w:val="0"/>
+        </w:rPr>
+        <w:t>The transformed D image is still derived from the held-out source, despite a new filename.</w:t>
       </w:r>
     </w:p>
     <w:sectPr>

--- a/downloads/teacher/ai-5-week-24.docx
+++ b/downloads/teacher/ai-5-week-24.docx
@@ -125,7 +125,7 @@
           </w:tcPr>
           <w:p>
             <w:r>
-              <w:t>Sections 1–6; record the brief recall in the workbook.</w:t>
+              <w:t>Use Your mission, Notice the evidence, See how it works, Words that unlock the idea and Follow a worked example; record recall in the workbook.</w:t>
             </w:r>
           </w:p>
         </w:tc>
@@ -157,7 +157,7 @@
           </w:tcPr>
           <w:p>
             <w:r>
-              <w:t>Sections 7–10; use the matching workbook W2 and misconception check.</w:t>
+              <w:t>Use Find and repair a mistake, Practise together and Build your understanding; use the matching workbook W2 and Individual reasoning check.</w:t>
             </w:r>
           </w:p>
         </w:tc>
@@ -189,7 +189,7 @@
           </w:tcPr>
           <w:p>
             <w:r>
-              <w:t>Sections 9 and 11–14. Give extra time to finish the full task set; use Section 15 when the week includes a coding lab.</w:t>
+              <w:t>Use Run the investigation, Connect your project and Try a new case independently. Allow extra time for the full task set. When code is supplied, use the examples in See how it works or Follow a worked example and the browser lab in Supported practice, repair and portfolio.</w:t>
             </w:r>
           </w:p>
         </w:tc>
@@ -427,7 +427,7 @@
         <w:rPr>
           <w:b w:val="0"/>
         </w:rPr>
-        <w:t xml:space="preserve">Use two 45-minute sessions. This chapter explicitly revisits Week 23: different pixel arrays do not guarantee independent </w:t>
+        <w:t xml:space="preserve">For the compact alternative schedule, use two 45-minute sessions. This chapter explicitly revisits Week 23: different pixel arrays do not guarantee independent </w:t>
       </w:r>
       <w:r>
         <w:rPr>
@@ -1643,7 +1643,7 @@
         <w:drawing>
           <wp:inline xmlns:a="http://schemas.openxmlformats.org/drawingml/2006/main" xmlns:pic="http://schemas.openxmlformats.org/drawingml/2006/picture">
             <wp:extent cx="5486400" cy="5261429"/>
-            <wp:docPr id="1" name="Picture 1" descr="Augmentation and leakage. Track provenance: Each flipped copy retains its source ID and parent image reference.. Assign by source: A/B originals and flips give4 training records; C gives 2 validation; D gives 2 final.. Check label meaning: Use a flip only if it preserves the declared target; left-arrow/right-arrow labels would not be unchanged."/>
+            <wp:docPr id="1" name="Picture 1" descr="Augmentation and leakage. Track provenance: Each flipped copy retains its source ID and parent image reference.. Assign by source: A/B originals and flips give 4 training records; C gives 2 validation; D gives 2 final.. Check label meaning: Use a flip only if it preserves the declared target; left-arrow/right-arrow labels would not be unchanged."/>
             <wp:cNvGraphicFramePr>
               <a:graphicFrameLocks noChangeAspect="1"/>
             </wp:cNvGraphicFramePr>
@@ -1756,7 +1756,7 @@
           </w:tcPr>
           <w:p>
             <w:r>
-              <w:t>A/B originals and flips give4 training records; C gives 2 validation; D gives 2 final.</w:t>
+              <w:t>A/B originals and flips give 4 training records; C gives 2 validation; D gives 2 final.</w:t>
             </w:r>
           </w:p>
         </w:tc>
@@ -2268,7 +2268,7 @@
         <w:rPr>
           <w:b w:val="0"/>
         </w:rPr>
-        <w:t xml:space="preserve">Use the worked example in Sections 3 and 6. Collect a </w:t>
+        <w:t xml:space="preserve">Use See how it works and Follow a worked example. Collect a </w:t>
       </w:r>
       <w:r>
         <w:rPr>
@@ -2668,7 +2668,7 @@
         <w:rPr>
           <w:b w:val="0"/>
         </w:rPr>
-        <w:t xml:space="preserve">Use Section 9 for the </w:t>
+        <w:t xml:space="preserve">Use Run the investigation for the </w:t>
       </w:r>
       <w:r>
         <w:rPr>
@@ -4250,7 +4250,7 @@
           </w:tcPr>
           <w:p>
             <w:r>
-              <w:t>Sections 1–6; record the brief recall in the workbook.</w:t>
+              <w:t>Use Your mission, Notice the evidence, See how it works, Words that unlock the idea and Follow a worked example; record recall in the workbook.</w:t>
             </w:r>
           </w:p>
         </w:tc>
@@ -4282,7 +4282,7 @@
           </w:tcPr>
           <w:p>
             <w:r>
-              <w:t>Sections 7–10; use the matching workbook W2 and misconception check.</w:t>
+              <w:t>Use Find and repair a mistake, Practise together and Build your understanding; use the matching workbook W2 and Individual reasoning check.</w:t>
             </w:r>
           </w:p>
         </w:tc>
@@ -4314,7 +4314,7 @@
           </w:tcPr>
           <w:p>
             <w:r>
-              <w:t>Sections 9 and 11–14. Give extra time to finish the full task set; use Section 15 when the week includes a coding lab.</w:t>
+              <w:t>Use Run the investigation, Connect your project and Try a new case independently. Allow extra time for the full task set. When code is supplied, use the examples in See how it works or Follow a worked example and the browser lab in Supported practice, repair and portfolio.</w:t>
             </w:r>
           </w:p>
         </w:tc>
@@ -5028,7 +5028,7 @@
         <w:drawing>
           <wp:inline xmlns:a="http://schemas.openxmlformats.org/drawingml/2006/main" xmlns:pic="http://schemas.openxmlformats.org/drawingml/2006/picture">
             <wp:extent cx="5486400" cy="3493008"/>
-            <wp:docPr id="3" name="Picture 3" descr="Track provenance: Each flipped copy retains its source ID and parent image reference. → Assign by source: A/B originals and flips give4 training records; C gives 2 validation; D gives 2 final. → Check label meaning: Use a flip only if it preserves the declared target; left-arrow/right-arrow labels would not be unchanged."/>
+            <wp:docPr id="3" name="Picture 3" descr="Track provenance: Each flipped copy retains its source ID and parent image reference. → Assign by source: A/B originals and flips give 4 training records; C gives 2 validation; D gives 2 final. → Check label meaning: Use a flip only if it preserves the declared target; left-arrow/right-arrow labels would not be unchanged."/>
             <wp:cNvGraphicFramePr>
               <a:graphicFrameLocks noChangeAspect="1"/>
             </wp:cNvGraphicFramePr>
@@ -5067,7 +5067,7 @@
         <w:rPr>
           <w:b w:val="0"/>
         </w:rPr>
-        <w:t xml:space="preserve">Track provenance: Each flipped copy retains its source ID and parent image reference. → Assign by source: A/B originals and flips give4 </w:t>
+        <w:t xml:space="preserve">Track provenance: Each flipped copy retains its source ID and parent image reference. → Assign by source: A/B originals and flips give 4 </w:t>
       </w:r>
       <w:r>
         <w:rPr>

--- a/downloads/teacher/ai-5-week-24.docx
+++ b/downloads/teacher/ai-5-week-24.docx
@@ -25,20 +25,38 @@
         <w:pStyle w:val="Heading1"/>
       </w:pPr>
       <w:r>
-        <w:t>01. Prepare the purpose, prerequisites and materials</w:t>
+        <w:t>Keep target validity,provenance and model evidence distinct.</w:t>
       </w:r>
     </w:p>
     <w:p>
       <w:r>
-        <w:t>Prepare Augmentation and leakage: check the target, prerequisites, resources and adaptable teaching schedule.</w:t>
+        <w:t>Supply complete arrays and manifests;state the picture’s conditional label rule and distinguish public audits from measured augmentation performance.</w:t>
       </w:r>
     </w:p>
     <w:p>
-      <w:pPr>
-        <w:pStyle w:val="Heading3"/>
-      </w:pPr>
-      <w:r>
-        <w:t>Teach the learning cycle</w:t>
+      <w:r>
+        <w:t>Assess independent group/record/exclusion counts with checked keys and require reruns after a used split is repaired.</w:t>
+      </w:r>
+    </w:p>
+    <w:p>
+      <w:pPr>
+        <w:pStyle w:val="Heading1"/>
+      </w:pPr>
+      <w:r>
+        <w:t>01. Prepare the connected mathematical investigation</w:t>
+      </w:r>
+    </w:p>
+    <w:p>
+      <w:r>
+        <w:t>Keep explanation,shared practice and independent evidence distinct.</w:t>
+      </w:r>
+    </w:p>
+    <w:p>
+      <w:pPr>
+        <w:pStyle w:val="Heading2"/>
+      </w:pPr>
+      <w:r>
+        <w:t>Target and main teaching plan</w:t>
       </w:r>
     </w:p>
     <w:p>
@@ -231,18 +249,21 @@
     </w:p>
     <w:p>
       <w:pPr>
-        <w:pStyle w:val="Heading3"/>
-      </w:pPr>
-      <w:r>
-        <w:t>Retrieval answer guidance</w:t>
+        <w:pStyle w:val="Heading2"/>
+      </w:pPr>
+      <w:r>
+        <w:t>Preparation and prerequisite</w:t>
       </w:r>
     </w:p>
     <w:p>
       <w:pPr>
-        <w:pStyle w:val="Heading3"/>
-      </w:pPr>
-      <w:r>
-        <w:t>Training a small image model</w:t>
+        <w:spacing w:line="336" w:lineRule="auto" w:after="180"/>
+      </w:pPr>
+      <w:r>
+        <w:rPr>
+          <w:b w:val="0"/>
+        </w:rPr>
+        <w:t>Printed lesson and workbook; paper and pencil</w:t>
       </w:r>
     </w:p>
     <w:p>
@@ -253,19 +274,7 @@
         <w:rPr>
           <w:b w:val="0"/>
         </w:rPr>
-        <w:t xml:space="preserve">Without opening the old lesson, explain one key idea from </w:t>
-      </w:r>
-      <w:r>
-        <w:rPr>
-          <w:b/>
-        </w:rPr>
-        <w:t>Training</w:t>
-      </w:r>
-      <w:r>
-        <w:rPr>
-          <w:b w:val="0"/>
-        </w:rPr>
-        <w:t xml:space="preserve"> a small image model. Give an example and a mistake that the idea helps you avoid.</w:t>
+        <w:t>Calculator and optional local Python 3 editor; no packages or AI accounts needed</w:t>
       </w:r>
     </w:p>
     <w:p>
@@ -276,7 +285,7 @@
         <w:rPr>
           <w:b w:val="0"/>
         </w:rPr>
-        <w:t>Look for: Trace a complete image model with fixed features and one trained weight</w:t>
+        <w:t>Use the fictional examples supplied; prepare the fresh retry before class</w:t>
       </w:r>
     </w:p>
     <w:p>
@@ -287,27 +296,27 @@
         <w:rPr>
           <w:b w:val="0"/>
         </w:rPr>
-        <w:t xml:space="preserve">Reference example, not the only acceptable wording: Teacher explanation: d = 2, h1 = 2 and h2 = 0. Score is 0.9, </w:t>
+        <w:t xml:space="preserve">Using final outcomes to choose parameters or settings makes that set part of model selection rather than unseen </w:t>
       </w:r>
       <w:r>
         <w:rPr>
           <w:b/>
         </w:rPr>
-        <w:t>prediction</w:t>
+        <w:t>evidence</w:t>
       </w:r>
       <w:r>
         <w:rPr>
           <w:b w:val="0"/>
         </w:rPr>
-        <w:t xml:space="preserve"> class 1 and squared error (0.9 - 1) squared = 0.01.</w:t>
+        <w:t xml:space="preserve"> for the selected model.</w:t>
       </w:r>
     </w:p>
     <w:p>
       <w:pPr>
-        <w:pStyle w:val="Heading3"/>
-      </w:pPr>
-      <w:r>
-        <w:t>Convolution as a local operation</w:t>
+        <w:pStyle w:val="Heading2"/>
+      </w:pPr>
+      <w:r>
+        <w:t>Opening retrieval</w:t>
       </w:r>
     </w:p>
     <w:p>
@@ -318,7 +327,19 @@
         <w:rPr>
           <w:b w:val="0"/>
         </w:rPr>
-        <w:t>Without opening the old lesson, explain one key idea from Convolution as a local operation. Give an example and a mistake that the idea helps you avoid.</w:t>
+        <w:t xml:space="preserve">Without opening the old lesson, explain one key idea from </w:t>
+      </w:r>
+      <w:r>
+        <w:rPr>
+          <w:b/>
+        </w:rPr>
+        <w:t>Training</w:t>
+      </w:r>
+      <w:r>
+        <w:rPr>
+          <w:b w:val="0"/>
+        </w:rPr>
+        <w:t xml:space="preserve"> a small image model. Give an example and a mistake that the idea helps you avoid.</w:t>
       </w:r>
     </w:p>
     <w:p>
@@ -329,7 +350,7 @@
         <w:rPr>
           <w:b w:val="0"/>
         </w:rPr>
-        <w:t>Look for: Compute a local weighted sum at each valid image position</w:t>
+        <w:t>Look for: Trace a complete image model with fixed features and one trained weight</w:t>
       </w:r>
     </w:p>
     <w:p>
@@ -340,27 +361,30 @@
         <w:rPr>
           <w:b w:val="0"/>
         </w:rPr>
-        <w:t xml:space="preserve">Reference example, not the only acceptable wording: Teacher explanation: Window rows are [2, 0] and [1, 3]. Products are 2, 0, 0 and 3, giving </w:t>
+        <w:t xml:space="preserve">Reference example, not the only acceptable wording: Teacher explanation: d = 2, h1 = 2 and h2 = 0. Score is 0.9, </w:t>
       </w:r>
       <w:r>
         <w:rPr>
           <w:b/>
         </w:rPr>
-        <w:t>output</w:t>
+        <w:t>prediction</w:t>
       </w:r>
       <w:r>
         <w:rPr>
           <w:b w:val="0"/>
         </w:rPr>
-        <w:t xml:space="preserve"> 5.</w:t>
+        <w:t xml:space="preserve"> class 1 and squared error (0.9 - 1) squared = 0.01.</w:t>
       </w:r>
     </w:p>
     <w:p>
       <w:pPr>
-        <w:pStyle w:val="Heading3"/>
-      </w:pPr>
-      <w:r>
-        <w:t>Debugging shapes and gradients</w:t>
+        <w:spacing w:line="336" w:lineRule="auto" w:after="180"/>
+      </w:pPr>
+      <w:r>
+        <w:rPr>
+          <w:b w:val="0"/>
+        </w:rPr>
+        <w:t>Without opening the old lesson, explain one key idea from Convolution as a local operation. Give an example and a mistake that the idea helps you avoid.</w:t>
       </w:r>
     </w:p>
     <w:p>
@@ -371,7 +395,7 @@
         <w:rPr>
           <w:b w:val="0"/>
         </w:rPr>
-        <w:t>Without opening the old lesson, explain one key idea from Debugging shapes and gradients. Give an example and a mistake that the idea helps you avoid.</w:t>
+        <w:t>Look for: Compute a local weighted sum at each valid image position</w:t>
       </w:r>
     </w:p>
     <w:p>
@@ -382,7 +406,19 @@
         <w:rPr>
           <w:b w:val="0"/>
         </w:rPr>
-        <w:t>Look for: Check dimension contracts before computing a layer</w:t>
+        <w:t xml:space="preserve">Reference example, not the only acceptable wording: Teacher explanation: Window rows are [2, 0] and [1, 3]. Products are 2, 0, 0 and 3, giving </w:t>
+      </w:r>
+      <w:r>
+        <w:rPr>
+          <w:b/>
+        </w:rPr>
+        <w:t>output</w:t>
+      </w:r>
+      <w:r>
+        <w:rPr>
+          <w:b w:val="0"/>
+        </w:rPr>
+        <w:t xml:space="preserve"> 5.</w:t>
       </w:r>
     </w:p>
     <w:p>
@@ -393,7 +429,7 @@
         <w:rPr>
           <w:b w:val="0"/>
         </w:rPr>
-        <w:t>Reference example, not the only acceptable wording: Teacher explanation: No. Each weight row must have the same length as x.</w:t>
+        <w:t>Without opening the old lesson, explain one key idea from Debugging shapes and gradients. Give an example and a mistake that the idea helps you avoid.</w:t>
       </w:r>
     </w:p>
     <w:p>
@@ -404,19 +440,7 @@
         <w:rPr>
           <w:b w:val="0"/>
         </w:rPr>
-        <w:t xml:space="preserve">Confirm the intended feature schema, then supply a valid two-feature </w:t>
-      </w:r>
-      <w:r>
-        <w:rPr>
-          <w:b/>
-        </w:rPr>
-        <w:t>input</w:t>
-      </w:r>
-      <w:r>
-        <w:rPr>
-          <w:b w:val="0"/>
-        </w:rPr>
-        <w:t xml:space="preserve"> or deliberately redesign and retrain the layer; do not silently discard a value.</w:t>
+        <w:t>Look for: Check dimension contracts before computing a layer</w:t>
       </w:r>
     </w:p>
     <w:p>
@@ -427,19 +451,7 @@
         <w:rPr>
           <w:b w:val="0"/>
         </w:rPr>
-        <w:t xml:space="preserve">For the compact alternative schedule, use two 45-minute sessions. This chapter explicitly revisits Week 23: different pixel arrays do not guarantee independent </w:t>
-      </w:r>
-      <w:r>
-        <w:rPr>
-          <w:b/>
-        </w:rPr>
-        <w:t>augmentation</w:t>
-      </w:r>
-      <w:r>
-        <w:rPr>
-          <w:b w:val="0"/>
-        </w:rPr>
-        <w:t xml:space="preserve"> evaluation.</w:t>
+        <w:t>Reference example, not the only acceptable wording: Teacher explanation: No. Each weight row must have the same length as x.</w:t>
       </w:r>
     </w:p>
     <w:p>
@@ -450,27 +462,27 @@
         <w:rPr>
           <w:b w:val="0"/>
         </w:rPr>
-        <w:t xml:space="preserve">Keep its original toy-domain claim narrow and use a new grouped plan for the new experiment. Use fictional source IDs rather than student photos. No new </w:t>
+        <w:t xml:space="preserve">Confirm the intended feature schema, then supply a valid two-feature </w:t>
       </w:r>
       <w:r>
         <w:rPr>
           <w:b/>
         </w:rPr>
-        <w:t>training</w:t>
+        <w:t>input</w:t>
       </w:r>
       <w:r>
         <w:rPr>
           <w:b w:val="0"/>
         </w:rPr>
-        <w:t xml:space="preserve"> framework is needed.</w:t>
+        <w:t xml:space="preserve"> or deliberately redesign and retrain the layer; do not silently discard a value.</w:t>
       </w:r>
     </w:p>
     <w:p>
       <w:pPr>
-        <w:pStyle w:val="Heading3"/>
-      </w:pPr>
-      <w:r>
-        <w:t>Outcomes</w:t>
+        <w:pStyle w:val="Heading2"/>
+      </w:pPr>
+      <w:r>
+        <w:t>Pictured end goal</w:t>
       </w:r>
     </w:p>
     <w:p>
@@ -481,59 +493,47 @@
         <w:rPr>
           <w:b w:val="0"/>
         </w:rPr>
-        <w:t>Check whether a transformation preserves the task label</w:t>
+        <w:t xml:space="preserve">By the end, I can explain </w:t>
+      </w:r>
+      <w:r>
+        <w:rPr>
+          <w:b/>
+        </w:rPr>
+        <w:t>augmentation</w:t>
+      </w:r>
+      <w:r>
+        <w:rPr>
+          <w:b w:val="0"/>
+        </w:rPr>
+        <w:t xml:space="preserve"> and </w:t>
+      </w:r>
+      <w:r>
+        <w:rPr>
+          <w:b/>
+        </w:rPr>
+        <w:t>leakage</w:t>
+      </w:r>
+      <w:r>
+        <w:rPr>
+          <w:b w:val="0"/>
+        </w:rPr>
+        <w:t xml:space="preserve"> using a traced example and a stated limitation.</w:t>
       </w:r>
     </w:p>
     <w:p>
       <w:pPr>
-        <w:spacing w:line="336" w:lineRule="auto" w:after="180"/>
-      </w:pPr>
-      <w:r>
-        <w:rPr>
-          <w:b w:val="0"/>
-        </w:rPr>
-        <w:t xml:space="preserve">Keep related examples in one split using </w:t>
-      </w:r>
-      <w:r>
-        <w:rPr>
-          <w:b/>
-        </w:rPr>
-        <w:t>source group</w:t>
-      </w:r>
-      <w:r>
-        <w:rPr>
-          <w:b w:val="0"/>
-        </w:rPr>
-        <w:t>s</w:t>
+        <w:pStyle w:val="Heading2"/>
+      </w:pPr>
+      <w:r>
+        <w:t>Earlier wording, alternatives and picture transcripts · reference / check after trying</w:t>
       </w:r>
     </w:p>
     <w:p>
       <w:pPr>
-        <w:spacing w:line="336" w:lineRule="auto" w:after="180"/>
-      </w:pPr>
-      <w:r>
-        <w:rPr>
-          <w:b w:val="0"/>
-        </w:rPr>
-        <w:t xml:space="preserve">Compare </w:t>
-      </w:r>
-      <w:r>
-        <w:rPr>
-          <w:b/>
-        </w:rPr>
-        <w:t>augmentation</w:t>
-      </w:r>
-      <w:r>
-        <w:rPr>
-          <w:b w:val="0"/>
-        </w:rPr>
-        <w:t xml:space="preserve"> fairly without inflating independent </w:t>
-      </w:r>
-      <w:r>
-        <w:rPr>
-          <w:b/>
-        </w:rPr>
-        <w:t>evidence</w:t>
+        <w:pStyle w:val="Heading3"/>
+      </w:pPr>
+      <w:r>
+        <w:t>Teach the learning cycle</w:t>
       </w:r>
     </w:p>
     <w:p>
@@ -541,48 +541,54 @@
         <w:pStyle w:val="Heading3"/>
       </w:pPr>
       <w:r>
-        <w:t>Preparation</w:t>
+        <w:t>Retrieval answer guidance</w:t>
       </w:r>
     </w:p>
     <w:p>
       <w:pPr>
-        <w:spacing w:line="336" w:lineRule="auto" w:after="180"/>
-      </w:pPr>
-      <w:r>
-        <w:rPr>
-          <w:b w:val="0"/>
-        </w:rPr>
-        <w:t>Printed lesson and workbook; paper and pencil</w:t>
+        <w:pStyle w:val="Heading3"/>
+      </w:pPr>
+      <w:r>
+        <w:t>Training a small image model</w:t>
       </w:r>
     </w:p>
     <w:p>
       <w:pPr>
-        <w:spacing w:line="336" w:lineRule="auto" w:after="180"/>
-      </w:pPr>
-      <w:r>
-        <w:rPr>
-          <w:b w:val="0"/>
-        </w:rPr>
-        <w:t>Calculator and optional local Python 3 editor; no packages or AI accounts needed</w:t>
+        <w:pStyle w:val="Heading3"/>
+      </w:pPr>
+      <w:r>
+        <w:t>Convolution as a local operation</w:t>
       </w:r>
     </w:p>
     <w:p>
       <w:pPr>
-        <w:spacing w:line="336" w:lineRule="auto" w:after="180"/>
-      </w:pPr>
-      <w:r>
-        <w:rPr>
-          <w:b w:val="0"/>
-        </w:rPr>
-        <w:t>Use the fictional examples supplied; prepare the fresh retry before class</w:t>
+        <w:pStyle w:val="Heading3"/>
+      </w:pPr>
+      <w:r>
+        <w:t>Debugging shapes and gradients</w:t>
       </w:r>
     </w:p>
     <w:p>
       <w:pPr>
-        <w:pStyle w:val="Heading3"/>
-      </w:pPr>
-      <w:r>
-        <w:t>Prerequisite answer</w:t>
+        <w:spacing w:line="336" w:lineRule="auto" w:after="180"/>
+      </w:pPr>
+      <w:r>
+        <w:rPr>
+          <w:b w:val="0"/>
+        </w:rPr>
+        <w:t xml:space="preserve">For the compact alternative schedule, use two 45-minute sessions. This chapter explicitly revisits Week 23: different pixel arrays do not guarantee independent </w:t>
+      </w:r>
+      <w:r>
+        <w:rPr>
+          <w:b/>
+        </w:rPr>
+        <w:t>augmentation</w:t>
+      </w:r>
+      <w:r>
+        <w:rPr>
+          <w:b w:val="0"/>
+        </w:rPr>
+        <w:t xml:space="preserve"> evaluation.</w:t>
       </w:r>
     </w:p>
     <w:p>
@@ -593,19 +599,19 @@
         <w:rPr>
           <w:b w:val="0"/>
         </w:rPr>
-        <w:t xml:space="preserve">Using final outcomes to choose parameters or settings makes that set part of model selection rather than unseen </w:t>
+        <w:t xml:space="preserve">Keep its original toy-domain claim narrow and use a new grouped plan for the new experiment. Use fictional source IDs rather than student photos. No new </w:t>
       </w:r>
       <w:r>
         <w:rPr>
           <w:b/>
         </w:rPr>
-        <w:t>evidence</w:t>
+        <w:t>training</w:t>
       </w:r>
       <w:r>
         <w:rPr>
           <w:b w:val="0"/>
         </w:rPr>
-        <w:t xml:space="preserve"> for the selected model.</w:t>
+        <w:t xml:space="preserve"> framework is needed.</w:t>
       </w:r>
     </w:p>
     <w:p>
@@ -613,7 +619,7 @@
         <w:pStyle w:val="Heading3"/>
       </w:pPr>
       <w:r>
-        <w:t>End goal for the pictorial case</w:t>
+        <w:t>Outcomes</w:t>
       </w:r>
     </w:p>
     <w:p>
@@ -624,31 +630,7 @@
         <w:rPr>
           <w:b w:val="0"/>
         </w:rPr>
-        <w:t xml:space="preserve">By the end, I can explain </w:t>
-      </w:r>
-      <w:r>
-        <w:rPr>
-          <w:b/>
-        </w:rPr>
-        <w:t>augmentation</w:t>
-      </w:r>
-      <w:r>
-        <w:rPr>
-          <w:b w:val="0"/>
-        </w:rPr>
-        <w:t xml:space="preserve"> and </w:t>
-      </w:r>
-      <w:r>
-        <w:rPr>
-          <w:b/>
-        </w:rPr>
-        <w:t>leakage</w:t>
-      </w:r>
-      <w:r>
-        <w:rPr>
-          <w:b w:val="0"/>
-        </w:rPr>
-        <w:t xml:space="preserve"> using a traced example and a stated limitation.</w:t>
+        <w:t>Check whether a transformation preserves the task label</w:t>
       </w:r>
     </w:p>
     <w:p>
@@ -659,20 +641,56 @@
         <w:rPr>
           <w:b w:val="0"/>
         </w:rPr>
-        <w:t>This added worked case illustrates the week’s main idea. Retain all original and connected topics; schedule its practice within the teaching cycle.</w:t>
+        <w:t xml:space="preserve">Keep related examples in one split using </w:t>
+      </w:r>
+      <w:r>
+        <w:rPr>
+          <w:b/>
+        </w:rPr>
+        <w:t>source group</w:t>
+      </w:r>
+      <w:r>
+        <w:rPr>
+          <w:b w:val="0"/>
+        </w:rPr>
+        <w:t>s</w:t>
       </w:r>
     </w:p>
     <w:p>
       <w:pPr>
-        <w:pStyle w:val="Heading1"/>
-      </w:pPr>
-      <w:r>
-        <w:t>02. Explain and model the mechanism</w:t>
+        <w:spacing w:line="336" w:lineRule="auto" w:after="180"/>
+      </w:pPr>
+      <w:r>
+        <w:rPr>
+          <w:b w:val="0"/>
+        </w:rPr>
+        <w:t xml:space="preserve">Compare </w:t>
+      </w:r>
+      <w:r>
+        <w:rPr>
+          <w:b/>
+        </w:rPr>
+        <w:t>augmentation</w:t>
+      </w:r>
+      <w:r>
+        <w:rPr>
+          <w:b w:val="0"/>
+        </w:rPr>
+        <w:t xml:space="preserve"> fairly without inflating independent </w:t>
+      </w:r>
+      <w:r>
+        <w:rPr>
+          <w:b/>
+        </w:rPr>
+        <w:t>evidence</w:t>
       </w:r>
     </w:p>
     <w:p>
-      <w:r>
-        <w:t>Model Augmentation and leakage using the supplied case, labelled mechanism and reasoning. Make the scope of each conclusion explicit.</w:t>
+      <w:pPr>
+        <w:pStyle w:val="Heading3"/>
+      </w:pPr>
+      <w:r>
+        <w:t>Preparation</w:t>
       </w:r>
     </w:p>
     <w:p>
@@ -680,18 +698,15 @@
         <w:pStyle w:val="Heading3"/>
       </w:pPr>
       <w:r>
-        <w:t>Explain Augmentation and leakage · 1</w:t>
+        <w:t>Prerequisite answer</w:t>
       </w:r>
     </w:p>
     <w:p>
       <w:pPr>
-        <w:spacing w:line="336" w:lineRule="auto" w:after="180"/>
-      </w:pPr>
-      <w:r>
-        <w:rPr>
-          <w:b w:val="0"/>
-        </w:rPr>
-        <w:t>Return to the binary image task: class 1 means the left column sum is strictly larger than the right column sum; equal sums belong to class 0. Let d be left sum minus right sum.</w:t>
+        <w:pStyle w:val="Heading3"/>
+      </w:pPr>
+      <w:r>
+        <w:t>End goal for the pictorial case</w:t>
       </w:r>
     </w:p>
     <w:p>
@@ -702,73 +717,28 @@
         <w:rPr>
           <w:b w:val="0"/>
         </w:rPr>
-        <w:t xml:space="preserve">An </w:t>
-      </w:r>
-      <w:r>
-        <w:rPr>
-          <w:b/>
-        </w:rPr>
-        <w:t>augmentation</w:t>
-      </w:r>
-      <w:r>
-        <w:rPr>
-          <w:b w:val="0"/>
-        </w:rPr>
-        <w:t xml:space="preserve"> is useful only under a stated task and transformation rule. More image files do not automatically mean more independent </w:t>
-      </w:r>
-      <w:r>
-        <w:rPr>
-          <w:b/>
-        </w:rPr>
-        <w:t>evidence</w:t>
-      </w:r>
-      <w:r>
-        <w:rPr>
-          <w:b w:val="0"/>
-        </w:rPr>
-        <w:t>.</w:t>
+        <w:t>This added worked case illustrates the week’s main idea. Retain all original and connected topics; schedule its practice within the teaching cycle.</w:t>
       </w:r>
     </w:p>
     <w:p>
       <w:pPr>
-        <w:pStyle w:val="Heading3"/>
-      </w:pPr>
-      <w:r>
-        <w:t>Explain Augmentation and leakage · 2</w:t>
+        <w:pStyle w:val="Heading1"/>
+      </w:pPr>
+      <w:r>
+        <w:t>02. Teach target validity and split validity as separate checks</w:t>
       </w:r>
     </w:p>
     <w:p>
-      <w:pPr>
-        <w:spacing w:line="336" w:lineRule="auto" w:after="180"/>
-      </w:pPr>
-      <w:r>
-        <w:rPr>
-          <w:b w:val="0"/>
-        </w:rPr>
-        <w:t>Swapping rows preserves each column sum, so it preserves this task label for every valid image. Swapping columns changes d to -d. For nonzero d the class changes; for d = 0 it stays class 0.</w:t>
+      <w:r>
+        <w:t>Keep the main binary task,P–T registry,pictured A–Dcounts and independent J–Oassignment distinct.</w:t>
       </w:r>
     </w:p>
     <w:p>
       <w:pPr>
-        <w:spacing w:line="336" w:lineRule="auto" w:after="180"/>
-      </w:pPr>
-      <w:r>
-        <w:rPr>
-          <w:b w:val="0"/>
-        </w:rPr>
-        <w:t xml:space="preserve">Blindly copying the original label after every flip would create incorrect </w:t>
-      </w:r>
-      <w:r>
-        <w:rPr>
-          <w:b/>
-        </w:rPr>
-        <w:t>training</w:t>
-      </w:r>
-      <w:r>
-        <w:rPr>
-          <w:b w:val="0"/>
-        </w:rPr>
-        <w:t xml:space="preserve"> targets.</w:t>
+        <w:pStyle w:val="Heading2"/>
+      </w:pPr>
+      <w:r>
+        <w:t>Main definitions,complete transform cases and guided key</w:t>
       </w:r>
     </w:p>
     <w:p>
@@ -779,19 +749,7 @@
         <w:rPr>
           <w:b w:val="0"/>
         </w:rPr>
-        <w:t xml:space="preserve">A transformation may be valid for one task and invalid for another. A crop can remove the </w:t>
-      </w:r>
-      <w:r>
-        <w:rPr>
-          <w:b/>
-        </w:rPr>
-        <w:t>evidence</w:t>
-      </w:r>
-      <w:r>
-        <w:rPr>
-          <w:b w:val="0"/>
-        </w:rPr>
-        <w:t xml:space="preserve"> needed for a label.</w:t>
+        <w:t>Return to the binary image task: class 1 means the left column sum is strictly larger than the right column sum; equal sums belong to class 0. Let d be left sum minus right sum.</w:t>
       </w:r>
     </w:p>
     <w:p>
@@ -802,19 +760,19 @@
         <w:rPr>
           <w:b w:val="0"/>
         </w:rPr>
-        <w:t xml:space="preserve">Choose allowed transformations using the task definition and </w:t>
+        <w:t xml:space="preserve">An </w:t>
       </w:r>
       <w:r>
         <w:rPr>
           <w:b/>
         </w:rPr>
-        <w:t>training</w:t>
+        <w:t>augmentation</w:t>
       </w:r>
       <w:r>
         <w:rPr>
           <w:b w:val="0"/>
         </w:rPr>
-        <w:t xml:space="preserve"> </w:t>
+        <w:t xml:space="preserve"> is useful only under a stated task and transformation rule. More image files do not automatically mean more independent </w:t>
       </w:r>
       <w:r>
         <w:rPr>
@@ -826,7 +784,7 @@
         <w:rPr>
           <w:b w:val="0"/>
         </w:rPr>
-        <w:t>, document the assumptions, and evaluate the choice on validation data.</w:t>
+        <w:t>.</w:t>
       </w:r>
     </w:p>
     <w:p>
@@ -837,19 +795,7 @@
         <w:rPr>
           <w:b w:val="0"/>
         </w:rPr>
-        <w:t xml:space="preserve">This code assumes valid 2 by 2 binary lists. It constructs new lists instead of changing the </w:t>
-      </w:r>
-      <w:r>
-        <w:rPr>
-          <w:b/>
-        </w:rPr>
-        <w:t>input</w:t>
-      </w:r>
-      <w:r>
-        <w:rPr>
-          <w:b w:val="0"/>
-        </w:rPr>
-        <w:t>. The label function encodes the classroom task rule, not a general method for recovering unknown real-world labels.</w:t>
+        <w:t>Swapping rows preserves each column sum, so it preserves this task label for every valid image. Swapping columns changes d to -d. For nonzero d the class changes; for d = 0 it stays class 0.</w:t>
       </w:r>
     </w:p>
     <w:p>
@@ -860,7 +806,19 @@
         <w:rPr>
           <w:b w:val="0"/>
         </w:rPr>
-        <w:t>If an allowed transformation changes a known target, the transformed example needs a justified new label. Do not invent labels for ambiguous cases.</w:t>
+        <w:t xml:space="preserve">Blindly copying the original label after every flip would create incorrect </w:t>
+      </w:r>
+      <w:r>
+        <w:rPr>
+          <w:b/>
+        </w:rPr>
+        <w:t>training</w:t>
+      </w:r>
+      <w:r>
+        <w:rPr>
+          <w:b w:val="0"/>
+        </w:rPr>
+        <w:t xml:space="preserve"> targets.</w:t>
       </w:r>
     </w:p>
     <w:p>
@@ -871,7 +829,1603 @@
         <w:rPr>
           <w:b w:val="0"/>
         </w:rPr>
+        <w:t xml:space="preserve">A transformation may be valid for one task and invalid for another. A crop can remove the </w:t>
+      </w:r>
+      <w:r>
+        <w:rPr>
+          <w:b/>
+        </w:rPr>
+        <w:t>evidence</w:t>
+      </w:r>
+      <w:r>
+        <w:rPr>
+          <w:b w:val="0"/>
+        </w:rPr>
+        <w:t xml:space="preserve"> needed for a label.</w:t>
+      </w:r>
+    </w:p>
+    <w:p>
+      <w:pPr>
+        <w:spacing w:line="336" w:lineRule="auto" w:after="180"/>
+      </w:pPr>
+      <w:r>
+        <w:rPr>
+          <w:b w:val="0"/>
+        </w:rPr>
+        <w:t xml:space="preserve">Choose allowed transformations using the task definition and </w:t>
+      </w:r>
+      <w:r>
+        <w:rPr>
+          <w:b/>
+        </w:rPr>
+        <w:t>training</w:t>
+      </w:r>
+      <w:r>
+        <w:rPr>
+          <w:b w:val="0"/>
+        </w:rPr>
+        <w:t xml:space="preserve"> </w:t>
+      </w:r>
+      <w:r>
+        <w:rPr>
+          <w:b/>
+        </w:rPr>
+        <w:t>evidence</w:t>
+      </w:r>
+      <w:r>
+        <w:rPr>
+          <w:b w:val="0"/>
+        </w:rPr>
+        <w:t>, document the assumptions, and evaluate the choice on validation data.</w:t>
+      </w:r>
+    </w:p>
+    <w:p>
+      <w:pPr>
+        <w:spacing w:line="336" w:lineRule="auto" w:after="180"/>
+      </w:pPr>
+      <w:r>
+        <w:rPr>
+          <w:b w:val="0"/>
+        </w:rPr>
+        <w:t xml:space="preserve">This code assumes valid 2 by 2 binary lists. It constructs new lists instead of changing the </w:t>
+      </w:r>
+      <w:r>
+        <w:rPr>
+          <w:b/>
+        </w:rPr>
+        <w:t>input</w:t>
+      </w:r>
+      <w:r>
+        <w:rPr>
+          <w:b w:val="0"/>
+        </w:rPr>
+        <w:t>. The label function encodes the classroom task rule, not a general method for recovering unknown real-world labels.</w:t>
+      </w:r>
+    </w:p>
+    <w:p>
+      <w:pPr>
+        <w:spacing w:line="336" w:lineRule="auto" w:after="180"/>
+      </w:pPr>
+      <w:r>
+        <w:rPr>
+          <w:b w:val="0"/>
+        </w:rPr>
+        <w:t>If an allowed transformation changes a known target, the transformed example needs a justified new label. Do not invent labels for ambiguous cases.</w:t>
+      </w:r>
+    </w:p>
+    <w:p>
+      <w:pPr>
+        <w:spacing w:line="336" w:lineRule="auto" w:after="180"/>
+      </w:pPr>
+      <w:r>
+        <w:rPr>
+          <w:b w:val="0"/>
+        </w:rPr>
         <w:t>Keep the source ID, transformation and resulting label with every derived image so a teacher can audit what happened.</w:t>
+      </w:r>
+    </w:p>
+    <w:tbl>
+      <w:tblPr>
+        <w:tblStyle w:val="LightShading-Accent1"/>
+        <w:tblW w:type="auto" w:w="0"/>
+        <w:tblLook w:firstColumn="1" w:firstRow="1" w:lastColumn="0" w:lastRow="0" w:noHBand="0" w:noVBand="1" w:val="04A0"/>
+      </w:tblPr>
+      <w:tblGrid>
+        <w:gridCol w:w="2556"/>
+        <w:gridCol w:w="2556"/>
+        <w:gridCol w:w="2556"/>
+        <w:gridCol w:w="2556"/>
+      </w:tblGrid>
+      <w:tr>
+        <w:trPr>
+          <w:tblHeader/>
+        </w:trPr>
+        <w:tc>
+          <w:tcPr>
+            <w:tcW w:type="dxa" w:w="2556"/>
+          </w:tcPr>
+          <w:p>
+            <w:r>
+              <w:t>Complete known-rule case</w:t>
+            </w:r>
+          </w:p>
+        </w:tc>
+        <w:tc>
+          <w:tcPr>
+            <w:tcW w:type="dxa" w:w="2556"/>
+          </w:tcPr>
+          <w:p>
+            <w:r>
+              <w:t>Original d / class</w:t>
+            </w:r>
+          </w:p>
+        </w:tc>
+        <w:tc>
+          <w:tcPr>
+            <w:tcW w:type="dxa" w:w="2556"/>
+          </w:tcPr>
+          <w:p>
+            <w:r>
+              <w:t>After row swap</w:t>
+            </w:r>
+          </w:p>
+        </w:tc>
+        <w:tc>
+          <w:tcPr>
+            <w:tcW w:type="dxa" w:w="2556"/>
+          </w:tcPr>
+          <w:p>
+            <w:r>
+              <w:t>After column swap</w:t>
+            </w:r>
+          </w:p>
+        </w:tc>
+      </w:tr>
+      <w:tr>
+        <w:tc>
+          <w:tcPr>
+            <w:tcW w:type="dxa" w:w="2556"/>
+          </w:tcPr>
+          <w:p>
+            <w:r>
+              <w:t>[[1, 0], [0, 0]]</w:t>
+            </w:r>
+          </w:p>
+        </w:tc>
+        <w:tc>
+          <w:tcPr>
+            <w:tcW w:type="dxa" w:w="2556"/>
+          </w:tcPr>
+          <w:p>
+            <w:r>
+              <w:t>1 /1</w:t>
+            </w:r>
+          </w:p>
+        </w:tc>
+        <w:tc>
+          <w:tcPr>
+            <w:tcW w:type="dxa" w:w="2556"/>
+          </w:tcPr>
+          <w:p>
+            <w:r>
+              <w:t>1 /1</w:t>
+            </w:r>
+          </w:p>
+        </w:tc>
+        <w:tc>
+          <w:tcPr>
+            <w:tcW w:type="dxa" w:w="2556"/>
+          </w:tcPr>
+          <w:p>
+            <w:r>
+              <w:t>−1 /0</w:t>
+            </w:r>
+          </w:p>
+        </w:tc>
+      </w:tr>
+      <w:tr>
+        <w:tc>
+          <w:tcPr>
+            <w:tcW w:type="dxa" w:w="2556"/>
+          </w:tcPr>
+          <w:p>
+            <w:r>
+              <w:t>[[0, 1], [0, 0]]</w:t>
+            </w:r>
+          </w:p>
+        </w:tc>
+        <w:tc>
+          <w:tcPr>
+            <w:tcW w:type="dxa" w:w="2556"/>
+          </w:tcPr>
+          <w:p>
+            <w:r>
+              <w:t>−1 /0</w:t>
+            </w:r>
+          </w:p>
+        </w:tc>
+        <w:tc>
+          <w:tcPr>
+            <w:tcW w:type="dxa" w:w="2556"/>
+          </w:tcPr>
+          <w:p>
+            <w:r>
+              <w:t>−1 /0</w:t>
+            </w:r>
+          </w:p>
+        </w:tc>
+        <w:tc>
+          <w:tcPr>
+            <w:tcW w:type="dxa" w:w="2556"/>
+          </w:tcPr>
+          <w:p>
+            <w:r>
+              <w:t>1 /1</w:t>
+            </w:r>
+          </w:p>
+        </w:tc>
+      </w:tr>
+      <w:tr>
+        <w:tc>
+          <w:tcPr>
+            <w:tcW w:type="dxa" w:w="2556"/>
+          </w:tcPr>
+          <w:p>
+            <w:r>
+              <w:t>Tie[[1, 0], [0, 1]]</w:t>
+            </w:r>
+          </w:p>
+        </w:tc>
+        <w:tc>
+          <w:tcPr>
+            <w:tcW w:type="dxa" w:w="2556"/>
+          </w:tcPr>
+          <w:p>
+            <w:r>
+              <w:t>0 /0</w:t>
+            </w:r>
+          </w:p>
+        </w:tc>
+        <w:tc>
+          <w:tcPr>
+            <w:tcW w:type="dxa" w:w="2556"/>
+          </w:tcPr>
+          <w:p>
+            <w:r>
+              <w:t>0 /0</w:t>
+            </w:r>
+          </w:p>
+        </w:tc>
+        <w:tc>
+          <w:tcPr>
+            <w:tcW w:type="dxa" w:w="2556"/>
+          </w:tcPr>
+          <w:p>
+            <w:r>
+              <w:t>0 /0; not complemented</w:t>
+            </w:r>
+          </w:p>
+        </w:tc>
+      </w:tr>
+    </w:tbl>
+    <w:p>
+      <w:pPr>
+        <w:spacing w:line="336" w:lineRule="auto" w:after="180"/>
+      </w:pPr>
+      <w:r>
+        <w:rPr>
+          <w:b w:val="0"/>
+        </w:rPr>
+        <w:t>The label function is the supplied mathematical task, not a tool for inferring unknown real-world labels. Row swapping preserves each column sum. Column swapping negates d, so it changes the binary class only when d is nonzero. The original functions create new lists and leave their input unchanged.</w:t>
+      </w:r>
+    </w:p>
+    <w:p>
+      <w:pPr>
+        <w:spacing w:line="336" w:lineRule="auto" w:after="180"/>
+      </w:pPr>
+      <w:r>
+        <w:rPr>
+          <w:b w:val="0"/>
+        </w:rPr>
+        <w:t>The complete audit program later checks all 16 binary2×2 patterns for this rule and builds an explicitly fictional provenance registry. No augmented model is trained or improved score claimed by these audits.</w:t>
+      </w:r>
+    </w:p>
+    <w:p>
+      <w:pPr>
+        <w:spacing w:line="336" w:lineRule="auto" w:after="180"/>
+      </w:pPr>
+      <w:r>
+        <w:rPr>
+          <w:b w:val="0"/>
+        </w:rPr>
+        <w:t xml:space="preserve">Guided: the split is invalid for unseen-source evaluation because A2 derives from A regardless of filename. Keep the entire A group in </w:t>
+      </w:r>
+      <w:r>
+        <w:rPr>
+          <w:b/>
+        </w:rPr>
+        <w:t>training</w:t>
+      </w:r>
+      <w:r>
+        <w:rPr>
+          <w:b w:val="0"/>
+        </w:rPr>
+        <w:t xml:space="preserve"> and replace the validation group, then rerun any affected selection.</w:t>
+      </w:r>
+    </w:p>
+    <w:p>
+      <w:pPr>
+        <w:spacing w:line="336" w:lineRule="auto" w:after="180"/>
+      </w:pPr>
+      <w:r>
+        <w:rPr>
+          <w:b w:val="0"/>
+        </w:rPr>
+        <w:t xml:space="preserve">Exit: budgets are 180 versus 60 updates, so they are not matched. Predeclare an equal update budget and record repetition policies; 36 records still represent only 12 original </w:t>
+      </w:r>
+      <w:r>
+        <w:rPr>
+          <w:b/>
+        </w:rPr>
+        <w:t>source group</w:t>
+      </w:r>
+      <w:r>
+        <w:rPr>
+          <w:b w:val="0"/>
+        </w:rPr>
+        <w:t>s.</w:t>
+      </w:r>
+    </w:p>
+    <w:p>
+      <w:pPr>
+        <w:pStyle w:val="Heading2"/>
+      </w:pPr>
+      <w:r>
+        <w:t>Visible transformations and complete registry counts</w:t>
+      </w:r>
+    </w:p>
+    <w:p>
+      <w:r>
+        <w:drawing>
+          <wp:inline xmlns:a="http://schemas.openxmlformats.org/drawingml/2006/main" xmlns:pic="http://schemas.openxmlformats.org/drawingml/2006/picture">
+            <wp:extent cx="5486400" cy="2434835"/>
+            <wp:docPr id="1" name="Picture 1" descr="Original binary image[[1,0],[0,0]]has column difference1,class1. Swapping rows moves the1bottom-left and preserves difference1,class1. Swapping columns moves it top-right,giving difference−1,class0. The caption declares strict left-column sum greater than right and notes equal-sum ties remain class0after column swapping."/>
+            <wp:cNvGraphicFramePr>
+              <a:graphicFrameLocks noChangeAspect="1"/>
+            </wp:cNvGraphicFramePr>
+            <a:graphic>
+              <a:graphicData uri="http://schemas.openxmlformats.org/drawingml/2006/picture">
+                <pic:pic>
+                  <pic:nvPicPr>
+                    <pic:cNvPr id="0" name="ai-5-24-transform-label-rules.png"/>
+                    <pic:cNvPicPr/>
+                  </pic:nvPicPr>
+                  <pic:blipFill>
+                    <a:blip r:embed="rId9"/>
+                    <a:stretch>
+                      <a:fillRect/>
+                    </a:stretch>
+                  </pic:blipFill>
+                  <pic:spPr>
+                    <a:xfrm>
+                      <a:off x="0" y="0"/>
+                      <a:ext cx="5486400" cy="2434835"/>
+                    </a:xfrm>
+                    <a:prstGeom prst="rect"/>
+                  </pic:spPr>
+                </pic:pic>
+              </a:graphicData>
+            </a:graphic>
+          </wp:inline>
+        </w:drawing>
+      </w:r>
+    </w:p>
+    <w:tbl>
+      <w:tblPr>
+        <w:tblStyle w:val="LightShading-Accent1"/>
+        <w:tblW w:type="auto" w:w="0"/>
+        <w:tblLook w:firstColumn="1" w:firstRow="1" w:lastColumn="0" w:lastRow="0" w:noHBand="0" w:noVBand="1" w:val="04A0"/>
+      </w:tblPr>
+      <w:tblGrid>
+        <w:gridCol w:w="2045"/>
+        <w:gridCol w:w="2045"/>
+        <w:gridCol w:w="2045"/>
+        <w:gridCol w:w="2045"/>
+        <w:gridCol w:w="2045"/>
+      </w:tblGrid>
+      <w:tr>
+        <w:trPr>
+          <w:tblHeader/>
+        </w:trPr>
+        <w:tc>
+          <w:tcPr>
+            <w:tcW w:type="dxa" w:w="2045"/>
+          </w:tcPr>
+          <w:p>
+            <w:r>
+              <w:t>Complete fictional original source</w:t>
+            </w:r>
+          </w:p>
+        </w:tc>
+        <w:tc>
+          <w:tcPr>
+            <w:tcW w:type="dxa" w:w="2045"/>
+          </w:tcPr>
+          <w:p>
+            <w:r>
+              <w:t>Binary image rows</w:t>
+            </w:r>
+          </w:p>
+        </w:tc>
+        <w:tc>
+          <w:tcPr>
+            <w:tcW w:type="dxa" w:w="2045"/>
+          </w:tcPr>
+          <w:p>
+            <w:r>
+              <w:t>Class under known rule</w:t>
+            </w:r>
+          </w:p>
+        </w:tc>
+        <w:tc>
+          <w:tcPr>
+            <w:tcW w:type="dxa" w:w="2045"/>
+          </w:tcPr>
+          <w:p>
+            <w:r>
+              <w:t>Assigned role</w:t>
+            </w:r>
+          </w:p>
+        </w:tc>
+        <w:tc>
+          <w:tcPr>
+            <w:tcW w:type="dxa" w:w="2045"/>
+          </w:tcPr>
+          <w:p>
+            <w:r>
+              <w:t>Retention policy</w:t>
+            </w:r>
+          </w:p>
+        </w:tc>
+      </w:tr>
+      <w:tr>
+        <w:tc>
+          <w:tcPr>
+            <w:tcW w:type="dxa" w:w="2045"/>
+          </w:tcPr>
+          <w:p>
+            <w:r>
+              <w:t>P</w:t>
+            </w:r>
+          </w:p>
+        </w:tc>
+        <w:tc>
+          <w:tcPr>
+            <w:tcW w:type="dxa" w:w="2045"/>
+          </w:tcPr>
+          <w:p>
+            <w:r>
+              <w:t>[1, 0]; [0, 0]</w:t>
+            </w:r>
+          </w:p>
+        </w:tc>
+        <w:tc>
+          <w:tcPr>
+            <w:tcW w:type="dxa" w:w="2045"/>
+          </w:tcPr>
+          <w:p>
+            <w:r>
+              <w:t>1</w:t>
+            </w:r>
+          </w:p>
+        </w:tc>
+        <w:tc>
+          <w:tcPr>
+            <w:tcW w:type="dxa" w:w="2045"/>
+          </w:tcPr>
+          <w:p>
+            <w:r>
+              <w:t>Training</w:t>
+            </w:r>
+          </w:p>
+        </w:tc>
+        <w:tc>
+          <w:tcPr>
+            <w:tcW w:type="dxa" w:w="2045"/>
+          </w:tcPr>
+          <w:p>
+            <w:r>
+              <w:t>Original and row swap</w:t>
+            </w:r>
+          </w:p>
+        </w:tc>
+      </w:tr>
+      <w:tr>
+        <w:tc>
+          <w:tcPr>
+            <w:tcW w:type="dxa" w:w="2045"/>
+          </w:tcPr>
+          <w:p>
+            <w:r>
+              <w:t>Q</w:t>
+            </w:r>
+          </w:p>
+        </w:tc>
+        <w:tc>
+          <w:tcPr>
+            <w:tcW w:type="dxa" w:w="2045"/>
+          </w:tcPr>
+          <w:p>
+            <w:r>
+              <w:t>[0, 1]; [0, 0]</w:t>
+            </w:r>
+          </w:p>
+        </w:tc>
+        <w:tc>
+          <w:tcPr>
+            <w:tcW w:type="dxa" w:w="2045"/>
+          </w:tcPr>
+          <w:p>
+            <w:r>
+              <w:t>0</w:t>
+            </w:r>
+          </w:p>
+        </w:tc>
+        <w:tc>
+          <w:tcPr>
+            <w:tcW w:type="dxa" w:w="2045"/>
+          </w:tcPr>
+          <w:p>
+            <w:r>
+              <w:t>Training</w:t>
+            </w:r>
+          </w:p>
+        </w:tc>
+        <w:tc>
+          <w:tcPr>
+            <w:tcW w:type="dxa" w:w="2045"/>
+          </w:tcPr>
+          <w:p>
+            <w:r>
+              <w:t>Original and row swap</w:t>
+            </w:r>
+          </w:p>
+        </w:tc>
+      </w:tr>
+      <w:tr>
+        <w:tc>
+          <w:tcPr>
+            <w:tcW w:type="dxa" w:w="2045"/>
+          </w:tcPr>
+          <w:p>
+            <w:r>
+              <w:t>R</w:t>
+            </w:r>
+          </w:p>
+        </w:tc>
+        <w:tc>
+          <w:tcPr>
+            <w:tcW w:type="dxa" w:w="2045"/>
+          </w:tcPr>
+          <w:p>
+            <w:r>
+              <w:t>[1, 0]; [1, 0]</w:t>
+            </w:r>
+          </w:p>
+        </w:tc>
+        <w:tc>
+          <w:tcPr>
+            <w:tcW w:type="dxa" w:w="2045"/>
+          </w:tcPr>
+          <w:p>
+            <w:r>
+              <w:t>1</w:t>
+            </w:r>
+          </w:p>
+        </w:tc>
+        <w:tc>
+          <w:tcPr>
+            <w:tcW w:type="dxa" w:w="2045"/>
+          </w:tcPr>
+          <w:p>
+            <w:r>
+              <w:t>Validation</w:t>
+            </w:r>
+          </w:p>
+        </w:tc>
+        <w:tc>
+          <w:tcPr>
+            <w:tcW w:type="dxa" w:w="2045"/>
+          </w:tcPr>
+          <w:p>
+            <w:r>
+              <w:t>Original only</w:t>
+            </w:r>
+          </w:p>
+        </w:tc>
+      </w:tr>
+      <w:tr>
+        <w:tc>
+          <w:tcPr>
+            <w:tcW w:type="dxa" w:w="2045"/>
+          </w:tcPr>
+          <w:p>
+            <w:r>
+              <w:t>S</w:t>
+            </w:r>
+          </w:p>
+        </w:tc>
+        <w:tc>
+          <w:tcPr>
+            <w:tcW w:type="dxa" w:w="2045"/>
+          </w:tcPr>
+          <w:p>
+            <w:r>
+              <w:t>[0, 1]; [0, 1]</w:t>
+            </w:r>
+          </w:p>
+        </w:tc>
+        <w:tc>
+          <w:tcPr>
+            <w:tcW w:type="dxa" w:w="2045"/>
+          </w:tcPr>
+          <w:p>
+            <w:r>
+              <w:t>0</w:t>
+            </w:r>
+          </w:p>
+        </w:tc>
+        <w:tc>
+          <w:tcPr>
+            <w:tcW w:type="dxa" w:w="2045"/>
+          </w:tcPr>
+          <w:p>
+            <w:r>
+              <w:t>Final</w:t>
+            </w:r>
+          </w:p>
+        </w:tc>
+        <w:tc>
+          <w:tcPr>
+            <w:tcW w:type="dxa" w:w="2045"/>
+          </w:tcPr>
+          <w:p>
+            <w:r>
+              <w:t>Original only</w:t>
+            </w:r>
+          </w:p>
+        </w:tc>
+      </w:tr>
+      <w:tr>
+        <w:tc>
+          <w:tcPr>
+            <w:tcW w:type="dxa" w:w="2045"/>
+          </w:tcPr>
+          <w:p>
+            <w:r>
+              <w:t>T</w:t>
+            </w:r>
+          </w:p>
+        </w:tc>
+        <w:tc>
+          <w:tcPr>
+            <w:tcW w:type="dxa" w:w="2045"/>
+          </w:tcPr>
+          <w:p>
+            <w:r>
+              <w:t>[1, 1]; [0, 0]</w:t>
+            </w:r>
+          </w:p>
+        </w:tc>
+        <w:tc>
+          <w:tcPr>
+            <w:tcW w:type="dxa" w:w="2045"/>
+          </w:tcPr>
+          <w:p>
+            <w:r>
+              <w:t>0</w:t>
+            </w:r>
+          </w:p>
+        </w:tc>
+        <w:tc>
+          <w:tcPr>
+            <w:tcW w:type="dxa" w:w="2045"/>
+          </w:tcPr>
+          <w:p>
+            <w:r>
+              <w:t>Final</w:t>
+            </w:r>
+          </w:p>
+        </w:tc>
+        <w:tc>
+          <w:tcPr>
+            <w:tcW w:type="dxa" w:w="2045"/>
+          </w:tcPr>
+          <w:p>
+            <w:r>
+              <w:t>Original only</w:t>
+            </w:r>
+          </w:p>
+        </w:tc>
+      </w:tr>
+    </w:tbl>
+    <w:tbl>
+      <w:tblPr>
+        <w:tblStyle w:val="LightShading-Accent1"/>
+        <w:tblW w:type="auto" w:w="0"/>
+        <w:tblLook w:firstColumn="1" w:firstRow="1" w:lastColumn="0" w:lastRow="0" w:noHBand="0" w:noVBand="1" w:val="04A0"/>
+      </w:tblPr>
+      <w:tblGrid>
+        <w:gridCol w:w="2556"/>
+        <w:gridCol w:w="2556"/>
+        <w:gridCol w:w="2556"/>
+        <w:gridCol w:w="2556"/>
+      </w:tblGrid>
+      <w:tr>
+        <w:trPr>
+          <w:tblHeader/>
+        </w:trPr>
+        <w:tc>
+          <w:tcPr>
+            <w:tcW w:type="dxa" w:w="2556"/>
+          </w:tcPr>
+          <w:p>
+            <w:r>
+              <w:t>Registry result</w:t>
+            </w:r>
+          </w:p>
+        </w:tc>
+        <w:tc>
+          <w:tcPr>
+            <w:tcW w:type="dxa" w:w="2556"/>
+          </w:tcPr>
+          <w:p>
+            <w:r>
+              <w:t>Source groups</w:t>
+            </w:r>
+          </w:p>
+        </w:tc>
+        <w:tc>
+          <w:tcPr>
+            <w:tcW w:type="dxa" w:w="2556"/>
+          </w:tcPr>
+          <w:p>
+            <w:r>
+              <w:t>Retained records</w:t>
+            </w:r>
+          </w:p>
+        </w:tc>
+        <w:tc>
+          <w:tcPr>
+            <w:tcW w:type="dxa" w:w="2556"/>
+          </w:tcPr>
+          <w:p>
+            <w:r>
+              <w:t>Derived evaluation records excluded</w:t>
+            </w:r>
+          </w:p>
+        </w:tc>
+      </w:tr>
+      <w:tr>
+        <w:tc>
+          <w:tcPr>
+            <w:tcW w:type="dxa" w:w="2556"/>
+          </w:tcPr>
+          <w:p>
+            <w:r>
+              <w:t>Training P/Q</w:t>
+            </w:r>
+          </w:p>
+        </w:tc>
+        <w:tc>
+          <w:tcPr>
+            <w:tcW w:type="dxa" w:w="2556"/>
+          </w:tcPr>
+          <w:p>
+            <w:r>
+              <w:t>2</w:t>
+            </w:r>
+          </w:p>
+        </w:tc>
+        <w:tc>
+          <w:tcPr>
+            <w:tcW w:type="dxa" w:w="2556"/>
+          </w:tcPr>
+          <w:p>
+            <w:r>
+              <w:t>4</w:t>
+            </w:r>
+          </w:p>
+        </w:tc>
+        <w:tc>
+          <w:tcPr>
+            <w:tcW w:type="dxa" w:w="2556"/>
+          </w:tcPr>
+          <w:p>
+            <w:r>
+              <w:t>0</w:t>
+            </w:r>
+          </w:p>
+        </w:tc>
+      </w:tr>
+      <w:tr>
+        <w:tc>
+          <w:tcPr>
+            <w:tcW w:type="dxa" w:w="2556"/>
+          </w:tcPr>
+          <w:p>
+            <w:r>
+              <w:t>Validation R</w:t>
+            </w:r>
+          </w:p>
+        </w:tc>
+        <w:tc>
+          <w:tcPr>
+            <w:tcW w:type="dxa" w:w="2556"/>
+          </w:tcPr>
+          <w:p>
+            <w:r>
+              <w:t>1</w:t>
+            </w:r>
+          </w:p>
+        </w:tc>
+        <w:tc>
+          <w:tcPr>
+            <w:tcW w:type="dxa" w:w="2556"/>
+          </w:tcPr>
+          <w:p>
+            <w:r>
+              <w:t>1</w:t>
+            </w:r>
+          </w:p>
+        </w:tc>
+        <w:tc>
+          <w:tcPr>
+            <w:tcW w:type="dxa" w:w="2556"/>
+          </w:tcPr>
+          <w:p>
+            <w:r>
+              <w:t>1</w:t>
+            </w:r>
+          </w:p>
+        </w:tc>
+      </w:tr>
+      <w:tr>
+        <w:tc>
+          <w:tcPr>
+            <w:tcW w:type="dxa" w:w="2556"/>
+          </w:tcPr>
+          <w:p>
+            <w:r>
+              <w:t>Final S/T</w:t>
+            </w:r>
+          </w:p>
+        </w:tc>
+        <w:tc>
+          <w:tcPr>
+            <w:tcW w:type="dxa" w:w="2556"/>
+          </w:tcPr>
+          <w:p>
+            <w:r>
+              <w:t>2</w:t>
+            </w:r>
+          </w:p>
+        </w:tc>
+        <w:tc>
+          <w:tcPr>
+            <w:tcW w:type="dxa" w:w="2556"/>
+          </w:tcPr>
+          <w:p>
+            <w:r>
+              <w:t>2</w:t>
+            </w:r>
+          </w:p>
+        </w:tc>
+        <w:tc>
+          <w:tcPr>
+            <w:tcW w:type="dxa" w:w="2556"/>
+          </w:tcPr>
+          <w:p>
+            <w:r>
+              <w:t>2</w:t>
+            </w:r>
+          </w:p>
+        </w:tc>
+      </w:tr>
+      <w:tr>
+        <w:tc>
+          <w:tcPr>
+            <w:tcW w:type="dxa" w:w="2556"/>
+          </w:tcPr>
+          <w:p>
+            <w:r>
+              <w:t>Total</w:t>
+            </w:r>
+          </w:p>
+        </w:tc>
+        <w:tc>
+          <w:tcPr>
+            <w:tcW w:type="dxa" w:w="2556"/>
+          </w:tcPr>
+          <w:p>
+            <w:r>
+              <w:t>5</w:t>
+            </w:r>
+          </w:p>
+        </w:tc>
+        <w:tc>
+          <w:tcPr>
+            <w:tcW w:type="dxa" w:w="2556"/>
+          </w:tcPr>
+          <w:p>
+            <w:r>
+              <w:t>7</w:t>
+            </w:r>
+          </w:p>
+        </w:tc>
+        <w:tc>
+          <w:tcPr>
+            <w:tcW w:type="dxa" w:w="2556"/>
+          </w:tcPr>
+          <w:p>
+            <w:r>
+              <w:t>3</w:t>
+            </w:r>
+          </w:p>
+        </w:tc>
+      </w:tr>
+    </w:tbl>
+    <w:p>
+      <w:pPr>
+        <w:pStyle w:val="Heading2"/>
+      </w:pPr>
+      <w:r>
+        <w:t>Separate matched-update budget options</w:t>
+      </w:r>
+    </w:p>
+    <w:tbl>
+      <w:tblPr>
+        <w:tblStyle w:val="LightShading-Accent1"/>
+        <w:tblW w:type="auto" w:w="0"/>
+        <w:tblLook w:firstColumn="1" w:firstRow="1" w:lastColumn="0" w:lastRow="0" w:noHBand="0" w:noVBand="1" w:val="04A0"/>
+      </w:tblPr>
+      <w:tblGrid>
+        <w:gridCol w:w="2045"/>
+        <w:gridCol w:w="2045"/>
+        <w:gridCol w:w="2045"/>
+        <w:gridCol w:w="2045"/>
+        <w:gridCol w:w="2045"/>
+      </w:tblGrid>
+      <w:tr>
+        <w:trPr>
+          <w:tblHeader/>
+        </w:trPr>
+        <w:tc>
+          <w:tcPr>
+            <w:tcW w:type="dxa" w:w="2045"/>
+          </w:tcPr>
+          <w:p>
+            <w:r>
+              <w:t>Separate budget comparison; batch size 1</w:t>
+            </w:r>
+          </w:p>
+        </w:tc>
+        <w:tc>
+          <w:tcPr>
+            <w:tcW w:type="dxa" w:w="2045"/>
+          </w:tcPr>
+          <w:p>
+            <w:r>
+              <w:t>Records per epoch</w:t>
+            </w:r>
+          </w:p>
+        </w:tc>
+        <w:tc>
+          <w:tcPr>
+            <w:tcW w:type="dxa" w:w="2045"/>
+          </w:tcPr>
+          <w:p>
+            <w:r>
+              <w:t>Epochs</w:t>
+            </w:r>
+          </w:p>
+        </w:tc>
+        <w:tc>
+          <w:tcPr>
+            <w:tcW w:type="dxa" w:w="2045"/>
+          </w:tcPr>
+          <w:p>
+            <w:r>
+              <w:t>Updates</w:t>
+            </w:r>
+          </w:p>
+        </w:tc>
+        <w:tc>
+          <w:tcPr>
+            <w:tcW w:type="dxa" w:w="2045"/>
+          </w:tcPr>
+          <w:p>
+            <w:r>
+              <w:t>Source identities</w:t>
+            </w:r>
+          </w:p>
+        </w:tc>
+      </w:tr>
+      <w:tr>
+        <w:tc>
+          <w:tcPr>
+            <w:tcW w:type="dxa" w:w="2045"/>
+          </w:tcPr>
+          <w:p>
+            <w:r>
+              <w:t>12 originals, eachwith 2 variants</w:t>
+            </w:r>
+          </w:p>
+        </w:tc>
+        <w:tc>
+          <w:tcPr>
+            <w:tcW w:type="dxa" w:w="2045"/>
+          </w:tcPr>
+          <w:p>
+            <w:r>
+              <w:t>36</w:t>
+            </w:r>
+          </w:p>
+        </w:tc>
+        <w:tc>
+          <w:tcPr>
+            <w:tcW w:type="dxa" w:w="2045"/>
+          </w:tcPr>
+          <w:p>
+            <w:r>
+              <w:t>5</w:t>
+            </w:r>
+          </w:p>
+        </w:tc>
+        <w:tc>
+          <w:tcPr>
+            <w:tcW w:type="dxa" w:w="2045"/>
+          </w:tcPr>
+          <w:p>
+            <w:r>
+              <w:t>180</w:t>
+            </w:r>
+          </w:p>
+        </w:tc>
+        <w:tc>
+          <w:tcPr>
+            <w:tcW w:type="dxa" w:w="2045"/>
+          </w:tcPr>
+          <w:p>
+            <w:r>
+              <w:t>12</w:t>
+            </w:r>
+          </w:p>
+        </w:tc>
+      </w:tr>
+      <w:tr>
+        <w:tc>
+          <w:tcPr>
+            <w:tcW w:type="dxa" w:w="2045"/>
+          </w:tcPr>
+          <w:p>
+            <w:r>
+              <w:t>12 originals only</w:t>
+            </w:r>
+          </w:p>
+        </w:tc>
+        <w:tc>
+          <w:tcPr>
+            <w:tcW w:type="dxa" w:w="2045"/>
+          </w:tcPr>
+          <w:p>
+            <w:r>
+              <w:t>12</w:t>
+            </w:r>
+          </w:p>
+        </w:tc>
+        <w:tc>
+          <w:tcPr>
+            <w:tcW w:type="dxa" w:w="2045"/>
+          </w:tcPr>
+          <w:p>
+            <w:r>
+              <w:t>5</w:t>
+            </w:r>
+          </w:p>
+        </w:tc>
+        <w:tc>
+          <w:tcPr>
+            <w:tcW w:type="dxa" w:w="2045"/>
+          </w:tcPr>
+          <w:p>
+            <w:r>
+              <w:t>60</w:t>
+            </w:r>
+          </w:p>
+        </w:tc>
+        <w:tc>
+          <w:tcPr>
+            <w:tcW w:type="dxa" w:w="2045"/>
+          </w:tcPr>
+          <w:p>
+            <w:r>
+              <w:t>12</w:t>
+            </w:r>
+          </w:p>
+        </w:tc>
+      </w:tr>
+      <w:tr>
+        <w:tc>
+          <w:tcPr>
+            <w:tcW w:type="dxa" w:w="2045"/>
+          </w:tcPr>
+          <w:p>
+            <w:r>
+              <w:t>One declared equal-update baseline option</w:t>
+            </w:r>
+          </w:p>
+        </w:tc>
+        <w:tc>
+          <w:tcPr>
+            <w:tcW w:type="dxa" w:w="2045"/>
+          </w:tcPr>
+          <w:p>
+            <w:r>
+              <w:t>12</w:t>
+            </w:r>
+          </w:p>
+        </w:tc>
+        <w:tc>
+          <w:tcPr>
+            <w:tcW w:type="dxa" w:w="2045"/>
+          </w:tcPr>
+          <w:p>
+            <w:r>
+              <w:t>15</w:t>
+            </w:r>
+          </w:p>
+        </w:tc>
+        <w:tc>
+          <w:tcPr>
+            <w:tcW w:type="dxa" w:w="2045"/>
+          </w:tcPr>
+          <w:p>
+            <w:r>
+              <w:t>180</w:t>
+            </w:r>
+          </w:p>
+        </w:tc>
+        <w:tc>
+          <w:tcPr>
+            <w:tcW w:type="dxa" w:w="2045"/>
+          </w:tcPr>
+          <w:p>
+            <w:r>
+              <w:t>12</w:t>
+            </w:r>
+          </w:p>
+        </w:tc>
+      </w:tr>
+      <w:tr>
+        <w:tc>
+          <w:tcPr>
+            <w:tcW w:type="dxa" w:w="2045"/>
+          </w:tcPr>
+          <w:p>
+            <w:r>
+              <w:t>Independent source count meaning</w:t>
+            </w:r>
+          </w:p>
+        </w:tc>
+        <w:tc>
+          <w:tcPr>
+            <w:tcW w:type="dxa" w:w="2045"/>
+          </w:tcPr>
+          <w:p>
+            <w:r>
+              <w:t>Variants are related to their originals</w:t>
+            </w:r>
+          </w:p>
+        </w:tc>
+        <w:tc>
+          <w:tcPr>
+            <w:tcW w:type="dxa" w:w="2045"/>
+          </w:tcPr>
+          <w:p>
+            <w:r>
+              <w:t>Record exposure policy</w:t>
+            </w:r>
+          </w:p>
+        </w:tc>
+        <w:tc>
+          <w:tcPr>
+            <w:tcW w:type="dxa" w:w="2045"/>
+          </w:tcPr>
+          <w:p>
+            <w:r>
+              <w:t>Matched updates do not prove benefit</w:t>
+            </w:r>
+          </w:p>
+        </w:tc>
+        <w:tc>
+          <w:tcPr>
+            <w:tcW w:type="dxa" w:w="2045"/>
+          </w:tcPr>
+          <w:p>
+            <w:r>
+              <w:t>36 files are not 36 independent subjects</w:t>
+            </w:r>
+          </w:p>
+        </w:tc>
+      </w:tr>
+    </w:tbl>
+    <w:p>
+      <w:pPr>
+        <w:pStyle w:val="Heading2"/>
+      </w:pPr>
+      <w:r>
+        <w:t>Pictured local source groups and task-specific label caveat</w:t>
+      </w:r>
+    </w:p>
+    <w:p>
+      <w:pPr>
+        <w:spacing w:line="336" w:lineRule="auto" w:after="180"/>
+      </w:pPr>
+      <w:r>
+        <w:rPr>
+          <w:b w:val="0"/>
+        </w:rPr>
+        <w:t xml:space="preserve">Keep every augmented image with its original </w:t>
+      </w:r>
+      <w:r>
+        <w:rPr>
+          <w:b/>
+        </w:rPr>
+        <w:t>source group</w:t>
+      </w:r>
+      <w:r>
+        <w:rPr>
+          <w:b w:val="0"/>
+        </w:rPr>
+        <w:t>.</w:t>
+      </w:r>
+    </w:p>
+    <w:p>
+      <w:pPr>
+        <w:spacing w:line="336" w:lineRule="auto" w:after="180"/>
+      </w:pPr>
+      <w:r>
+        <w:rPr>
+          <w:b w:val="0"/>
+        </w:rPr>
+        <w:t>Fictional sources A, B, C, D each have original+horizontal-flip copies. A/B train, C validation, D final test.</w:t>
+      </w:r>
+    </w:p>
+    <w:p>
+      <w:pPr>
+        <w:spacing w:line="336" w:lineRule="auto" w:after="180"/>
+      </w:pPr>
+      <w:r>
+        <w:rPr>
+          <w:b w:val="0"/>
+        </w:rPr>
+        <w:t xml:space="preserve">All </w:t>
+      </w:r>
+      <w:r>
+        <w:rPr>
+          <w:b/>
+        </w:rPr>
+        <w:t>input</w:t>
+      </w:r>
+      <w:r>
+        <w:rPr>
+          <w:b w:val="0"/>
+        </w:rPr>
+        <w:t>s and outcomes in this worked example are invented classroom data; no real model run is claimed.</w:t>
+      </w:r>
+    </w:p>
+    <w:p>
+      <w:pPr>
+        <w:spacing w:line="336" w:lineRule="auto" w:after="180"/>
+      </w:pPr>
+      <w:r>
+        <w:rPr>
+          <w:b w:val="0"/>
+        </w:rPr>
+        <w:t>The picture is a separate provenance/counting example with local source names A–D, not the six image IDs from Week23. Each source has an original plus a horizontal-flip record. A/Btraining gives 4 records from 2 groups; Cvalidation and Dfinal each have 2 records from 1 group.</w:t>
+      </w:r>
+    </w:p>
+    <w:p>
+      <w:pPr>
+        <w:spacing w:line="336" w:lineRule="auto" w:after="180"/>
+      </w:pPr>
+      <w:r>
+        <w:rPr>
+          <w:b w:val="0"/>
+        </w:rPr>
+        <w:t>These counts do not certify label validity:for our left-versus-right target, a horizontal flip generally changes the class and needs its justified target. Moving D’s derived record to training crosses the final source boundary. The new P–T registry below uses verified row swaps and retains only original evaluation records.</w:t>
+      </w:r>
+    </w:p>
+    <w:p>
+      <w:pPr>
+        <w:pStyle w:val="Heading2"/>
+      </w:pPr>
+      <w:r>
+        <w:t>Trace cross-split lineage despite a new filename</w:t>
+      </w:r>
+    </w:p>
+    <w:p>
+      <w:r>
+        <w:drawing>
+          <wp:inline xmlns:a="http://schemas.openxmlformats.org/drawingml/2006/main" xmlns:pic="http://schemas.openxmlformats.org/drawingml/2006/picture">
+            <wp:extent cx="5486400" cy="3493008"/>
+            <wp:docPr id="2" name="Picture 2" descr="Track provenance: Each flipped copy retains its source ID and parent image reference. → Assign by source: A/B originals and flips give 4 training records; C gives 2 validation; D gives 2 final. → Check label meaning: Use a flip only if it preserves the declared target; left-arrow/right-arrow labels would not be unchanged."/>
+            <wp:cNvGraphicFramePr>
+              <a:graphicFrameLocks noChangeAspect="1"/>
+            </wp:cNvGraphicFramePr>
+            <a:graphic>
+              <a:graphicData uri="http://schemas.openxmlformats.org/drawingml/2006/picture">
+                <pic:pic>
+                  <pic:nvPicPr>
+                    <pic:cNvPr id="0" name="academy-story-ai-5-24-02.png"/>
+                    <pic:cNvPicPr/>
+                  </pic:nvPicPr>
+                  <pic:blipFill>
+                    <a:blip r:embed="rId10"/>
+                    <a:stretch>
+                      <a:fillRect/>
+                    </a:stretch>
+                  </pic:blipFill>
+                  <pic:spPr>
+                    <a:xfrm>
+                      <a:off x="0" y="0"/>
+                      <a:ext cx="5486400" cy="3493008"/>
+                    </a:xfrm>
+                    <a:prstGeom prst="rect"/>
+                  </pic:spPr>
+                </pic:pic>
+              </a:graphicData>
+            </a:graphic>
+          </wp:inline>
+        </w:drawing>
+      </w:r>
+    </w:p>
+    <w:p>
+      <w:pPr>
+        <w:pStyle w:val="Heading3"/>
+      </w:pPr>
+      <w:r>
+        <w:t>Read the picture one step at a time</w:t>
+      </w:r>
+    </w:p>
+    <w:tbl>
+      <w:tblPr>
+        <w:tblStyle w:val="LightShading-Accent1"/>
+        <w:tblW w:type="auto" w:w="0"/>
+        <w:tblLook w:firstColumn="1" w:firstRow="1" w:lastColumn="0" w:lastRow="0" w:noHBand="0" w:noVBand="1" w:val="04A0"/>
+      </w:tblPr>
+      <w:tblGrid>
+        <w:gridCol w:w="5112"/>
+        <w:gridCol w:w="5112"/>
+      </w:tblGrid>
+      <w:tr>
+        <w:trPr>
+          <w:tblHeader/>
+        </w:trPr>
+        <w:tc>
+          <w:tcPr>
+            <w:tcW w:type="dxa" w:w="5112"/>
+          </w:tcPr>
+          <w:p>
+            <w:r>
+              <w:t>Step</w:t>
+            </w:r>
+          </w:p>
+        </w:tc>
+        <w:tc>
+          <w:tcPr>
+            <w:tcW w:type="dxa" w:w="5112"/>
+          </w:tcPr>
+          <w:p>
+            <w:r>
+              <w:t>What happens and why</w:t>
+            </w:r>
+          </w:p>
+        </w:tc>
+      </w:tr>
+      <w:tr>
+        <w:tc>
+          <w:tcPr>
+            <w:tcW w:type="dxa" w:w="5112"/>
+          </w:tcPr>
+          <w:p>
+            <w:r>
+              <w:t>1. Track provenance</w:t>
+            </w:r>
+          </w:p>
+        </w:tc>
+        <w:tc>
+          <w:tcPr>
+            <w:tcW w:type="dxa" w:w="5112"/>
+          </w:tcPr>
+          <w:p>
+            <w:r>
+              <w:t>Each flipped copy retains its source ID and parent image reference.</w:t>
+            </w:r>
+          </w:p>
+        </w:tc>
+      </w:tr>
+      <w:tr>
+        <w:tc>
+          <w:tcPr>
+            <w:tcW w:type="dxa" w:w="5112"/>
+          </w:tcPr>
+          <w:p>
+            <w:r>
+              <w:t>2. Assign by source</w:t>
+            </w:r>
+          </w:p>
+        </w:tc>
+        <w:tc>
+          <w:tcPr>
+            <w:tcW w:type="dxa" w:w="5112"/>
+          </w:tcPr>
+          <w:p>
+            <w:r>
+              <w:t>A/B originals and flips give 4 training records; C gives 2 validation; D gives 2 final.</w:t>
+            </w:r>
+          </w:p>
+        </w:tc>
+      </w:tr>
+      <w:tr>
+        <w:tc>
+          <w:tcPr>
+            <w:tcW w:type="dxa" w:w="5112"/>
+          </w:tcPr>
+          <w:p>
+            <w:r>
+              <w:t>3. Check label meaning</w:t>
+            </w:r>
+          </w:p>
+        </w:tc>
+        <w:tc>
+          <w:tcPr>
+            <w:tcW w:type="dxa" w:w="5112"/>
+          </w:tcPr>
+          <w:p>
+            <w:r>
+              <w:t>Use a flip only if it preserves the declared target; left-arrow/right-arrow labels would not be unchanged.</w:t>
+            </w:r>
+          </w:p>
+        </w:tc>
+      </w:tr>
+    </w:tbl>
+    <w:p>
+      <w:r>
+        <w:t>Match each pictured step to the supplied facts. This is a worked teaching case, not an independent assessment.</w:t>
+      </w:r>
+    </w:p>
+    <w:p>
+      <w:pPr>
+        <w:spacing w:line="336" w:lineRule="auto" w:after="180"/>
+      </w:pPr>
+      <w:r>
+        <w:rPr>
+          <w:b w:val="0"/>
+        </w:rPr>
+        <w:t xml:space="preserve">An augmented image remains related to its source. A horizontal flip changes the view, not the identity of the original example. Assign </w:t>
+      </w:r>
+      <w:r>
+        <w:rPr>
+          <w:b/>
+        </w:rPr>
+        <w:t>source group</w:t>
+      </w:r>
+      <w:r>
+        <w:rPr>
+          <w:b w:val="0"/>
+        </w:rPr>
+        <w:t xml:space="preserve">s to </w:t>
+      </w:r>
+      <w:r>
+        <w:rPr>
+          <w:b/>
+        </w:rPr>
+        <w:t>training</w:t>
+      </w:r>
+      <w:r>
+        <w:rPr>
+          <w:b w:val="0"/>
+        </w:rPr>
+        <w:t>, validation and final evaluation before producing copies.</w:t>
+      </w:r>
+    </w:p>
+    <w:p>
+      <w:pPr>
+        <w:spacing w:line="336" w:lineRule="auto" w:after="180"/>
+      </w:pPr>
+      <w:r>
+        <w:rPr>
+          <w:b w:val="0"/>
+        </w:rPr>
+        <w:t>Also check that the transformation preserves the target: flipping an arrow can change its correct direction label.</w:t>
+      </w:r>
+    </w:p>
+    <w:p>
+      <w:pPr>
+        <w:spacing w:line="336" w:lineRule="auto" w:after="180"/>
+      </w:pPr>
+      <w:r>
+        <w:rPr>
+          <w:b/>
+        </w:rPr>
+        <w:t>Augmentation</w:t>
+      </w:r>
+      <w:r>
+        <w:rPr>
+          <w:b w:val="0"/>
+        </w:rPr>
+        <w:t xml:space="preserve"> validity is task-specific, and it cannot manufacture new independent plants or repair inadequate sampling.</w:t>
+      </w:r>
+    </w:p>
+    <w:p>
+      <w:pPr>
+        <w:spacing w:line="336" w:lineRule="auto" w:after="180"/>
+      </w:pPr>
+      <w:r>
+        <w:rPr>
+          <w:b w:val="0"/>
+        </w:rPr>
+        <w:t xml:space="preserve">Change: Move D’s flipped copy into </w:t>
+      </w:r>
+      <w:r>
+        <w:rPr>
+          <w:b/>
+        </w:rPr>
+        <w:t>training</w:t>
+      </w:r>
+      <w:r>
+        <w:rPr>
+          <w:b w:val="0"/>
+        </w:rPr>
+        <w:t>.</w:t>
+      </w:r>
+    </w:p>
+    <w:p>
+      <w:pPr>
+        <w:spacing w:line="336" w:lineRule="auto" w:after="180"/>
+      </w:pPr>
+      <w:r>
+        <w:rPr>
+          <w:b/>
+        </w:rPr>
+        <w:t>Prediction</w:t>
+      </w:r>
+      <w:r>
+        <w:rPr>
+          <w:b w:val="0"/>
+        </w:rPr>
+        <w:t>: Final-test group separation fails.</w:t>
+      </w:r>
+    </w:p>
+    <w:p>
+      <w:pPr>
+        <w:spacing w:line="336" w:lineRule="auto" w:after="180"/>
+      </w:pPr>
+      <w:r>
+        <w:rPr>
+          <w:b w:val="0"/>
+        </w:rPr>
+        <w:t>Reason: The transformed D image is still derived from the held-out source, despite a new filename.</w:t>
+      </w:r>
+    </w:p>
+    <w:p>
+      <w:pPr>
+        <w:pStyle w:val="Heading2"/>
+      </w:pPr>
+      <w:r>
+        <w:t>Earlier wording, alternatives and picture transcripts · reference / check after trying</w:t>
       </w:r>
     </w:p>
     <w:tbl>
@@ -1159,60 +2713,6 @@
         <w:pStyle w:val="Heading3"/>
       </w:pPr>
       <w:r>
-        <w:t>Explain Augmentation and leakage · 3</w:t>
-      </w:r>
-    </w:p>
-    <w:p>
-      <w:pPr>
-        <w:spacing w:line="336" w:lineRule="auto" w:after="180"/>
-      </w:pPr>
-      <w:r>
-        <w:rPr>
-          <w:b w:val="0"/>
-        </w:rPr>
-        <w:t xml:space="preserve">Guided: the split is invalid for unseen-source evaluation because A2 derives from A regardless of filename. Keep the entire A group in </w:t>
-      </w:r>
-      <w:r>
-        <w:rPr>
-          <w:b/>
-        </w:rPr>
-        <w:t>training</w:t>
-      </w:r>
-      <w:r>
-        <w:rPr>
-          <w:b w:val="0"/>
-        </w:rPr>
-        <w:t xml:space="preserve"> and replace the validation group, then rerun any affected selection.</w:t>
-      </w:r>
-    </w:p>
-    <w:p>
-      <w:pPr>
-        <w:spacing w:line="336" w:lineRule="auto" w:after="180"/>
-      </w:pPr>
-      <w:r>
-        <w:rPr>
-          <w:b w:val="0"/>
-        </w:rPr>
-        <w:t xml:space="preserve">Exit: budgets are 180 versus 60 updates, so they are not matched. Predeclare an equal update budget and record repetition policies; 36 records still represent only 12 original </w:t>
-      </w:r>
-      <w:r>
-        <w:rPr>
-          <w:b/>
-        </w:rPr>
-        <w:t>source group</w:t>
-      </w:r>
-      <w:r>
-        <w:rPr>
-          <w:b w:val="0"/>
-        </w:rPr>
-        <w:t>s.</w:t>
-      </w:r>
-    </w:p>
-    <w:p>
-      <w:pPr>
-        <w:pStyle w:val="Heading3"/>
-      </w:pPr>
-      <w:r>
         <w:t>Model the reasoning aloud</w:t>
       </w:r>
     </w:p>
@@ -1557,85 +3057,10 @@
     </w:p>
     <w:p>
       <w:pPr>
-        <w:spacing w:line="336" w:lineRule="auto" w:after="180"/>
-      </w:pPr>
-      <w:r>
-        <w:rPr>
-          <w:b w:val="0"/>
-        </w:rPr>
-        <w:t xml:space="preserve">Keep every augmented image with its original </w:t>
-      </w:r>
-      <w:r>
-        <w:rPr>
-          <w:b/>
-        </w:rPr>
-        <w:t>source group</w:t>
-      </w:r>
-      <w:r>
-        <w:rPr>
-          <w:b w:val="0"/>
-        </w:rPr>
-        <w:t>.</w:t>
-      </w:r>
-    </w:p>
-    <w:p>
-      <w:pPr>
         <w:pStyle w:val="Heading3"/>
       </w:pPr>
       <w:r>
         <w:t>The facts we will use</w:t>
-      </w:r>
-    </w:p>
-    <w:p>
-      <w:pPr>
-        <w:pStyle w:val="Heading3"/>
-      </w:pPr>
-      <w:r>
-        <w:t>Supplied facts</w:t>
-      </w:r>
-    </w:p>
-    <w:p>
-      <w:pPr>
-        <w:spacing w:line="336" w:lineRule="auto" w:after="180"/>
-        <w:shd w:fill="F1F6FC"/>
-      </w:pPr>
-      <w:r>
-        <w:rPr>
-          <w:b w:val="0"/>
-        </w:rPr>
-        <w:t>Fictional sources A, B, C, D each have original+horizontal-flip copies. A/B train, C validation, D final test.</w:t>
-      </w:r>
-    </w:p>
-    <w:p>
-      <w:pPr>
-        <w:pStyle w:val="Heading3"/>
-      </w:pPr>
-      <w:r>
-        <w:t>Supplied facts</w:t>
-      </w:r>
-    </w:p>
-    <w:p>
-      <w:pPr>
-        <w:spacing w:line="336" w:lineRule="auto" w:after="180"/>
-        <w:shd w:fill="F1F6FC"/>
-      </w:pPr>
-      <w:r>
-        <w:rPr>
-          <w:b w:val="0"/>
-        </w:rPr>
-        <w:t xml:space="preserve">All </w:t>
-      </w:r>
-      <w:r>
-        <w:rPr>
-          <w:b/>
-        </w:rPr>
-        <w:t>input</w:t>
-      </w:r>
-      <w:r>
-        <w:rPr>
-          <w:b w:val="0"/>
-        </w:rPr>
-        <w:t>s and outcomes in this worked example are invented classroom data; no real model run is claimed.</w:t>
       </w:r>
     </w:p>
     <w:p>
@@ -1643,7 +3068,7 @@
         <w:drawing>
           <wp:inline xmlns:a="http://schemas.openxmlformats.org/drawingml/2006/main" xmlns:pic="http://schemas.openxmlformats.org/drawingml/2006/picture">
             <wp:extent cx="5486400" cy="5261429"/>
-            <wp:docPr id="1" name="Picture 1" descr="Augmentation and leakage. Track provenance: Each flipped copy retains its source ID and parent image reference.. Assign by source: A/B originals and flips give 4 training records; C gives 2 validation; D gives 2 final.. Check label meaning: Use a flip only if it preserves the declared target; left-arrow/right-arrow labels would not be unchanged."/>
+            <wp:docPr id="3" name="Picture 3" descr="Augmentation and leakage. Track provenance: Each flipped copy retains its source ID and parent image reference.. Assign by source: A/B originals and flips give 4 training records; C gives 2 validation; D gives 2 final.. Check label meaning: Use a flip only if it preserves the declared target; left-arrow/right-arrow labels would not be unchanged."/>
             <wp:cNvGraphicFramePr>
               <a:graphicFrameLocks noChangeAspect="1"/>
             </wp:cNvGraphicFramePr>
@@ -1655,7 +3080,7 @@
                     <pic:cNvPicPr/>
                   </pic:nvPicPr>
                   <pic:blipFill>
-                    <a:blip r:embed="rId9"/>
+                    <a:blip r:embed="rId11"/>
                     <a:stretch>
                       <a:fillRect/>
                     </a:stretch>
@@ -1679,114 +3104,7 @@
         <w:pStyle w:val="Heading3"/>
       </w:pPr>
       <w:r>
-        <w:t>Read the picture one step at a time</w:t>
-      </w:r>
-    </w:p>
-    <w:tbl>
-      <w:tblPr>
-        <w:tblStyle w:val="LightShading-Accent1"/>
-        <w:tblW w:type="auto" w:w="0"/>
-        <w:tblLook w:firstColumn="1" w:firstRow="1" w:lastColumn="0" w:lastRow="0" w:noHBand="0" w:noVBand="1" w:val="04A0"/>
-      </w:tblPr>
-      <w:tblGrid>
-        <w:gridCol w:w="5112"/>
-        <w:gridCol w:w="5112"/>
-      </w:tblGrid>
-      <w:tr>
-        <w:trPr>
-          <w:tblHeader/>
-        </w:trPr>
-        <w:tc>
-          <w:tcPr>
-            <w:tcW w:type="dxa" w:w="5112"/>
-          </w:tcPr>
-          <w:p>
-            <w:r>
-              <w:t>Step</w:t>
-            </w:r>
-          </w:p>
-        </w:tc>
-        <w:tc>
-          <w:tcPr>
-            <w:tcW w:type="dxa" w:w="5112"/>
-          </w:tcPr>
-          <w:p>
-            <w:r>
-              <w:t>What happens and why</w:t>
-            </w:r>
-          </w:p>
-        </w:tc>
-      </w:tr>
-      <w:tr>
-        <w:tc>
-          <w:tcPr>
-            <w:tcW w:type="dxa" w:w="5112"/>
-          </w:tcPr>
-          <w:p>
-            <w:r>
-              <w:t>1. Track provenance</w:t>
-            </w:r>
-          </w:p>
-        </w:tc>
-        <w:tc>
-          <w:tcPr>
-            <w:tcW w:type="dxa" w:w="5112"/>
-          </w:tcPr>
-          <w:p>
-            <w:r>
-              <w:t>Each flipped copy retains its source ID and parent image reference.</w:t>
-            </w:r>
-          </w:p>
-        </w:tc>
-      </w:tr>
-      <w:tr>
-        <w:tc>
-          <w:tcPr>
-            <w:tcW w:type="dxa" w:w="5112"/>
-          </w:tcPr>
-          <w:p>
-            <w:r>
-              <w:t>2. Assign by source</w:t>
-            </w:r>
-          </w:p>
-        </w:tc>
-        <w:tc>
-          <w:tcPr>
-            <w:tcW w:type="dxa" w:w="5112"/>
-          </w:tcPr>
-          <w:p>
-            <w:r>
-              <w:t>A/B originals and flips give 4 training records; C gives 2 validation; D gives 2 final.</w:t>
-            </w:r>
-          </w:p>
-        </w:tc>
-      </w:tr>
-      <w:tr>
-        <w:tc>
-          <w:tcPr>
-            <w:tcW w:type="dxa" w:w="5112"/>
-          </w:tcPr>
-          <w:p>
-            <w:r>
-              <w:t>3. Check label meaning</w:t>
-            </w:r>
-          </w:p>
-        </w:tc>
-        <w:tc>
-          <w:tcPr>
-            <w:tcW w:type="dxa" w:w="5112"/>
-          </w:tcPr>
-          <w:p>
-            <w:r>
-              <w:t>Use a flip only if it preserves the declared target; left-arrow/right-arrow labels would not be unchanged.</w:t>
-            </w:r>
-          </w:p>
-        </w:tc>
-      </w:tr>
-    </w:tbl>
-    <w:p>
-      <w:r>
-        <w:t>Match each pictured step to the supplied facts. This is a worked teaching case, not an independent assessment.</w:t>
+        <w:t>Why this result follows</w:t>
       </w:r>
     </w:p>
     <w:p>
@@ -1794,7 +3112,7 @@
         <w:pStyle w:val="Heading3"/>
       </w:pPr>
       <w:r>
-        <w:t>Why this result follows</w:t>
+        <w:t>What this example does not establish</w:t>
       </w:r>
     </w:p>
     <w:p>
@@ -1802,191 +3120,203 @@
         <w:pStyle w:val="Heading3"/>
       </w:pPr>
       <w:r>
-        <w:t>Why the result follows</w:t>
+        <w:t>Change one thing in the pictured case</w:t>
       </w:r>
     </w:p>
     <w:p>
       <w:pPr>
-        <w:spacing w:line="336" w:lineRule="auto" w:after="180"/>
-        <w:shd w:fill="F1F6FC"/>
-      </w:pPr>
-      <w:r>
-        <w:rPr>
-          <w:b w:val="0"/>
-        </w:rPr>
-        <w:t xml:space="preserve">An augmented image remains related to its source. A horizontal flip changes the view, not the identity of the original example. Assign </w:t>
-      </w:r>
-      <w:r>
-        <w:rPr>
-          <w:b/>
-        </w:rPr>
-        <w:t>source group</w:t>
-      </w:r>
-      <w:r>
-        <w:rPr>
-          <w:b w:val="0"/>
-        </w:rPr>
-        <w:t xml:space="preserve">s to </w:t>
-      </w:r>
-      <w:r>
-        <w:rPr>
-          <w:b/>
-        </w:rPr>
-        <w:t>training</w:t>
-      </w:r>
-      <w:r>
-        <w:rPr>
-          <w:b w:val="0"/>
-        </w:rPr>
-        <w:t>, validation and final evaluation before producing copies.</w:t>
+        <w:pStyle w:val="Heading3"/>
+      </w:pPr>
+      <w:r>
+        <w:t>Ask while showing the picture</w:t>
       </w:r>
     </w:p>
     <w:p>
       <w:pPr>
         <w:spacing w:line="336" w:lineRule="auto" w:after="180"/>
-        <w:shd w:fill="F1F6FC"/>
       </w:pPr>
       <w:r>
         <w:rPr>
           <w:b w:val="0"/>
         </w:rPr>
-        <w:t>Also check that the transformation preserves the target: flipping an arrow can change its correct direction label.</w:t>
+        <w:t xml:space="preserve">Cover the result. Ask learners to name the </w:t>
+      </w:r>
+      <w:r>
+        <w:rPr>
+          <w:b/>
+        </w:rPr>
+        <w:t>input</w:t>
+      </w:r>
+      <w:r>
+        <w:rPr>
+          <w:b w:val="0"/>
+        </w:rPr>
+        <w:t xml:space="preserve">s and predict the next step. Uncover one step, connect the icon to the actual procedure, and explain its </w:t>
+      </w:r>
+      <w:r>
+        <w:rPr>
+          <w:b/>
+        </w:rPr>
+        <w:t>evidence</w:t>
+      </w:r>
+      <w:r>
+        <w:rPr>
+          <w:b w:val="0"/>
+        </w:rPr>
+        <w:t>. Then change the supplied condition and compare.</w:t>
       </w:r>
     </w:p>
     <w:p>
       <w:pPr>
-        <w:pStyle w:val="Heading3"/>
-      </w:pPr>
-      <w:r>
-        <w:t>What this example does not establish</w:t>
+        <w:spacing w:line="336" w:lineRule="auto" w:after="180"/>
+      </w:pPr>
+      <w:r>
+        <w:rPr>
+          <w:b w:val="0"/>
+        </w:rPr>
+        <w:t>The picture is a representation; it does not document execution of a real AI model.</w:t>
       </w:r>
     </w:p>
     <w:p>
       <w:pPr>
-        <w:pStyle w:val="Heading3"/>
-      </w:pPr>
-      <w:r>
-        <w:t>Keep the stated limit</w:t>
+        <w:pStyle w:val="Heading1"/>
+      </w:pPr>
+      <w:r>
+        <w:t>03. Model a step,then remove help</w:t>
       </w:r>
     </w:p>
     <w:p>
-      <w:pPr>
-        <w:spacing w:line="336" w:lineRule="auto" w:after="180"/>
-        <w:shd w:fill="FFF5E6"/>
-      </w:pPr>
-      <w:r>
-        <w:rPr>
-          <w:b/>
-        </w:rPr>
-        <w:t>Augmentation</w:t>
-      </w:r>
-      <w:r>
-        <w:rPr>
-          <w:b w:val="0"/>
-        </w:rPr>
-        <w:t xml:space="preserve"> validity is task-specific, and it cannot manufacture new independent plants or repair inadequate sampling.</w:t>
+      <w:r>
+        <w:t>Collect each learner’s reasoning before showing a key.</w:t>
       </w:r>
     </w:p>
     <w:p>
       <w:pPr>
-        <w:pStyle w:val="Heading3"/>
-      </w:pPr>
-      <w:r>
-        <w:t>Change one thing in the pictured case</w:t>
+        <w:pStyle w:val="Heading2"/>
+      </w:pPr>
+      <w:r>
+        <w:t>Current completion task and checked reasoning</w:t>
       </w:r>
     </w:p>
     <w:p>
       <w:pPr>
-        <w:pStyle w:val="Heading3"/>
-      </w:pPr>
-      <w:r>
-        <w:t>Change one thing</w:t>
+        <w:spacing w:line="336" w:lineRule="auto" w:after="180"/>
+      </w:pPr>
+      <w:r>
+        <w:rPr>
+          <w:b w:val="0"/>
+        </w:rPr>
+        <w:t>Completion task: For rows [1, 0], [0, 1], compute d and class before and after a column swap. Why is always replacing a label by 1 minus the label incorrect?</w:t>
       </w:r>
     </w:p>
     <w:p>
       <w:pPr>
         <w:spacing w:line="336" w:lineRule="auto" w:after="180"/>
-        <w:shd w:fill="F5F1FB"/>
       </w:pPr>
       <w:r>
         <w:rPr>
           <w:b w:val="0"/>
         </w:rPr>
-        <w:t xml:space="preserve">Change: Move D’s flipped copy into </w:t>
-      </w:r>
-      <w:r>
-        <w:rPr>
-          <w:b/>
-        </w:rPr>
-        <w:t>training</w:t>
-      </w:r>
-      <w:r>
-        <w:rPr>
-          <w:b w:val="0"/>
-        </w:rPr>
-        <w:t>.</w:t>
+        <w:t>Teacher check: Teacher explanation: Both differences are 0 and both labels are class 0. Complementing class 0 would give class 1, which is wrong for ties.</w:t>
       </w:r>
     </w:p>
     <w:p>
       <w:pPr>
-        <w:pStyle w:val="Heading3"/>
-      </w:pPr>
-      <w:r>
-        <w:t>Predicted result</w:t>
+        <w:spacing w:line="336" w:lineRule="auto" w:after="180"/>
+      </w:pPr>
+      <w:r>
+        <w:rPr>
+          <w:b w:val="0"/>
+        </w:rPr>
+        <w:t xml:space="preserve">Start by identifying the given </w:t>
+      </w:r>
+      <w:r>
+        <w:rPr>
+          <w:b/>
+        </w:rPr>
+        <w:t>input</w:t>
+      </w:r>
+      <w:r>
+        <w:rPr>
+          <w:b w:val="0"/>
+        </w:rPr>
+        <w:t>s together. Leave the intermediate steps blank. If needed, model one step, then withdraw that help on the next step. Move to a full trace only when the partial trace is understood.</w:t>
       </w:r>
     </w:p>
     <w:p>
       <w:pPr>
         <w:spacing w:line="336" w:lineRule="auto" w:after="180"/>
-        <w:shd w:fill="F1F6FC"/>
-      </w:pPr>
-      <w:r>
-        <w:rPr>
-          <w:b/>
-        </w:rPr>
-        <w:t>Prediction</w:t>
-      </w:r>
+      </w:pPr>
       <w:r>
         <w:rPr>
           <w:b w:val="0"/>
         </w:rPr>
-        <w:t>: Final-test group separation fails.</w:t>
+        <w:t>For partners, alternate explainer and checker; collect a response from every learner before discussion.</w:t>
       </w:r>
     </w:p>
     <w:p>
       <w:pPr>
-        <w:pStyle w:val="Heading3"/>
-      </w:pPr>
-      <w:r>
-        <w:t>Why the result follows</w:t>
+        <w:pStyle w:val="Heading2"/>
+      </w:pPr>
+      <w:r>
+        <w:t>Individual misconception check</w:t>
       </w:r>
     </w:p>
     <w:p>
       <w:pPr>
         <w:spacing w:line="336" w:lineRule="auto" w:after="180"/>
-        <w:shd w:fill="F1F6FC"/>
       </w:pPr>
       <w:r>
         <w:rPr>
           <w:b w:val="0"/>
         </w:rPr>
-        <w:t>Reason: The transformed D image is still derived from the held-out source, despite a new filename.</w:t>
+        <w:t xml:space="preserve">Use the worked case for </w:t>
+      </w:r>
+      <w:r>
+        <w:rPr>
+          <w:b/>
+        </w:rPr>
+        <w:t>Augmentation</w:t>
+      </w:r>
+      <w:r>
+        <w:rPr>
+          <w:b w:val="0"/>
+        </w:rPr>
+        <w:t xml:space="preserve"> and </w:t>
+      </w:r>
+      <w:r>
+        <w:rPr>
+          <w:b/>
+        </w:rPr>
+        <w:t>leakage</w:t>
+      </w:r>
+      <w:r>
+        <w:rPr>
+          <w:b w:val="0"/>
+        </w:rPr>
+        <w:t>. Proposed explanation: “Every image flip preserves the label”. Decide whether this explanation is supported.</w:t>
       </w:r>
     </w:p>
     <w:p>
       <w:pPr>
-        <w:pStyle w:val="Heading3"/>
-      </w:pPr>
-      <w:r>
-        <w:t>Ask while showing the picture</w:t>
+        <w:spacing w:line="336" w:lineRule="auto" w:after="180"/>
+      </w:pPr>
+      <w:r>
+        <w:rPr>
+          <w:b w:val="0"/>
+        </w:rPr>
+        <w:t>Point to the step or supplied fact that decides; explain your repair if needed.</w:t>
       </w:r>
     </w:p>
     <w:p>
       <w:pPr>
-        <w:pStyle w:val="Heading3"/>
-      </w:pPr>
-      <w:r>
-        <w:t>Ask while showing the picture · 4</w:t>
+        <w:spacing w:line="336" w:lineRule="auto" w:after="180"/>
+      </w:pPr>
+      <w:r>
+        <w:rPr>
+          <w:b w:val="0"/>
+        </w:rPr>
+        <w:t>Expected correction: Validity depends on the task; column swaps change non-tie labels here.</w:t>
       </w:r>
     </w:p>
     <w:p>
@@ -1997,31 +3327,7 @@
         <w:rPr>
           <w:b w:val="0"/>
         </w:rPr>
-        <w:t xml:space="preserve">Cover the result. Ask learners to name the </w:t>
-      </w:r>
-      <w:r>
-        <w:rPr>
-          <w:b/>
-        </w:rPr>
-        <w:t>input</w:t>
-      </w:r>
-      <w:r>
-        <w:rPr>
-          <w:b w:val="0"/>
-        </w:rPr>
-        <w:t xml:space="preserve">s and predict the next step. Uncover one step, connect the icon to the actual procedure, and explain its </w:t>
-      </w:r>
-      <w:r>
-        <w:rPr>
-          <w:b/>
-        </w:rPr>
-        <w:t>evidence</w:t>
-      </w:r>
-      <w:r>
-        <w:rPr>
-          <w:b w:val="0"/>
-        </w:rPr>
-        <w:t>. Then change the supplied condition and compare.</w:t>
+        <w:t>Collect explanations, not only yes/no votes. If a misunderstanding is common, re-model the relevant step for the class.</w:t>
       </w:r>
     </w:p>
     <w:p>
@@ -2032,20 +3338,191 @@
         <w:rPr>
           <w:b w:val="0"/>
         </w:rPr>
-        <w:t>The picture is a representation; it does not document execution of a real AI model.</w:t>
+        <w:t>If it affects a few learners, give a short targeted group explanation while others solve a more demanding variation.</w:t>
       </w:r>
     </w:p>
     <w:p>
       <w:pPr>
-        <w:pStyle w:val="Heading1"/>
-      </w:pPr>
-      <w:r>
-        <w:t>03. Demonstrate and guide practice</w:t>
+        <w:pStyle w:val="Heading2"/>
+      </w:pPr>
+      <w:r>
+        <w:t>Pictured reasoning and changed case</w:t>
       </w:r>
     </w:p>
     <w:p>
-      <w:r>
-        <w:t>Demonstrate Augmentation and leakage, reduce support deliberately and check individual reasoning before discussing answers.</w:t>
+      <w:pPr>
+        <w:spacing w:line="336" w:lineRule="auto" w:after="180"/>
+      </w:pPr>
+      <w:r>
+        <w:rPr>
+          <w:b w:val="0"/>
+        </w:rPr>
+        <w:t xml:space="preserve">How many independent </w:t>
+      </w:r>
+      <w:r>
+        <w:rPr>
+          <w:b/>
+        </w:rPr>
+        <w:t>source group</w:t>
+      </w:r>
+      <w:r>
+        <w:rPr>
+          <w:b w:val="0"/>
+        </w:rPr>
+        <w:t xml:space="preserve">s are in the final test? Point to the relevant step in the picture, then write the changed result and the rule or </w:t>
+      </w:r>
+      <w:r>
+        <w:rPr>
+          <w:b/>
+        </w:rPr>
+        <w:t>evidence</w:t>
+      </w:r>
+      <w:r>
+        <w:rPr>
+          <w:b w:val="0"/>
+        </w:rPr>
+        <w:t xml:space="preserve"> that supports it.</w:t>
+      </w:r>
+    </w:p>
+    <w:p>
+      <w:pPr>
+        <w:spacing w:line="336" w:lineRule="auto" w:after="180"/>
+      </w:pPr>
+      <w:r>
+        <w:rPr>
+          <w:b w:val="0"/>
+        </w:rPr>
+        <w:t xml:space="preserve">One, D, with two related records. Count both </w:t>
+      </w:r>
+      <w:r>
+        <w:rPr>
+          <w:b/>
+        </w:rPr>
+        <w:t>source group</w:t>
+      </w:r>
+      <w:r>
+        <w:rPr>
+          <w:b w:val="0"/>
+        </w:rPr>
+        <w:t>s and image rows; never describe its flip as a new independent source. Changed-case check: Final-test group separation fails.</w:t>
+      </w:r>
+    </w:p>
+    <w:p>
+      <w:pPr>
+        <w:spacing w:line="336" w:lineRule="auto" w:after="180"/>
+      </w:pPr>
+      <w:r>
+        <w:rPr>
+          <w:b w:val="0"/>
+        </w:rPr>
+        <w:t>The transformed D image is still derived from the held-out source, despite a new filename.</w:t>
+      </w:r>
+    </w:p>
+    <w:p>
+      <w:pPr>
+        <w:spacing w:line="336" w:lineRule="auto" w:after="180"/>
+      </w:pPr>
+      <w:r>
+        <w:rPr>
+          <w:b w:val="0"/>
+        </w:rPr>
+        <w:t>Changed-case reasoning: Final-test group separation fails. The transformed D image is still derived from the held-out source, despite a new filename.</w:t>
+      </w:r>
+    </w:p>
+    <w:p>
+      <w:pPr>
+        <w:spacing w:line="336" w:lineRule="auto" w:after="180"/>
+      </w:pPr>
+      <w:r>
+        <w:rPr>
+          <w:b w:val="0"/>
+        </w:rPr>
+        <w:t xml:space="preserve">Collect each learner’s explanation before discussion. Use the first missing connection between </w:t>
+      </w:r>
+      <w:r>
+        <w:rPr>
+          <w:b/>
+        </w:rPr>
+        <w:t>input</w:t>
+      </w:r>
+      <w:r>
+        <w:rPr>
+          <w:b w:val="0"/>
+        </w:rPr>
+        <w:t xml:space="preserve">, deciding step and result to choose support. This question is worked-case practice, not fresh mastery </w:t>
+      </w:r>
+      <w:r>
+        <w:rPr>
+          <w:b/>
+        </w:rPr>
+        <w:t>evidence</w:t>
+      </w:r>
+      <w:r>
+        <w:rPr>
+          <w:b w:val="0"/>
+        </w:rPr>
+        <w:t>.</w:t>
+      </w:r>
+    </w:p>
+    <w:p>
+      <w:pPr>
+        <w:pStyle w:val="Heading2"/>
+      </w:pPr>
+      <w:r>
+        <w:t>Accessible support and extension</w:t>
+      </w:r>
+    </w:p>
+    <w:p>
+      <w:pPr>
+        <w:spacing w:line="336" w:lineRule="auto" w:after="180"/>
+      </w:pPr>
+      <w:r>
+        <w:rPr>
+          <w:b w:val="0"/>
+        </w:rPr>
+        <w:t xml:space="preserve">Use See how it works and Follow a worked example. Collect a </w:t>
+      </w:r>
+      <w:r>
+        <w:rPr>
+          <w:b/>
+        </w:rPr>
+        <w:t>prediction</w:t>
+      </w:r>
+      <w:r>
+        <w:rPr>
+          <w:b w:val="0"/>
+        </w:rPr>
+        <w:t xml:space="preserve"> before revealing its result; ask the learner to point to each intermediate fact.</w:t>
+      </w:r>
+    </w:p>
+    <w:p>
+      <w:pPr>
+        <w:spacing w:line="336" w:lineRule="auto" w:after="180"/>
+      </w:pPr>
+      <w:r>
+        <w:rPr>
+          <w:b w:val="0"/>
+        </w:rPr>
+        <w:t>Use cards with source ID and variant ID in separate columns. Provide a split ledger and distinguish original count, variant count and total record count.</w:t>
+      </w:r>
+    </w:p>
+    <w:p>
+      <w:pPr>
+        <w:spacing w:line="336" w:lineRule="auto" w:after="180"/>
+      </w:pPr>
+      <w:r>
+        <w:rPr>
+          <w:b w:val="0"/>
+        </w:rPr>
+        <w:t>Extension: enumerate all sixteen binary images to verify row-swap preservation, count column-swap label changes, and identify the equality cases that defeat automatic label complementation.</w:t>
+      </w:r>
+    </w:p>
+    <w:p>
+      <w:pPr>
+        <w:pStyle w:val="Heading2"/>
+      </w:pPr>
+      <w:r>
+        <w:t>Earlier wording, alternatives and picture transcripts · reference / check after trying</w:t>
       </w:r>
     </w:p>
     <w:tbl>
@@ -2262,47 +3739,26 @@
     </w:tbl>
     <w:p>
       <w:pPr>
-        <w:spacing w:line="336" w:lineRule="auto" w:after="180"/>
-      </w:pPr>
-      <w:r>
-        <w:rPr>
-          <w:b w:val="0"/>
-        </w:rPr>
-        <w:t xml:space="preserve">Use See how it works and Follow a worked example. Collect a </w:t>
-      </w:r>
-      <w:r>
-        <w:rPr>
-          <w:b/>
-        </w:rPr>
-        <w:t>prediction</w:t>
-      </w:r>
-      <w:r>
-        <w:rPr>
-          <w:b w:val="0"/>
-        </w:rPr>
-        <w:t xml:space="preserve"> before revealing its result; ask the learner to point to each intermediate fact.</w:t>
+        <w:pStyle w:val="Heading3"/>
+      </w:pPr>
+      <w:r>
+        <w:t>Reduce help deliberately</w:t>
       </w:r>
     </w:p>
     <w:p>
       <w:pPr>
-        <w:spacing w:line="336" w:lineRule="auto" w:after="180"/>
-      </w:pPr>
-      <w:r>
-        <w:rPr>
-          <w:b w:val="0"/>
-        </w:rPr>
-        <w:t>Use cards with source ID and variant ID in separate columns. Provide a split ledger and distinguish original count, variant count and total record count.</w:t>
+        <w:pStyle w:val="Heading3"/>
+      </w:pPr>
+      <w:r>
+        <w:t>Individual reasoning check</w:t>
       </w:r>
     </w:p>
     <w:p>
       <w:pPr>
-        <w:spacing w:line="336" w:lineRule="auto" w:after="180"/>
-      </w:pPr>
-      <w:r>
-        <w:rPr>
-          <w:b w:val="0"/>
-        </w:rPr>
-        <w:t>Extension: enumerate all sixteen binary images to verify row-swap preservation, count column-swap label changes, and identify the equality cases that defeat automatic label complementation.</w:t>
+        <w:pStyle w:val="Heading3"/>
+      </w:pPr>
+      <w:r>
+        <w:t>Pictorial practice question</w:t>
       </w:r>
     </w:p>
     <w:p>
@@ -2310,47 +3766,39 @@
         <w:pStyle w:val="Heading3"/>
       </w:pPr>
       <w:r>
-        <w:t>Reduce help deliberately</w:t>
+        <w:t>Reasoned teacher answer</w:t>
       </w:r>
     </w:p>
     <w:p>
       <w:pPr>
-        <w:pStyle w:val="Heading3"/>
-      </w:pPr>
-      <w:r>
-        <w:t>Completion practice</w:t>
+        <w:pStyle w:val="Heading1"/>
+      </w:pPr>
+      <w:r>
+        <w:t>04. Run the complete supplied investigation</w:t>
       </w:r>
     </w:p>
     <w:p>
-      <w:pPr>
-        <w:spacing w:line="336" w:lineRule="auto" w:after="180"/>
-        <w:shd w:fill="F5F1FB"/>
-      </w:pPr>
-      <w:r>
-        <w:rPr>
-          <w:b w:val="0"/>
-        </w:rPr>
-        <w:t>Completion task: For rows [1, 0], [0, 1], compute d and class before and after a column swap. Why is always replacing a label by 1 minus the label incorrect?</w:t>
+      <w:r>
+        <w:t>Separate predictions,actual runs and paper traces.</w:t>
       </w:r>
     </w:p>
     <w:p>
       <w:pPr>
-        <w:pStyle w:val="Heading3"/>
-      </w:pPr>
-      <w:r>
-        <w:t>Reasoning to listen for</w:t>
+        <w:pStyle w:val="Heading2"/>
+      </w:pPr>
+      <w:r>
+        <w:t>Complete inputs,expected results and limits</w:t>
       </w:r>
     </w:p>
     <w:p>
       <w:pPr>
         <w:spacing w:line="336" w:lineRule="auto" w:after="180"/>
-        <w:shd w:fill="F1F6FC"/>
       </w:pPr>
       <w:r>
         <w:rPr>
           <w:b w:val="0"/>
         </w:rPr>
-        <w:t>Teacher check: Teacher explanation: Both differences are 0 and both labels are class 0. Complementing class 0 would give class 1, which is wrong for ties.</w:t>
+        <w:t>W1 row/column rules and tie exception as supplied. W2 tie d0/class 0 before/after, not complement 1. W3P crop crosses Ptraininggroup; repair provenance/splits and rerun affected fitting/selection, not rename while preserving a clean-score claim. W5 budgets96 versus32; match a predeclared update budget/exposure policy. P–T registry has 7 retained/3 excluded and code audits recordedgroups/exactpixels separately.</w:t>
       </w:r>
     </w:p>
     <w:p>
@@ -2361,38 +3809,26 @@
         <w:rPr>
           <w:b w:val="0"/>
         </w:rPr>
-        <w:t xml:space="preserve">Start by identifying the given </w:t>
-      </w:r>
-      <w:r>
-        <w:rPr>
-          <w:b/>
-        </w:rPr>
-        <w:t>input</w:t>
-      </w:r>
-      <w:r>
-        <w:rPr>
-          <w:b w:val="0"/>
-        </w:rPr>
-        <w:t>s together. Leave the intermediate steps blank. If needed, model one step, then withdraw that help on the next step. Move to a full trace only when the partial trace is understood.</w:t>
+        <w:t>Independent J/K/Ltrain3 groups×4 records=12; Mvalidation1 group/1 original; N/Ofinal2 groups/2 originals; total 15 retained, 9 derived evaluation rows excluded. Small group counts still bound evidence.</w:t>
       </w:r>
     </w:p>
     <w:p>
       <w:pPr>
-        <w:spacing w:line="336" w:lineRule="auto" w:after="180"/>
-      </w:pPr>
-      <w:r>
-        <w:rPr>
-          <w:b w:val="0"/>
-        </w:rPr>
-        <w:t>For partners, alternate explainer and checker; collect a response from every learner before discussion.</w:t>
+        <w:pStyle w:val="Heading2"/>
+      </w:pPr>
+      <w:r>
+        <w:t>Diagnose the current misconceptions</w:t>
       </w:r>
     </w:p>
     <w:p>
       <w:pPr>
-        <w:pStyle w:val="Heading3"/>
-      </w:pPr>
-      <w:r>
-        <w:t>Individual reasoning check</w:t>
+        <w:spacing w:line="336" w:lineRule="auto" w:after="180"/>
+      </w:pPr>
+      <w:r>
+        <w:rPr>
+          <w:b w:val="0"/>
+        </w:rPr>
+        <w:t>Every image flip preserves the label: Validity depends on the task; column swaps change non-tie labels here.</w:t>
       </w:r>
     </w:p>
     <w:p>
@@ -2403,31 +3839,7 @@
         <w:rPr>
           <w:b w:val="0"/>
         </w:rPr>
-        <w:t xml:space="preserve">Use the worked case for </w:t>
-      </w:r>
-      <w:r>
-        <w:rPr>
-          <w:b/>
-        </w:rPr>
-        <w:t>Augmentation</w:t>
-      </w:r>
-      <w:r>
-        <w:rPr>
-          <w:b w:val="0"/>
-        </w:rPr>
-        <w:t xml:space="preserve"> and </w:t>
-      </w:r>
-      <w:r>
-        <w:rPr>
-          <w:b/>
-        </w:rPr>
-        <w:t>leakage</w:t>
-      </w:r>
-      <w:r>
-        <w:rPr>
-          <w:b w:val="0"/>
-        </w:rPr>
-        <w:t>. Proposed explanation: “Every image flip preserves the label”. Decide whether this explanation is supported.</w:t>
+        <w:t>Different filenames prove independence: Lineage, shared subjects and identical content can connect different filenames.</w:t>
       </w:r>
     </w:p>
     <w:p>
@@ -2438,269 +3850,50 @@
         <w:rPr>
           <w:b w:val="0"/>
         </w:rPr>
-        <w:t>Point to the step or supplied fact that decides; explain your repair if needed.</w:t>
+        <w:t>More augmented files mean more independent examples: Variants retain dependence on their source; report both group and record counts.</w:t>
       </w:r>
     </w:p>
     <w:p>
       <w:pPr>
-        <w:pStyle w:val="Heading3"/>
-      </w:pPr>
-      <w:r>
-        <w:t>Expected repair</w:t>
+        <w:spacing w:line="336" w:lineRule="auto" w:after="180"/>
+      </w:pPr>
+      <w:r>
+        <w:rPr>
+          <w:b w:val="0"/>
+        </w:rPr>
+        <w:t xml:space="preserve">Use Run the investigation for the </w:t>
+      </w:r>
+      <w:r>
+        <w:rPr>
+          <w:b/>
+        </w:rPr>
+        <w:t>evidence</w:t>
+      </w:r>
+      <w:r>
+        <w:rPr>
+          <w:b w:val="0"/>
+        </w:rPr>
+        <w:t xml:space="preserve"> ledger. Add a boundary or missing-</w:t>
+      </w:r>
+      <w:r>
+        <w:rPr>
+          <w:b/>
+        </w:rPr>
+        <w:t>input</w:t>
+      </w:r>
+      <w:r>
+        <w:rPr>
+          <w:b w:val="0"/>
+        </w:rPr>
+        <w:t xml:space="preserve"> case and record the expected response before checking. More successful repeats of one case do not establish wider coverage.</w:t>
       </w:r>
     </w:p>
     <w:p>
       <w:pPr>
-        <w:spacing w:line="336" w:lineRule="auto" w:after="180"/>
-        <w:shd w:fill="F1F6FC"/>
-      </w:pPr>
-      <w:r>
-        <w:rPr>
-          <w:b w:val="0"/>
-        </w:rPr>
-        <w:t>Expected correction: Validity depends on the task; column swaps change non-tie labels here.</w:t>
-      </w:r>
-    </w:p>
-    <w:p>
-      <w:pPr>
-        <w:spacing w:line="336" w:lineRule="auto" w:after="180"/>
-      </w:pPr>
-      <w:r>
-        <w:rPr>
-          <w:b w:val="0"/>
-        </w:rPr>
-        <w:t>Collect explanations, not only yes/no votes. If a misunderstanding is common, re-model the relevant step for the class.</w:t>
-      </w:r>
-    </w:p>
-    <w:p>
-      <w:pPr>
-        <w:spacing w:line="336" w:lineRule="auto" w:after="180"/>
-      </w:pPr>
-      <w:r>
-        <w:rPr>
-          <w:b w:val="0"/>
-        </w:rPr>
-        <w:t>If it affects a few learners, give a short targeted group explanation while others solve a more demanding variation.</w:t>
-      </w:r>
-    </w:p>
-    <w:p>
-      <w:pPr>
-        <w:pStyle w:val="Heading3"/>
-      </w:pPr>
-      <w:r>
-        <w:t>Pictorial practice question</w:t>
-      </w:r>
-    </w:p>
-    <w:p>
-      <w:pPr>
-        <w:spacing w:line="336" w:lineRule="auto" w:after="180"/>
-      </w:pPr>
-      <w:r>
-        <w:rPr>
-          <w:b w:val="0"/>
-        </w:rPr>
-        <w:t xml:space="preserve">How many independent </w:t>
-      </w:r>
-      <w:r>
-        <w:rPr>
-          <w:b/>
-        </w:rPr>
-        <w:t>source group</w:t>
-      </w:r>
-      <w:r>
-        <w:rPr>
-          <w:b w:val="0"/>
-        </w:rPr>
-        <w:t xml:space="preserve">s are in the final test? Point to the relevant step in the picture, then write the changed result and the rule or </w:t>
-      </w:r>
-      <w:r>
-        <w:rPr>
-          <w:b/>
-        </w:rPr>
-        <w:t>evidence</w:t>
-      </w:r>
-      <w:r>
-        <w:rPr>
-          <w:b w:val="0"/>
-        </w:rPr>
-        <w:t xml:space="preserve"> that supports it.</w:t>
-      </w:r>
-    </w:p>
-    <w:p>
-      <w:pPr>
-        <w:pStyle w:val="Heading3"/>
-      </w:pPr>
-      <w:r>
-        <w:t>Reasoned teacher answer</w:t>
-      </w:r>
-    </w:p>
-    <w:p>
-      <w:pPr>
-        <w:spacing w:line="336" w:lineRule="auto" w:after="180"/>
-      </w:pPr>
-      <w:r>
-        <w:rPr>
-          <w:b w:val="0"/>
-        </w:rPr>
-        <w:t xml:space="preserve">One, D, with two related records. Count both </w:t>
-      </w:r>
-      <w:r>
-        <w:rPr>
-          <w:b/>
-        </w:rPr>
-        <w:t>source group</w:t>
-      </w:r>
-      <w:r>
-        <w:rPr>
-          <w:b w:val="0"/>
-        </w:rPr>
-        <w:t>s and image rows; never describe its flip as a new independent source. Changed-case check: Final-test group separation fails.</w:t>
-      </w:r>
-    </w:p>
-    <w:p>
-      <w:pPr>
-        <w:spacing w:line="336" w:lineRule="auto" w:after="180"/>
-      </w:pPr>
-      <w:r>
-        <w:rPr>
-          <w:b w:val="0"/>
-        </w:rPr>
-        <w:t>The transformed D image is still derived from the held-out source, despite a new filename.</w:t>
-      </w:r>
-    </w:p>
-    <w:p>
-      <w:pPr>
-        <w:spacing w:line="336" w:lineRule="auto" w:after="180"/>
-      </w:pPr>
-      <w:r>
-        <w:rPr>
-          <w:b w:val="0"/>
-        </w:rPr>
-        <w:t>Changed-case reasoning: Final-test group separation fails. The transformed D image is still derived from the held-out source, despite a new filename.</w:t>
-      </w:r>
-    </w:p>
-    <w:p>
-      <w:pPr>
-        <w:spacing w:line="336" w:lineRule="auto" w:after="180"/>
-      </w:pPr>
-      <w:r>
-        <w:rPr>
-          <w:b w:val="0"/>
-        </w:rPr>
-        <w:t xml:space="preserve">Collect each learner’s explanation before discussion. Use the first missing connection between </w:t>
-      </w:r>
-      <w:r>
-        <w:rPr>
-          <w:b/>
-        </w:rPr>
-        <w:t>input</w:t>
-      </w:r>
-      <w:r>
-        <w:rPr>
-          <w:b w:val="0"/>
-        </w:rPr>
-        <w:t xml:space="preserve">, deciding step and result to choose support. This question is worked-case practice, not fresh mastery </w:t>
-      </w:r>
-      <w:r>
-        <w:rPr>
-          <w:b/>
-        </w:rPr>
-        <w:t>evidence</w:t>
-      </w:r>
-      <w:r>
-        <w:rPr>
-          <w:b w:val="0"/>
-        </w:rPr>
-        <w:t>.</w:t>
-      </w:r>
-    </w:p>
-    <w:p>
-      <w:pPr>
-        <w:pStyle w:val="Heading1"/>
-      </w:pPr>
-      <w:r>
-        <w:t>04. Run the investigation and diagnose misconceptions</w:t>
-      </w:r>
-    </w:p>
-    <w:p>
-      <w:r>
-        <w:t>Run the Augmentation and leakage investigation and use the first unsupported step to choose a teaching response.</w:t>
-      </w:r>
-    </w:p>
-    <w:p>
-      <w:pPr>
-        <w:spacing w:line="336" w:lineRule="auto" w:after="180"/>
-      </w:pPr>
-      <w:r>
-        <w:rPr>
-          <w:b w:val="0"/>
-        </w:rPr>
-        <w:t>Every image flip preserves the label: Validity depends on the task; column swaps change non-tie labels here.</w:t>
-      </w:r>
-    </w:p>
-    <w:p>
-      <w:pPr>
-        <w:spacing w:line="336" w:lineRule="auto" w:after="180"/>
-      </w:pPr>
-      <w:r>
-        <w:rPr>
-          <w:b w:val="0"/>
-        </w:rPr>
-        <w:t>Different filenames prove independence: Lineage, shared subjects and identical content can connect different filenames.</w:t>
-      </w:r>
-    </w:p>
-    <w:p>
-      <w:pPr>
-        <w:spacing w:line="336" w:lineRule="auto" w:after="180"/>
-      </w:pPr>
-      <w:r>
-        <w:rPr>
-          <w:b w:val="0"/>
-        </w:rPr>
-        <w:t>More augmented files mean more independent examples: Variants retain dependence on their source; report both group and record counts.</w:t>
-      </w:r>
-    </w:p>
-    <w:p>
-      <w:pPr>
-        <w:spacing w:line="336" w:lineRule="auto" w:after="180"/>
-      </w:pPr>
-      <w:r>
-        <w:rPr>
-          <w:b w:val="0"/>
-        </w:rPr>
-        <w:t xml:space="preserve">Use Run the investigation for the </w:t>
-      </w:r>
-      <w:r>
-        <w:rPr>
-          <w:b/>
-        </w:rPr>
-        <w:t>evidence</w:t>
-      </w:r>
-      <w:r>
-        <w:rPr>
-          <w:b w:val="0"/>
-        </w:rPr>
-        <w:t xml:space="preserve"> ledger. Add a boundary or missing-</w:t>
-      </w:r>
-      <w:r>
-        <w:rPr>
-          <w:b/>
-        </w:rPr>
-        <w:t>input</w:t>
-      </w:r>
-      <w:r>
-        <w:rPr>
-          <w:b w:val="0"/>
-        </w:rPr>
-        <w:t xml:space="preserve"> case and record the expected response before checking. More successful repeats of one case do not establish wider coverage.</w:t>
-      </w:r>
-    </w:p>
-    <w:p>
-      <w:pPr>
-        <w:pStyle w:val="Heading3"/>
-      </w:pPr>
-      <w:r>
-        <w:t>Match the support to the first error</w:t>
+        <w:pStyle w:val="Heading2"/>
+      </w:pPr>
+      <w:r>
+        <w:t>Choose accessible support</w:t>
       </w:r>
     </w:p>
     <w:tbl>
@@ -2873,675 +4066,151 @@
     </w:p>
     <w:p>
       <w:pPr>
-        <w:pStyle w:val="Heading1"/>
-      </w:pPr>
-      <w:r>
-        <w:t>05. Assess and explain the answers</w:t>
+        <w:pStyle w:val="Heading2"/>
+      </w:pPr>
+      <w:r>
+        <w:t>Earlier wording, alternatives and picture transcripts · reference / check after trying</w:t>
       </w:r>
     </w:p>
     <w:p>
-      <w:r>
-        <w:t>Use the Augmentation and leakage questions, teacher keys and criteria after the relevant attempts. Previously discussed cases are practice; protect the separately selected independent task.</w:t>
+      <w:pPr>
+        <w:pStyle w:val="Heading3"/>
+      </w:pPr>
+      <w:r>
+        <w:t>Match the support to the first error</w:t>
       </w:r>
     </w:p>
     <w:p>
       <w:pPr>
-        <w:pStyle w:val="Heading3"/>
-      </w:pPr>
-      <w:r>
-        <w:t>Guided and exit questions</w:t>
+        <w:pStyle w:val="Heading1"/>
+      </w:pPr>
+      <w:r>
+        <w:t>05. Assess the new schema or calculation transfer</w:t>
       </w:r>
     </w:p>
     <w:p>
-      <w:pPr>
-        <w:spacing w:line="336" w:lineRule="auto" w:after="180"/>
-      </w:pPr>
-      <w:r>
-        <w:rPr>
-          <w:b w:val="0"/>
-        </w:rPr>
-        <w:t xml:space="preserve">Guided: the split is invalid for unseen-source evaluation because A2 derives from A regardless of filename. Keep the entire A group in </w:t>
-      </w:r>
-      <w:r>
-        <w:rPr>
-          <w:b/>
-        </w:rPr>
-        <w:t>training</w:t>
-      </w:r>
-      <w:r>
-        <w:rPr>
-          <w:b w:val="0"/>
-        </w:rPr>
-        <w:t xml:space="preserve"> and replace the validation group, then rerun any affected selection.</w:t>
+      <w:r>
+        <w:t>Keep the selected answer private until after a first attempt.</w:t>
       </w:r>
     </w:p>
     <w:p>
       <w:pPr>
-        <w:spacing w:line="336" w:lineRule="auto" w:after="180"/>
-      </w:pPr>
-      <w:r>
-        <w:rPr>
-          <w:b w:val="0"/>
-        </w:rPr>
-        <w:t xml:space="preserve">Exit: budgets are 180 versus 60 updates, so they are not matched. Predeclare an equal update budget and record repetition policies; 36 records still represent only 12 original </w:t>
-      </w:r>
-      <w:r>
-        <w:rPr>
-          <w:b/>
-        </w:rPr>
-        <w:t>source group</w:t>
-      </w:r>
-      <w:r>
-        <w:rPr>
-          <w:b w:val="0"/>
-        </w:rPr>
-        <w:t>s.</w:t>
+        <w:pStyle w:val="Heading2"/>
+      </w:pPr>
+      <w:r>
+        <w:t>Selected independent task and checked answer</w:t>
       </w:r>
     </w:p>
     <w:p>
       <w:pPr>
-        <w:pStyle w:val="Heading3"/>
-      </w:pPr>
-      <w:r>
-        <w:t>W1 Check the label after a transformation</w:t>
+        <w:spacing w:line="336" w:lineRule="auto" w:after="180"/>
+      </w:pPr>
+      <w:r>
+        <w:rPr>
+          <w:b w:val="0"/>
+        </w:rPr>
+        <w:t xml:space="preserve">Selected case: Six fictional </w:t>
+      </w:r>
+      <w:r>
+        <w:rPr>
+          <w:b/>
+        </w:rPr>
+        <w:t>source group</w:t>
+      </w:r>
+      <w:r>
+        <w:rPr>
+          <w:b w:val="0"/>
+        </w:rPr>
+        <w:t xml:space="preserve">s J, K, L, M, N and O each have one original and three derived records. Assign J, K and L to </w:t>
+      </w:r>
+      <w:r>
+        <w:rPr>
+          <w:b/>
+        </w:rPr>
+        <w:t>training</w:t>
+      </w:r>
+      <w:r>
+        <w:rPr>
+          <w:b w:val="0"/>
+        </w:rPr>
+        <w:t>, M to validation and N, O to final test.</w:t>
       </w:r>
     </w:p>
     <w:p>
       <w:pPr>
-        <w:pStyle w:val="Heading3"/>
-      </w:pPr>
-      <w:r>
-        <w:t>Workbook question · W1</w:t>
+        <w:spacing w:line="336" w:lineRule="auto" w:after="180"/>
+      </w:pPr>
+      <w:r>
+        <w:rPr>
+          <w:b w:val="0"/>
+        </w:rPr>
+        <w:t xml:space="preserve">Keep all four records per </w:t>
+      </w:r>
+      <w:r>
+        <w:rPr>
+          <w:b/>
+        </w:rPr>
+        <w:t>training</w:t>
+      </w:r>
+      <w:r>
+        <w:rPr>
+          <w:b w:val="0"/>
+        </w:rPr>
+        <w:t xml:space="preserve"> group but only originals for evaluation. Give source and retained-record counts per split, total retained records and excluded derived records.</w:t>
       </w:r>
     </w:p>
     <w:p>
       <w:pPr>
         <w:spacing w:line="336" w:lineRule="auto" w:after="180"/>
-        <w:shd w:fill="F5F1FB"/>
       </w:pPr>
       <w:r>
         <w:rPr>
           <w:b w:val="0"/>
         </w:rPr>
-        <w:t>For rows [0, 1], [0, 1], compute d and class before and after swapping rows and after swapping columns.</w:t>
+        <w:t xml:space="preserve">Teacher explanation: </w:t>
+      </w:r>
+      <w:r>
+        <w:rPr>
+          <w:b/>
+        </w:rPr>
+        <w:t>Training</w:t>
+      </w:r>
+      <w:r>
+        <w:rPr>
+          <w:b w:val="0"/>
+        </w:rPr>
+        <w:t>: 3 groups and 12 records. Validation: 1 group and 1 record. Final test: 2 groups and 2 records. Total retained records are 15. Nine derived evaluation records are excluded.</w:t>
       </w:r>
     </w:p>
     <w:p>
       <w:pPr>
-        <w:pStyle w:val="Heading3"/>
-      </w:pPr>
-      <w:r>
-        <w:t>Teacher reasoning · W1</w:t>
+        <w:spacing w:line="336" w:lineRule="auto" w:after="180"/>
+      </w:pPr>
+      <w:r>
+        <w:rPr>
+          <w:b w:val="0"/>
+        </w:rPr>
+        <w:t xml:space="preserve">No group crosses splits; the small group counts still limit evaluation </w:t>
+      </w:r>
+      <w:r>
+        <w:rPr>
+          <w:b/>
+        </w:rPr>
+        <w:t>evidence</w:t>
+      </w:r>
+      <w:r>
+        <w:rPr>
+          <w:b w:val="0"/>
+        </w:rPr>
+        <w:t>.</w:t>
       </w:r>
     </w:p>
     <w:p>
       <w:pPr>
-        <w:spacing w:line="336" w:lineRule="auto" w:after="180"/>
-        <w:shd w:fill="F1F6FC"/>
-      </w:pPr>
-      <w:r>
-        <w:rPr>
-          <w:b w:val="0"/>
-        </w:rPr>
-        <w:t>Teacher explanation: Original d = -2 and class 0. Row swapping leaves d = -2 and class 0. Column swapping gives rows [1, 0], [1, 0], d = 2 and class 1.</w:t>
-      </w:r>
-    </w:p>
-    <w:p>
-      <w:pPr>
-        <w:pStyle w:val="Heading3"/>
-      </w:pPr>
-      <w:r>
-        <w:t>W2 Keep the equality boundary</w:t>
-      </w:r>
-    </w:p>
-    <w:p>
-      <w:pPr>
-        <w:pStyle w:val="Heading3"/>
-      </w:pPr>
-      <w:r>
-        <w:t>Workbook question · W2</w:t>
-      </w:r>
-    </w:p>
-    <w:p>
-      <w:pPr>
-        <w:spacing w:line="336" w:lineRule="auto" w:after="180"/>
-        <w:shd w:fill="F5F1FB"/>
-      </w:pPr>
-      <w:r>
-        <w:rPr>
-          <w:b w:val="0"/>
-        </w:rPr>
-        <w:t>For rows [1, 0], [0, 1], compute d and class before and after a column swap. Why is always replacing a label by 1 minus the label incorrect?</w:t>
-      </w:r>
-    </w:p>
-    <w:p>
-      <w:pPr>
-        <w:pStyle w:val="Heading3"/>
-      </w:pPr>
-      <w:r>
-        <w:t>Teacher reasoning · W2</w:t>
-      </w:r>
-    </w:p>
-    <w:p>
-      <w:pPr>
-        <w:spacing w:line="336" w:lineRule="auto" w:after="180"/>
-        <w:shd w:fill="F1F6FC"/>
-      </w:pPr>
-      <w:r>
-        <w:rPr>
-          <w:b w:val="0"/>
-        </w:rPr>
-        <w:t>Teacher explanation: Both differences are 0 and both labels are class 0. Complementing class 0 would give class 1, which is wrong for ties.</w:t>
-      </w:r>
-    </w:p>
-    <w:p>
-      <w:pPr>
-        <w:pStyle w:val="Heading3"/>
-      </w:pPr>
-      <w:r>
-        <w:t>W3 Audit related records</w:t>
-      </w:r>
-    </w:p>
-    <w:p>
-      <w:pPr>
-        <w:pStyle w:val="Heading3"/>
-      </w:pPr>
-      <w:r>
-        <w:t>Workbook question · W3</w:t>
-      </w:r>
-    </w:p>
-    <w:p>
-      <w:pPr>
-        <w:spacing w:line="336" w:lineRule="auto" w:after="180"/>
-        <w:shd w:fill="F5F1FB"/>
-      </w:pPr>
-      <w:r>
-        <w:rPr>
-          <w:b/>
-        </w:rPr>
-        <w:t>Training</w:t>
-      </w:r>
-      <w:r>
-        <w:rPr>
-          <w:b w:val="0"/>
-        </w:rPr>
-        <w:t xml:space="preserve"> contains P original and Q original. Validation contains P crop and R original. Final test contains S original. P crop is derived from P original.</w:t>
-      </w:r>
-    </w:p>
-    <w:p>
-      <w:pPr>
-        <w:spacing w:line="336" w:lineRule="auto" w:after="180"/>
-        <w:shd w:fill="F5F1FB"/>
-      </w:pPr>
-      <w:r>
-        <w:rPr>
-          <w:b w:val="0"/>
-        </w:rPr>
-        <w:t>Identify the overlap and explain what must be rerun if this validation set already selected a model.</w:t>
-      </w:r>
-    </w:p>
-    <w:p>
-      <w:pPr>
-        <w:pStyle w:val="Heading3"/>
-      </w:pPr>
-      <w:r>
-        <w:t>Teacher reasoning · W3</w:t>
-      </w:r>
-    </w:p>
-    <w:p>
-      <w:pPr>
-        <w:spacing w:line="336" w:lineRule="auto" w:after="180"/>
-        <w:shd w:fill="F1F6FC"/>
-      </w:pPr>
-      <w:r>
-        <w:rPr>
-          <w:b w:val="0"/>
-        </w:rPr>
-        <w:t xml:space="preserve">Teacher explanation: Source P crosses </w:t>
-      </w:r>
-      <w:r>
-        <w:rPr>
-          <w:b/>
-        </w:rPr>
-        <w:t>training</w:t>
-      </w:r>
-      <w:r>
-        <w:rPr>
-          <w:b w:val="0"/>
-        </w:rPr>
-        <w:t xml:space="preserve"> and validation. Keep all P records in one split and choose distinct evaluation groups.</w:t>
-      </w:r>
-    </w:p>
-    <w:p>
-      <w:pPr>
-        <w:spacing w:line="336" w:lineRule="auto" w:after="180"/>
-        <w:shd w:fill="F1F6FC"/>
-      </w:pPr>
-      <w:r>
-        <w:rPr>
-          <w:b w:val="0"/>
-        </w:rPr>
-        <w:t xml:space="preserve">Rerun </w:t>
-      </w:r>
-      <w:r>
-        <w:rPr>
-          <w:b/>
-        </w:rPr>
-        <w:t>training</w:t>
-      </w:r>
-      <w:r>
-        <w:rPr>
-          <w:b w:val="0"/>
-        </w:rPr>
-        <w:t xml:space="preserve"> and model selection on the corrected plan; the old validation score does not describe the repaired experiment.</w:t>
-      </w:r>
-    </w:p>
-    <w:p>
-      <w:pPr>
-        <w:pStyle w:val="Heading3"/>
-      </w:pPr>
-      <w:r>
-        <w:t>W4 Design a grouped split independently</w:t>
-      </w:r>
-    </w:p>
-    <w:p>
-      <w:pPr>
-        <w:pStyle w:val="Heading3"/>
-      </w:pPr>
-      <w:r>
-        <w:t>Workbook question · W4</w:t>
-      </w:r>
-    </w:p>
-    <w:p>
-      <w:pPr>
-        <w:spacing w:line="336" w:lineRule="auto" w:after="180"/>
-        <w:shd w:fill="F5F1FB"/>
-      </w:pPr>
-      <w:r>
-        <w:rPr>
-          <w:b w:val="0"/>
-        </w:rPr>
-        <w:t xml:space="preserve">Six fictional </w:t>
-      </w:r>
-      <w:r>
-        <w:rPr>
-          <w:b/>
-        </w:rPr>
-        <w:t>source group</w:t>
-      </w:r>
-      <w:r>
-        <w:rPr>
-          <w:b w:val="0"/>
-        </w:rPr>
-        <w:t xml:space="preserve">s J, K, L, M, N and O each have one original and three derived records. Assign J, K and L to </w:t>
-      </w:r>
-      <w:r>
-        <w:rPr>
-          <w:b/>
-        </w:rPr>
-        <w:t>training</w:t>
-      </w:r>
-      <w:r>
-        <w:rPr>
-          <w:b w:val="0"/>
-        </w:rPr>
-        <w:t>, M to validation and N, O to final test.</w:t>
-      </w:r>
-    </w:p>
-    <w:p>
-      <w:pPr>
-        <w:spacing w:line="336" w:lineRule="auto" w:after="180"/>
-        <w:shd w:fill="F5F1FB"/>
-      </w:pPr>
-      <w:r>
-        <w:rPr>
-          <w:b w:val="0"/>
-        </w:rPr>
-        <w:t xml:space="preserve">Keep all four records per </w:t>
-      </w:r>
-      <w:r>
-        <w:rPr>
-          <w:b/>
-        </w:rPr>
-        <w:t>training</w:t>
-      </w:r>
-      <w:r>
-        <w:rPr>
-          <w:b w:val="0"/>
-        </w:rPr>
-        <w:t xml:space="preserve"> group but only originals for evaluation. Give source and retained-record counts per split, total retained records and excluded derived records.</w:t>
-      </w:r>
-    </w:p>
-    <w:p>
-      <w:pPr>
-        <w:pStyle w:val="Heading3"/>
-      </w:pPr>
-      <w:r>
-        <w:t>Teacher reasoning · W4</w:t>
-      </w:r>
-    </w:p>
-    <w:p>
-      <w:pPr>
-        <w:spacing w:line="336" w:lineRule="auto" w:after="180"/>
-        <w:shd w:fill="F1F6FC"/>
-      </w:pPr>
-      <w:r>
-        <w:rPr>
-          <w:b w:val="0"/>
-        </w:rPr>
-        <w:t xml:space="preserve">Teacher explanation: </w:t>
-      </w:r>
-      <w:r>
-        <w:rPr>
-          <w:b/>
-        </w:rPr>
-        <w:t>Training</w:t>
-      </w:r>
-      <w:r>
-        <w:rPr>
-          <w:b w:val="0"/>
-        </w:rPr>
-        <w:t>: 3 groups and 12 records. Validation: 1 group and 1 record. Final test: 2 groups and 2 records. Total retained records are 15. Nine derived evaluation records are excluded.</w:t>
-      </w:r>
-    </w:p>
-    <w:p>
-      <w:pPr>
-        <w:spacing w:line="336" w:lineRule="auto" w:after="180"/>
-        <w:shd w:fill="F1F6FC"/>
-      </w:pPr>
-      <w:r>
-        <w:rPr>
-          <w:b w:val="0"/>
-        </w:rPr>
-        <w:t xml:space="preserve">No group crosses splits; the small group counts still limit evaluation </w:t>
-      </w:r>
-      <w:r>
-        <w:rPr>
-          <w:b/>
-        </w:rPr>
-        <w:t>evidence</w:t>
-      </w:r>
-      <w:r>
-        <w:rPr>
-          <w:b w:val="0"/>
-        </w:rPr>
-        <w:t>.</w:t>
-      </w:r>
-    </w:p>
-    <w:p>
-      <w:pPr>
-        <w:pStyle w:val="Heading3"/>
-      </w:pPr>
-      <w:r>
-        <w:t>W5 Match a training budget</w:t>
-      </w:r>
-    </w:p>
-    <w:p>
-      <w:pPr>
-        <w:pStyle w:val="Heading3"/>
-      </w:pPr>
-      <w:r>
-        <w:t>Workbook question · W5</w:t>
-      </w:r>
-    </w:p>
-    <w:p>
-      <w:pPr>
-        <w:spacing w:line="336" w:lineRule="auto" w:after="180"/>
-        <w:shd w:fill="F5F1FB"/>
-      </w:pPr>
-      <w:r>
-        <w:rPr>
-          <w:b w:val="0"/>
-        </w:rPr>
-        <w:t>Eight source images each have an original plus two variants. Compare four epochs of these 24 records with four epochs of the eight originals, using one-example batches.</w:t>
-      </w:r>
-    </w:p>
-    <w:p>
-      <w:pPr>
-        <w:spacing w:line="336" w:lineRule="auto" w:after="180"/>
-        <w:shd w:fill="F5F1FB"/>
-      </w:pPr>
-      <w:r>
-        <w:rPr>
-          <w:b w:val="0"/>
-        </w:rPr>
-        <w:t>Give both update counts and one way to match budgets without using final outcomes.</w:t>
-      </w:r>
-    </w:p>
-    <w:p>
-      <w:pPr>
-        <w:pStyle w:val="Heading3"/>
-      </w:pPr>
-      <w:r>
-        <w:t>Teacher reasoning · W5</w:t>
-      </w:r>
-    </w:p>
-    <w:p>
-      <w:pPr>
-        <w:spacing w:line="336" w:lineRule="auto" w:after="180"/>
-        <w:shd w:fill="F1F6FC"/>
-      </w:pPr>
-      <w:r>
-        <w:rPr>
-          <w:b w:val="0"/>
-        </w:rPr>
-        <w:t>Teacher explanation: Augmented run uses 96 updates; original-only run uses 32. Predeclare 96 updates for both, equivalent to 12 passes over the originals for the baseline.</w:t>
-      </w:r>
-    </w:p>
-    <w:p>
-      <w:pPr>
-        <w:spacing w:line="336" w:lineRule="auto" w:after="180"/>
-        <w:shd w:fill="F1F6FC"/>
-      </w:pPr>
-      <w:r>
-        <w:rPr>
-          <w:b w:val="0"/>
-        </w:rPr>
-        <w:t xml:space="preserve">Record repetition and </w:t>
-      </w:r>
-      <w:r>
-        <w:rPr>
-          <w:b/>
-        </w:rPr>
-        <w:t>augmentation</w:t>
-      </w:r>
-      <w:r>
-        <w:rPr>
-          <w:b w:val="0"/>
-        </w:rPr>
-        <w:t xml:space="preserve"> policies, use validation for choices and keep final evaluation reserved.</w:t>
-      </w:r>
-    </w:p>
-    <w:p>
-      <w:pPr>
-        <w:pStyle w:val="Heading3"/>
-      </w:pPr>
-      <w:r>
-        <w:t>Independent assessment and fresh retry</w:t>
-      </w:r>
-    </w:p>
-    <w:p>
-      <w:pPr>
-        <w:pStyle w:val="Heading3"/>
-      </w:pPr>
-      <w:r>
-        <w:t>Teacher key · Independent assessment and fresh retry</w:t>
-      </w:r>
-    </w:p>
-    <w:p>
-      <w:pPr>
-        <w:spacing w:line="336" w:lineRule="auto" w:after="180"/>
-        <w:shd w:fill="F1F6FC"/>
-      </w:pPr>
-      <w:r>
-        <w:rPr>
-          <w:b w:val="0"/>
-        </w:rPr>
-        <w:t>W4 requires source counts 3, 1, 2 and retained counts 12, 1, 2, with 15 total records and 9 excluded derived records. Fresh retry: five groups A through E each have an original plus two variants.</w:t>
-      </w:r>
-    </w:p>
-    <w:p>
-      <w:pPr>
-        <w:spacing w:line="336" w:lineRule="auto" w:after="180"/>
-        <w:shd w:fill="F1F6FC"/>
-      </w:pPr>
-      <w:r>
-        <w:rPr>
-          <w:b w:val="0"/>
-        </w:rPr>
-        <w:t>Train on A and B using all records, validate on C original and test on D and E originals. Source counts are 2, 1, 2; retained records are 6, 1, 2; total 9, with 6 derived evaluation records excluded.</w:t>
-      </w:r>
-    </w:p>
-    <w:p>
-      <w:pPr>
-        <w:spacing w:line="336" w:lineRule="auto" w:after="180"/>
-        <w:shd w:fill="F1F6FC"/>
-      </w:pPr>
-      <w:r>
-        <w:rPr>
-          <w:b w:val="0"/>
-        </w:rPr>
-        <w:t>Three augmented epochs at batch size 1 use 18 updates, compared with 6 for three epochs over two originals.</w:t>
-      </w:r>
-    </w:p>
-    <w:p>
-      <w:pPr>
-        <w:pStyle w:val="Heading3"/>
-      </w:pPr>
-      <w:r>
-        <w:t>Assess independent transfer</w:t>
-      </w:r>
-    </w:p>
-    <w:p>
-      <w:pPr>
-        <w:pStyle w:val="Heading3"/>
-      </w:pPr>
-      <w:r>
-        <w:t>Independent question · withhold the key</w:t>
-      </w:r>
-    </w:p>
-    <w:p>
-      <w:pPr>
-        <w:spacing w:line="336" w:lineRule="auto" w:after="180"/>
-        <w:shd w:fill="F5F1FB"/>
-      </w:pPr>
-      <w:r>
-        <w:rPr>
-          <w:b w:val="0"/>
-        </w:rPr>
-        <w:t xml:space="preserve">Selected case: Six fictional </w:t>
-      </w:r>
-      <w:r>
-        <w:rPr>
-          <w:b/>
-        </w:rPr>
-        <w:t>source group</w:t>
-      </w:r>
-      <w:r>
-        <w:rPr>
-          <w:b w:val="0"/>
-        </w:rPr>
-        <w:t xml:space="preserve">s J, K, L, M, N and O each have one original and three derived records. Assign J, K and L to </w:t>
-      </w:r>
-      <w:r>
-        <w:rPr>
-          <w:b/>
-        </w:rPr>
-        <w:t>training</w:t>
-      </w:r>
-      <w:r>
-        <w:rPr>
-          <w:b w:val="0"/>
-        </w:rPr>
-        <w:t>, M to validation and N, O to final test.</w:t>
-      </w:r>
-    </w:p>
-    <w:p>
-      <w:pPr>
-        <w:spacing w:line="336" w:lineRule="auto" w:after="180"/>
-        <w:shd w:fill="F5F1FB"/>
-      </w:pPr>
-      <w:r>
-        <w:rPr>
-          <w:b w:val="0"/>
-        </w:rPr>
-        <w:t xml:space="preserve">Keep all four records per </w:t>
-      </w:r>
-      <w:r>
-        <w:rPr>
-          <w:b/>
-        </w:rPr>
-        <w:t>training</w:t>
-      </w:r>
-      <w:r>
-        <w:rPr>
-          <w:b w:val="0"/>
-        </w:rPr>
-        <w:t xml:space="preserve"> group but only originals for evaluation. Give source and retained-record counts per split, total retained records and excluded derived records.</w:t>
-      </w:r>
-    </w:p>
-    <w:p>
-      <w:pPr>
-        <w:pStyle w:val="Heading3"/>
-      </w:pPr>
-      <w:r>
-        <w:t>Selected case answer</w:t>
-      </w:r>
-    </w:p>
-    <w:p>
-      <w:pPr>
-        <w:pStyle w:val="Heading3"/>
-      </w:pPr>
-      <w:r>
-        <w:t>Teacher key · Selected case answer</w:t>
-      </w:r>
-    </w:p>
-    <w:p>
-      <w:pPr>
-        <w:spacing w:line="336" w:lineRule="auto" w:after="180"/>
-        <w:shd w:fill="F1F6FC"/>
-      </w:pPr>
-      <w:r>
-        <w:rPr>
-          <w:b w:val="0"/>
-        </w:rPr>
-        <w:t xml:space="preserve">Teacher explanation: </w:t>
-      </w:r>
-      <w:r>
-        <w:rPr>
-          <w:b/>
-        </w:rPr>
-        <w:t>Training</w:t>
-      </w:r>
-      <w:r>
-        <w:rPr>
-          <w:b w:val="0"/>
-        </w:rPr>
-        <w:t>: 3 groups and 12 records. Validation: 1 group and 1 record. Final test: 2 groups and 2 records. Total retained records are 15. Nine derived evaluation records are excluded.</w:t>
-      </w:r>
-    </w:p>
-    <w:p>
-      <w:pPr>
-        <w:spacing w:line="336" w:lineRule="auto" w:after="180"/>
-        <w:shd w:fill="F1F6FC"/>
-      </w:pPr>
-      <w:r>
-        <w:rPr>
-          <w:b w:val="0"/>
-        </w:rPr>
-        <w:t xml:space="preserve">No group crosses splits; the small group counts still limit evaluation </w:t>
-      </w:r>
-      <w:r>
-        <w:rPr>
-          <w:b/>
-        </w:rPr>
-        <w:t>evidence</w:t>
-      </w:r>
-      <w:r>
-        <w:rPr>
-          <w:b w:val="0"/>
-        </w:rPr>
-        <w:t>.</w:t>
+        <w:pStyle w:val="Heading2"/>
+      </w:pPr>
+      <w:r>
+        <w:t>Judge explanation,trace and limits</w:t>
       </w:r>
     </w:p>
     <w:tbl>
@@ -3648,54 +4317,55 @@
     </w:tbl>
     <w:p>
       <w:pPr>
-        <w:pStyle w:val="Heading3"/>
-      </w:pPr>
-      <w:r>
-        <w:t>Teacher key · Selected case answer</w:t>
+        <w:spacing w:line="336" w:lineRule="auto" w:after="180"/>
+      </w:pPr>
+      <w:r>
+        <w:rPr>
+          <w:b w:val="0"/>
+        </w:rPr>
+        <w:t>Record each dimension as not yet, with support, or independent. Accept a valid alternative procedure with a defensible trace.</w:t>
       </w:r>
     </w:p>
     <w:p>
       <w:pPr>
         <w:spacing w:line="336" w:lineRule="auto" w:after="180"/>
-        <w:shd w:fill="F1F6FC"/>
       </w:pPr>
       <w:r>
         <w:rPr>
           <w:b w:val="0"/>
         </w:rPr>
-        <w:t>Record each dimension as not yet, with support, or independent. Accept a valid alternative procedure with a defensible trace.</w:t>
+        <w:t xml:space="preserve">Do not penalise an honestly recorded model failure if the learner correctly explains its </w:t>
+      </w:r>
+      <w:r>
+        <w:rPr>
+          <w:b/>
+        </w:rPr>
+        <w:t>evidence</w:t>
+      </w:r>
+      <w:r>
+        <w:rPr>
+          <w:b w:val="0"/>
+        </w:rPr>
+        <w:t xml:space="preserve"> and limits.</w:t>
       </w:r>
     </w:p>
     <w:p>
       <w:pPr>
-        <w:spacing w:line="336" w:lineRule="auto" w:after="180"/>
-        <w:shd w:fill="F1F6FC"/>
-      </w:pPr>
-      <w:r>
-        <w:rPr>
-          <w:b w:val="0"/>
-        </w:rPr>
-        <w:t xml:space="preserve">Do not penalise an honestly recorded model failure if the learner correctly explains its </w:t>
-      </w:r>
-      <w:r>
-        <w:rPr>
-          <w:b/>
-        </w:rPr>
-        <w:t>evidence</w:t>
-      </w:r>
-      <w:r>
-        <w:rPr>
-          <w:b w:val="0"/>
-        </w:rPr>
-        <w:t xml:space="preserve"> and limits.</w:t>
+        <w:pStyle w:val="Heading2"/>
+      </w:pPr>
+      <w:r>
+        <w:t>Give one usable repair</w:t>
       </w:r>
     </w:p>
     <w:p>
       <w:pPr>
-        <w:pStyle w:val="Heading3"/>
-      </w:pPr>
-      <w:r>
-        <w:t>Feedback that the learner uses</w:t>
+        <w:spacing w:line="336" w:lineRule="auto" w:after="180"/>
+      </w:pPr>
+      <w:r>
+        <w:rPr>
+          <w:b w:val="0"/>
+        </w:rPr>
+        <w:t>Name the earliest unsupported step and give one action to repair it. Have the learner make that repair now and explain why. Then assess the relevant skill on a fresh, fully specified case.</w:t>
       </w:r>
     </w:p>
     <w:p>
@@ -3706,78 +4376,45 @@
         <w:rPr>
           <w:b w:val="0"/>
         </w:rPr>
-        <w:t>Name the earliest unsupported step and give one action to repair it. Have the learner make that repair now and explain why. Then assess the relevant skill on a fresh, fully specified case.</w:t>
+        <w:t>Confirm it was not previously practised with feedback; solve and check the new case before assigning it. A follow-up design prompt is a starting brief, not automatically an equivalent test.</w:t>
       </w:r>
     </w:p>
     <w:p>
       <w:pPr>
-        <w:spacing w:line="336" w:lineRule="auto" w:after="180"/>
-      </w:pPr>
-      <w:r>
-        <w:rPr>
-          <w:b w:val="0"/>
-        </w:rPr>
-        <w:t>Confirm it was not previously practised with feedback; solve and check the new case before assigning it. A follow-up design prompt is a starting brief, not automatically an equivalent test.</w:t>
+        <w:pStyle w:val="Heading2"/>
+      </w:pPr>
+      <w:r>
+        <w:t>W1 Check the label after a transformation</w:t>
       </w:r>
     </w:p>
     <w:p>
       <w:pPr>
-        <w:pStyle w:val="Heading1"/>
-      </w:pPr>
-      <w:r>
-        <w:t>06. Connect the project, support and next lesson</w:t>
+        <w:spacing w:line="336" w:lineRule="auto" w:after="180"/>
+      </w:pPr>
+      <w:r>
+        <w:rPr>
+          <w:b w:val="0"/>
+        </w:rPr>
+        <w:t>For rows [0, 1], [0, 1], compute d and class before and after swapping rows and after swapping columns.</w:t>
       </w:r>
     </w:p>
     <w:p>
-      <w:r>
-        <w:t>Connect Augmentation and leakage to Image-pattern Network Investigation, adapt support and plan a later changed-case check.</w:t>
+      <w:pPr>
+        <w:spacing w:line="336" w:lineRule="auto" w:after="180"/>
+      </w:pPr>
+      <w:r>
+        <w:rPr>
+          <w:b w:val="0"/>
+        </w:rPr>
+        <w:t>Teacher explanation: Original d = -2 and class 0. Row swapping leaves d = -2 and class 0. Column swapping gives rows [1, 0], [1, 0], d = 2 and class 1.</w:t>
       </w:r>
     </w:p>
     <w:p>
       <w:pPr>
-        <w:spacing w:line="336" w:lineRule="auto" w:after="180"/>
-      </w:pPr>
-      <w:r>
-        <w:rPr>
-          <w:b w:val="0"/>
-        </w:rPr>
-        <w:t xml:space="preserve">Add a labelled </w:t>
-      </w:r>
-      <w:r>
-        <w:rPr>
-          <w:b/>
-        </w:rPr>
-        <w:t>augmentation</w:t>
-      </w:r>
-      <w:r>
-        <w:rPr>
-          <w:b w:val="0"/>
-        </w:rPr>
-        <w:t xml:space="preserve"> and </w:t>
-      </w:r>
-      <w:r>
-        <w:rPr>
-          <w:b/>
-        </w:rPr>
-        <w:t>leakage</w:t>
-      </w:r>
-      <w:r>
-        <w:rPr>
-          <w:b w:val="0"/>
-        </w:rPr>
-        <w:t xml:space="preserve"> </w:t>
-      </w:r>
-      <w:r>
-        <w:rPr>
-          <w:b/>
-        </w:rPr>
-        <w:t>evidence</w:t>
-      </w:r>
-      <w:r>
-        <w:rPr>
-          <w:b w:val="0"/>
-        </w:rPr>
-        <w:t xml:space="preserve"> sheet to Image-pattern Network Investigation. Show how you can check whether a transformation preserves the task label.</w:t>
+        <w:pStyle w:val="Heading2"/>
+      </w:pPr>
+      <w:r>
+        <w:t>W2 Keep the equality boundary</w:t>
       </w:r>
     </w:p>
     <w:p>
@@ -3788,31 +4425,7 @@
         <w:rPr>
           <w:b w:val="0"/>
         </w:rPr>
-        <w:t xml:space="preserve">Use the supplied fictional case and keep its </w:t>
-      </w:r>
-      <w:r>
-        <w:rPr>
-          <w:b/>
-        </w:rPr>
-        <w:t>input</w:t>
-      </w:r>
-      <w:r>
-        <w:rPr>
-          <w:b w:val="0"/>
-        </w:rPr>
-        <w:t xml:space="preserve">s, intermediate steps, calculation or </w:t>
-      </w:r>
-      <w:r>
-        <w:rPr>
-          <w:b/>
-        </w:rPr>
-        <w:t>prediction</w:t>
-      </w:r>
-      <w:r>
-        <w:rPr>
-          <w:b w:val="0"/>
-        </w:rPr>
-        <w:t>, and limitation. Connect this record to last week’s record; a matching answer without a trace is insufficient.</w:t>
+        <w:t>For rows [1, 0], [0, 1], compute d and class before and after a column swap. Why is always replacing a label by 1 minus the label incorrect?</w:t>
       </w:r>
     </w:p>
     <w:p>
@@ -3823,18 +4436,15 @@
         <w:rPr>
           <w:b w:val="0"/>
         </w:rPr>
-        <w:t>Use cards with source ID and variant ID in separate columns. Provide a split ledger and distinguish original count, variant count and total record count.</w:t>
+        <w:t>Teacher explanation: Both differences are 0 and both labels are class 0. Complementing class 0 would give class 1, which is wrong for ties.</w:t>
       </w:r>
     </w:p>
     <w:p>
       <w:pPr>
-        <w:spacing w:line="336" w:lineRule="auto" w:after="180"/>
-      </w:pPr>
-      <w:r>
-        <w:rPr>
-          <w:b w:val="0"/>
-        </w:rPr>
-        <w:t>Extension: enumerate all sixteen binary images to verify row-swap preservation, count column-swap label changes, and identify the equality cases that defeat automatic label complementation.</w:t>
+        <w:pStyle w:val="Heading2"/>
+      </w:pPr>
+      <w:r>
+        <w:t>W3 Audit related records</w:t>
       </w:r>
     </w:p>
     <w:p>
@@ -3843,9 +4453,15 @@
       </w:pPr>
       <w:r>
         <w:rPr>
+          <w:b/>
+        </w:rPr>
+        <w:t>Training</w:t>
+      </w:r>
+      <w:r>
+        <w:rPr>
           <w:b w:val="0"/>
         </w:rPr>
-        <w:t>Week 25 introduces sequence representations and the information preserved by order.</w:t>
+        <w:t xml:space="preserve"> contains P original and Q original. Validation contains P crop and R original. Final test contains S original. P crop is derived from P original.</w:t>
       </w:r>
     </w:p>
     <w:p>
@@ -3856,15 +4472,577 @@
         <w:rPr>
           <w:b w:val="0"/>
         </w:rPr>
-        <w:t>Retain the project ledger and assess a changed case after support. Check the relevant prerequisite before carrying this component forward.</w:t>
+        <w:t>Identify the overlap and explain what must be rerun if this validation set already selected a model.</w:t>
       </w:r>
     </w:p>
     <w:p>
       <w:pPr>
+        <w:spacing w:line="336" w:lineRule="auto" w:after="180"/>
+      </w:pPr>
+      <w:r>
+        <w:rPr>
+          <w:b w:val="0"/>
+        </w:rPr>
+        <w:t xml:space="preserve">Teacher explanation: Source P crosses </w:t>
+      </w:r>
+      <w:r>
+        <w:rPr>
+          <w:b/>
+        </w:rPr>
+        <w:t>training</w:t>
+      </w:r>
+      <w:r>
+        <w:rPr>
+          <w:b w:val="0"/>
+        </w:rPr>
+        <w:t xml:space="preserve"> and validation. Keep all P records in one split and choose distinct evaluation groups.</w:t>
+      </w:r>
+    </w:p>
+    <w:p>
+      <w:pPr>
+        <w:spacing w:line="336" w:lineRule="auto" w:after="180"/>
+      </w:pPr>
+      <w:r>
+        <w:rPr>
+          <w:b w:val="0"/>
+        </w:rPr>
+        <w:t xml:space="preserve">Rerun </w:t>
+      </w:r>
+      <w:r>
+        <w:rPr>
+          <w:b/>
+        </w:rPr>
+        <w:t>training</w:t>
+      </w:r>
+      <w:r>
+        <w:rPr>
+          <w:b w:val="0"/>
+        </w:rPr>
+        <w:t xml:space="preserve"> and model selection on the corrected plan; the old validation score does not describe the repaired experiment.</w:t>
+      </w:r>
+    </w:p>
+    <w:p>
+      <w:pPr>
+        <w:pStyle w:val="Heading2"/>
+      </w:pPr>
+      <w:r>
+        <w:t>W5 Match a training budget</w:t>
+      </w:r>
+    </w:p>
+    <w:p>
+      <w:pPr>
+        <w:spacing w:line="336" w:lineRule="auto" w:after="180"/>
+      </w:pPr>
+      <w:r>
+        <w:rPr>
+          <w:b w:val="0"/>
+        </w:rPr>
+        <w:t>Eight source images each have an original plus two variants. Compare four epochs of these 24 records with four epochs of the eight originals, using one-example batches.</w:t>
+      </w:r>
+    </w:p>
+    <w:p>
+      <w:pPr>
+        <w:spacing w:line="336" w:lineRule="auto" w:after="180"/>
+      </w:pPr>
+      <w:r>
+        <w:rPr>
+          <w:b w:val="0"/>
+        </w:rPr>
+        <w:t>Give both update counts and one way to match budgets without using final outcomes.</w:t>
+      </w:r>
+    </w:p>
+    <w:p>
+      <w:pPr>
+        <w:spacing w:line="336" w:lineRule="auto" w:after="180"/>
+      </w:pPr>
+      <w:r>
+        <w:rPr>
+          <w:b w:val="0"/>
+        </w:rPr>
+        <w:t>Teacher explanation: Augmented run uses 96 updates; original-only run uses 32. Predeclare 96 updates for both, equivalent to 12 passes over the originals for the baseline.</w:t>
+      </w:r>
+    </w:p>
+    <w:p>
+      <w:pPr>
+        <w:spacing w:line="336" w:lineRule="auto" w:after="180"/>
+      </w:pPr>
+      <w:r>
+        <w:rPr>
+          <w:b w:val="0"/>
+        </w:rPr>
+        <w:t xml:space="preserve">Record repetition and </w:t>
+      </w:r>
+      <w:r>
+        <w:rPr>
+          <w:b/>
+        </w:rPr>
+        <w:t>augmentation</w:t>
+      </w:r>
+      <w:r>
+        <w:rPr>
+          <w:b w:val="0"/>
+        </w:rPr>
+        <w:t xml:space="preserve"> policies, use validation for choices and keep final evaluation reserved.</w:t>
+      </w:r>
+    </w:p>
+    <w:p>
+      <w:pPr>
+        <w:pStyle w:val="Heading2"/>
+      </w:pPr>
+      <w:r>
+        <w:t>Earlier wording, alternatives and picture transcripts · reference / check after trying</w:t>
+      </w:r>
+    </w:p>
+    <w:p>
+      <w:pPr>
         <w:pStyle w:val="Heading3"/>
       </w:pPr>
       <w:r>
-        <w:t>Plan the delayed return</w:t>
+        <w:t>Guided and exit questions</w:t>
+      </w:r>
+    </w:p>
+    <w:p>
+      <w:pPr>
+        <w:spacing w:line="336" w:lineRule="auto" w:after="180"/>
+      </w:pPr>
+      <w:r>
+        <w:rPr>
+          <w:b w:val="0"/>
+        </w:rPr>
+        <w:t xml:space="preserve">Guided: the split is invalid for unseen-source evaluation because A2 derives from A regardless of filename. Keep the entire A group in </w:t>
+      </w:r>
+      <w:r>
+        <w:rPr>
+          <w:b/>
+        </w:rPr>
+        <w:t>training</w:t>
+      </w:r>
+      <w:r>
+        <w:rPr>
+          <w:b w:val="0"/>
+        </w:rPr>
+        <w:t xml:space="preserve"> and replace the validation group, then rerun any affected selection.</w:t>
+      </w:r>
+    </w:p>
+    <w:p>
+      <w:pPr>
+        <w:spacing w:line="336" w:lineRule="auto" w:after="180"/>
+      </w:pPr>
+      <w:r>
+        <w:rPr>
+          <w:b w:val="0"/>
+        </w:rPr>
+        <w:t xml:space="preserve">Exit: budgets are 180 versus 60 updates, so they are not matched. Predeclare an equal update budget and record repetition policies; 36 records still represent only 12 original </w:t>
+      </w:r>
+      <w:r>
+        <w:rPr>
+          <w:b/>
+        </w:rPr>
+        <w:t>source group</w:t>
+      </w:r>
+      <w:r>
+        <w:rPr>
+          <w:b w:val="0"/>
+        </w:rPr>
+        <w:t>s.</w:t>
+      </w:r>
+    </w:p>
+    <w:p>
+      <w:pPr>
+        <w:pStyle w:val="Heading3"/>
+      </w:pPr>
+      <w:r>
+        <w:t>W1 Check the label after a transformation</w:t>
+      </w:r>
+    </w:p>
+    <w:p>
+      <w:pPr>
+        <w:pStyle w:val="Heading3"/>
+      </w:pPr>
+      <w:r>
+        <w:t>W2 Keep the equality boundary</w:t>
+      </w:r>
+    </w:p>
+    <w:p>
+      <w:pPr>
+        <w:pStyle w:val="Heading3"/>
+      </w:pPr>
+      <w:r>
+        <w:t>W3 Audit related records</w:t>
+      </w:r>
+    </w:p>
+    <w:p>
+      <w:pPr>
+        <w:pStyle w:val="Heading3"/>
+      </w:pPr>
+      <w:r>
+        <w:t>W4 Design a grouped split independently</w:t>
+      </w:r>
+    </w:p>
+    <w:p>
+      <w:pPr>
+        <w:spacing w:line="336" w:lineRule="auto" w:after="180"/>
+      </w:pPr>
+      <w:r>
+        <w:rPr>
+          <w:b w:val="0"/>
+        </w:rPr>
+        <w:t xml:space="preserve">Six fictional </w:t>
+      </w:r>
+      <w:r>
+        <w:rPr>
+          <w:b/>
+        </w:rPr>
+        <w:t>source group</w:t>
+      </w:r>
+      <w:r>
+        <w:rPr>
+          <w:b w:val="0"/>
+        </w:rPr>
+        <w:t xml:space="preserve">s J, K, L, M, N and O each have one original and three derived records. Assign J, K and L to </w:t>
+      </w:r>
+      <w:r>
+        <w:rPr>
+          <w:b/>
+        </w:rPr>
+        <w:t>training</w:t>
+      </w:r>
+      <w:r>
+        <w:rPr>
+          <w:b w:val="0"/>
+        </w:rPr>
+        <w:t>, M to validation and N, O to final test.</w:t>
+      </w:r>
+    </w:p>
+    <w:p>
+      <w:pPr>
+        <w:spacing w:line="336" w:lineRule="auto" w:after="180"/>
+      </w:pPr>
+      <w:r>
+        <w:rPr>
+          <w:b w:val="0"/>
+        </w:rPr>
+        <w:t xml:space="preserve">Keep all four records per </w:t>
+      </w:r>
+      <w:r>
+        <w:rPr>
+          <w:b/>
+        </w:rPr>
+        <w:t>training</w:t>
+      </w:r>
+      <w:r>
+        <w:rPr>
+          <w:b w:val="0"/>
+        </w:rPr>
+        <w:t xml:space="preserve"> group but only originals for evaluation. Give source and retained-record counts per split, total retained records and excluded derived records.</w:t>
+      </w:r>
+    </w:p>
+    <w:p>
+      <w:pPr>
+        <w:spacing w:line="336" w:lineRule="auto" w:after="180"/>
+      </w:pPr>
+      <w:r>
+        <w:rPr>
+          <w:b w:val="0"/>
+        </w:rPr>
+        <w:t xml:space="preserve">Teacher explanation: </w:t>
+      </w:r>
+      <w:r>
+        <w:rPr>
+          <w:b/>
+        </w:rPr>
+        <w:t>Training</w:t>
+      </w:r>
+      <w:r>
+        <w:rPr>
+          <w:b w:val="0"/>
+        </w:rPr>
+        <w:t>: 3 groups and 12 records. Validation: 1 group and 1 record. Final test: 2 groups and 2 records. Total retained records are 15. Nine derived evaluation records are excluded.</w:t>
+      </w:r>
+    </w:p>
+    <w:p>
+      <w:pPr>
+        <w:spacing w:line="336" w:lineRule="auto" w:after="180"/>
+      </w:pPr>
+      <w:r>
+        <w:rPr>
+          <w:b w:val="0"/>
+        </w:rPr>
+        <w:t xml:space="preserve">No group crosses splits; the small group counts still limit evaluation </w:t>
+      </w:r>
+      <w:r>
+        <w:rPr>
+          <w:b/>
+        </w:rPr>
+        <w:t>evidence</w:t>
+      </w:r>
+      <w:r>
+        <w:rPr>
+          <w:b w:val="0"/>
+        </w:rPr>
+        <w:t>.</w:t>
+      </w:r>
+    </w:p>
+    <w:p>
+      <w:pPr>
+        <w:pStyle w:val="Heading3"/>
+      </w:pPr>
+      <w:r>
+        <w:t>W5 Match a training budget</w:t>
+      </w:r>
+    </w:p>
+    <w:p>
+      <w:pPr>
+        <w:pStyle w:val="Heading3"/>
+      </w:pPr>
+      <w:r>
+        <w:t>Independent assessment and fresh retry</w:t>
+      </w:r>
+    </w:p>
+    <w:p>
+      <w:pPr>
+        <w:spacing w:line="336" w:lineRule="auto" w:after="180"/>
+      </w:pPr>
+      <w:r>
+        <w:rPr>
+          <w:b w:val="0"/>
+        </w:rPr>
+        <w:t>W4 requires source counts 3, 1, 2 and retained counts 12, 1, 2, with 15 total records and 9 excluded derived records. Fresh retry: five groups A through E each have an original plus two variants.</w:t>
+      </w:r>
+    </w:p>
+    <w:p>
+      <w:pPr>
+        <w:spacing w:line="336" w:lineRule="auto" w:after="180"/>
+      </w:pPr>
+      <w:r>
+        <w:rPr>
+          <w:b w:val="0"/>
+        </w:rPr>
+        <w:t>Train on A and B using all records, validate on C original and test on D and E originals. Source counts are 2, 1, 2; retained records are 6, 1, 2; total 9, with 6 derived evaluation records excluded.</w:t>
+      </w:r>
+    </w:p>
+    <w:p>
+      <w:pPr>
+        <w:spacing w:line="336" w:lineRule="auto" w:after="180"/>
+      </w:pPr>
+      <w:r>
+        <w:rPr>
+          <w:b w:val="0"/>
+        </w:rPr>
+        <w:t>Three augmented epochs at batch size 1 use 18 updates, compared with 6 for three epochs over two originals.</w:t>
+      </w:r>
+    </w:p>
+    <w:p>
+      <w:pPr>
+        <w:pStyle w:val="Heading3"/>
+      </w:pPr>
+      <w:r>
+        <w:t>Assess independent transfer</w:t>
+      </w:r>
+    </w:p>
+    <w:p>
+      <w:pPr>
+        <w:pStyle w:val="Heading3"/>
+      </w:pPr>
+      <w:r>
+        <w:t>Selected case answer</w:t>
+      </w:r>
+    </w:p>
+    <w:p>
+      <w:pPr>
+        <w:pStyle w:val="Heading3"/>
+      </w:pPr>
+      <w:r>
+        <w:t>Feedback that the learner uses</w:t>
+      </w:r>
+    </w:p>
+    <w:p>
+      <w:pPr>
+        <w:pStyle w:val="Heading1"/>
+      </w:pPr>
+      <w:r>
+        <w:t>06. Connect,support and revisit the mathematics</w:t>
+      </w:r>
+    </w:p>
+    <w:p>
+      <w:r>
+        <w:t>Use the saved evidence to choose the next step.</w:t>
+      </w:r>
+    </w:p>
+    <w:p>
+      <w:pPr>
+        <w:pStyle w:val="Heading2"/>
+      </w:pPr>
+      <w:r>
+        <w:t>Project and next-week bridge</w:t>
+      </w:r>
+    </w:p>
+    <w:p>
+      <w:pPr>
+        <w:spacing w:line="336" w:lineRule="auto" w:after="180"/>
+      </w:pPr>
+      <w:r>
+        <w:rPr>
+          <w:b w:val="0"/>
+        </w:rPr>
+        <w:t xml:space="preserve">Add a labelled </w:t>
+      </w:r>
+      <w:r>
+        <w:rPr>
+          <w:b/>
+        </w:rPr>
+        <w:t>augmentation</w:t>
+      </w:r>
+      <w:r>
+        <w:rPr>
+          <w:b w:val="0"/>
+        </w:rPr>
+        <w:t xml:space="preserve"> and </w:t>
+      </w:r>
+      <w:r>
+        <w:rPr>
+          <w:b/>
+        </w:rPr>
+        <w:t>leakage</w:t>
+      </w:r>
+      <w:r>
+        <w:rPr>
+          <w:b w:val="0"/>
+        </w:rPr>
+        <w:t xml:space="preserve"> </w:t>
+      </w:r>
+      <w:r>
+        <w:rPr>
+          <w:b/>
+        </w:rPr>
+        <w:t>evidence</w:t>
+      </w:r>
+      <w:r>
+        <w:rPr>
+          <w:b w:val="0"/>
+        </w:rPr>
+        <w:t xml:space="preserve"> sheet to Image-pattern Network Investigation. Show how you can check whether a transformation preserves the task label.</w:t>
+      </w:r>
+    </w:p>
+    <w:p>
+      <w:pPr>
+        <w:spacing w:line="336" w:lineRule="auto" w:after="180"/>
+      </w:pPr>
+      <w:r>
+        <w:rPr>
+          <w:b w:val="0"/>
+        </w:rPr>
+        <w:t xml:space="preserve">Use the supplied fictional case and keep its </w:t>
+      </w:r>
+      <w:r>
+        <w:rPr>
+          <w:b/>
+        </w:rPr>
+        <w:t>input</w:t>
+      </w:r>
+      <w:r>
+        <w:rPr>
+          <w:b w:val="0"/>
+        </w:rPr>
+        <w:t xml:space="preserve">s, intermediate steps, calculation or </w:t>
+      </w:r>
+      <w:r>
+        <w:rPr>
+          <w:b/>
+        </w:rPr>
+        <w:t>prediction</w:t>
+      </w:r>
+      <w:r>
+        <w:rPr>
+          <w:b w:val="0"/>
+        </w:rPr>
+        <w:t>, and limitation. Connect this record to last week’s record; a matching answer without a trace is insufficient.</w:t>
+      </w:r>
+    </w:p>
+    <w:p>
+      <w:pPr>
+        <w:spacing w:line="336" w:lineRule="auto" w:after="180"/>
+      </w:pPr>
+      <w:r>
+        <w:rPr>
+          <w:b w:val="0"/>
+        </w:rPr>
+        <w:t>Use cards with source ID and variant ID in separate columns. Provide a split ledger and distinguish original count, variant count and total record count.</w:t>
+      </w:r>
+    </w:p>
+    <w:p>
+      <w:pPr>
+        <w:spacing w:line="336" w:lineRule="auto" w:after="180"/>
+      </w:pPr>
+      <w:r>
+        <w:rPr>
+          <w:b w:val="0"/>
+        </w:rPr>
+        <w:t>Extension: enumerate all sixteen binary images to verify row-swap preservation, count column-swap label changes, and identify the equality cases that defeat automatic label complementation.</w:t>
+      </w:r>
+    </w:p>
+    <w:p>
+      <w:pPr>
+        <w:spacing w:line="336" w:lineRule="auto" w:after="180"/>
+      </w:pPr>
+      <w:r>
+        <w:rPr>
+          <w:b w:val="0"/>
+        </w:rPr>
+        <w:t>Week 25 introduces sequence representations and the information preserved by order.</w:t>
+      </w:r>
+    </w:p>
+    <w:p>
+      <w:pPr>
+        <w:spacing w:line="336" w:lineRule="auto" w:after="180"/>
+      </w:pPr>
+      <w:r>
+        <w:rPr>
+          <w:b w:val="0"/>
+        </w:rPr>
+        <w:t>Retain the project ledger and assess a changed case after support. Check the relevant prerequisite before carrying this component forward.</w:t>
+      </w:r>
+    </w:p>
+    <w:p>
+      <w:pPr>
+        <w:spacing w:line="336" w:lineRule="auto" w:after="180"/>
+      </w:pPr>
+      <w:r>
+        <w:rPr>
+          <w:b w:val="0"/>
+        </w:rPr>
+        <w:t xml:space="preserve">For your Image-pattern Network Investigation, save the </w:t>
+      </w:r>
+      <w:r>
+        <w:rPr>
+          <w:b/>
+        </w:rPr>
+        <w:t>input</w:t>
+      </w:r>
+      <w:r>
+        <w:rPr>
+          <w:b w:val="0"/>
+        </w:rPr>
+        <w:t>, procedure, observed result and limitation of this check.</w:t>
+      </w:r>
+    </w:p>
+    <w:p>
+      <w:pPr>
+        <w:spacing w:line="336" w:lineRule="auto" w:after="180"/>
+      </w:pPr>
+      <w:r>
+        <w:rPr>
+          <w:b w:val="0"/>
+        </w:rPr>
+        <w:t>Label this worked example as practice; use a different, previously unreviewed case when checking independent understanding.</w:t>
+      </w:r>
+    </w:p>
+    <w:p>
+      <w:pPr>
+        <w:pStyle w:val="Heading2"/>
+      </w:pPr>
+      <w:r>
+        <w:t>Delayed return and support record</w:t>
       </w:r>
     </w:p>
     <w:p>
@@ -4081,44 +5259,26 @@
     </w:p>
     <w:p>
       <w:pPr>
-        <w:pStyle w:val="Heading3"/>
-      </w:pPr>
-      <w:r>
-        <w:t>Project evidence from this case</w:t>
+        <w:pStyle w:val="Heading2"/>
+      </w:pPr>
+      <w:r>
+        <w:t>Earlier wording, alternatives and picture transcripts · reference / check after trying</w:t>
       </w:r>
     </w:p>
     <w:p>
       <w:pPr>
-        <w:spacing w:line="336" w:lineRule="auto" w:after="180"/>
-      </w:pPr>
-      <w:r>
-        <w:rPr>
-          <w:b w:val="0"/>
-        </w:rPr>
-        <w:t xml:space="preserve">For your Image-pattern Network Investigation, save the </w:t>
-      </w:r>
-      <w:r>
-        <w:rPr>
-          <w:b/>
-        </w:rPr>
-        <w:t>input</w:t>
-      </w:r>
-      <w:r>
-        <w:rPr>
-          <w:b w:val="0"/>
-        </w:rPr>
-        <w:t>, procedure, observed result and limitation of this check.</w:t>
+        <w:pStyle w:val="Heading3"/>
+      </w:pPr>
+      <w:r>
+        <w:t>Plan the delayed return</w:t>
       </w:r>
     </w:p>
     <w:p>
       <w:pPr>
-        <w:spacing w:line="336" w:lineRule="auto" w:after="180"/>
-      </w:pPr>
-      <w:r>
-        <w:rPr>
-          <w:b w:val="0"/>
-        </w:rPr>
-        <w:t>Label this worked example as practice; use a different, previously unreviewed case when checking independent understanding.</w:t>
+        <w:pStyle w:val="Heading3"/>
+      </w:pPr>
+      <w:r>
+        <w:t>Project evidence from this case</w:t>
       </w:r>
     </w:p>
     <w:p>
@@ -4126,26 +5286,33 @@
         <w:pStyle w:val="Heading1"/>
       </w:pPr>
       <w:r>
-        <w:t>07. Prepare, teach and assess</w:t>
+        <w:t>Reference bank and extra practice</w:t>
       </w:r>
     </w:p>
     <w:p>
-      <w:r>
-        <w:t>Use this preparation summary alongside the detailed Augmentation and leakage lesson; it is a checklist rather than a replacement for the full sequence.</w:t>
+      <w:pPr>
+        <w:pStyle w:val="Heading1"/>
+      </w:pPr>
+      <w:r>
+        <w:t>07. Reference · Alternative planning checklist</w:t>
       </w:r>
     </w:p>
     <w:p>
-      <w:pPr>
-        <w:pStyle w:val="Heading3"/>
-      </w:pPr>
-      <w:r>
-        <w:t>Teaching target</w:t>
+      <w:r>
+        <w:t>Use alongside the main route when helpful.</w:t>
       </w:r>
     </w:p>
     <w:p>
       <w:pPr>
+        <w:pStyle w:val="Heading2"/>
+      </w:pPr>
+      <w:r>
+        <w:t>Planning,assessment and project reminders</w:t>
+      </w:r>
+    </w:p>
+    <w:p>
+      <w:pPr>
         <w:spacing w:line="336" w:lineRule="auto" w:after="180"/>
-        <w:shd w:fill="EDF7F3"/>
       </w:pPr>
       <w:r>
         <w:rPr>
@@ -4323,7 +5490,6 @@
     <w:p>
       <w:pPr>
         <w:spacing w:line="336" w:lineRule="auto" w:after="180"/>
-        <w:shd w:fill="F5F1FB"/>
       </w:pPr>
       <w:r>
         <w:rPr>
@@ -4334,22 +5500,48 @@
     </w:p>
     <w:p>
       <w:pPr>
-        <w:pStyle w:val="Heading3"/>
-      </w:pPr>
-      <w:r>
-        <w:t>Supported practice answer</w:t>
+        <w:spacing w:line="336" w:lineRule="auto" w:after="180"/>
+      </w:pPr>
+      <w:r>
+        <w:rPr>
+          <w:b w:val="0"/>
+        </w:rPr>
+        <w:t>Reasoned practice answer: Teacher explanation: Both differences are 0 and both labels are class 0. Complementing class 0 would give class 1, which is wrong for ties.</w:t>
       </w:r>
     </w:p>
     <w:p>
       <w:pPr>
         <w:spacing w:line="336" w:lineRule="auto" w:after="180"/>
-        <w:shd w:fill="F1F6FC"/>
       </w:pPr>
       <w:r>
         <w:rPr>
           <w:b w:val="0"/>
         </w:rPr>
-        <w:t>Reasoned practice answer: Teacher explanation: Both differences are 0 and both labels are class 0. Complementing class 0 would give class 1, which is wrong for ties.</w:t>
+        <w:t xml:space="preserve">Check every learner before discussion: Use the worked case for </w:t>
+      </w:r>
+      <w:r>
+        <w:rPr>
+          <w:b/>
+        </w:rPr>
+        <w:t>Augmentation</w:t>
+      </w:r>
+      <w:r>
+        <w:rPr>
+          <w:b w:val="0"/>
+        </w:rPr>
+        <w:t xml:space="preserve"> and </w:t>
+      </w:r>
+      <w:r>
+        <w:rPr>
+          <w:b/>
+        </w:rPr>
+        <w:t>leakage</w:t>
+      </w:r>
+      <w:r>
+        <w:rPr>
+          <w:b w:val="0"/>
+        </w:rPr>
+        <w:t>. Proposed explanation: “Every image flip preserves the label”. Decide whether this explanation is supported.</w:t>
       </w:r>
     </w:p>
     <w:p>
@@ -4360,31 +5552,7 @@
         <w:rPr>
           <w:b w:val="0"/>
         </w:rPr>
-        <w:t xml:space="preserve">Check every learner before discussion: Use the worked case for </w:t>
-      </w:r>
-      <w:r>
-        <w:rPr>
-          <w:b/>
-        </w:rPr>
-        <w:t>Augmentation</w:t>
-      </w:r>
-      <w:r>
-        <w:rPr>
-          <w:b w:val="0"/>
-        </w:rPr>
-        <w:t xml:space="preserve"> and </w:t>
-      </w:r>
-      <w:r>
-        <w:rPr>
-          <w:b/>
-        </w:rPr>
-        <w:t>leakage</w:t>
-      </w:r>
-      <w:r>
-        <w:rPr>
-          <w:b w:val="0"/>
-        </w:rPr>
-        <w:t>. Proposed explanation: “Every image flip preserves the label”. Decide whether this explanation is supported.</w:t>
+        <w:t>Point to the step or supplied fact that decides; explain your repair if needed.</w:t>
       </w:r>
     </w:p>
     <w:p>
@@ -4395,129 +5563,81 @@
         <w:rPr>
           <w:b w:val="0"/>
         </w:rPr>
-        <w:t>Point to the step or supplied fact that decides; explain your repair if needed.</w:t>
+        <w:t>Misconception repair: Validity depends on the task; column swaps change non-tie labels here.</w:t>
       </w:r>
     </w:p>
     <w:p>
       <w:pPr>
-        <w:pStyle w:val="Heading3"/>
-      </w:pPr>
-      <w:r>
-        <w:t>Repair the misconception</w:t>
+        <w:spacing w:line="336" w:lineRule="auto" w:after="180"/>
+      </w:pPr>
+      <w:r>
+        <w:rPr>
+          <w:b w:val="0"/>
+        </w:rPr>
+        <w:t xml:space="preserve">Support: read the exact case aloud, enlarge the labelled picture, supply </w:t>
+      </w:r>
+      <w:r>
+        <w:rPr>
+          <w:b/>
+        </w:rPr>
+        <w:t>input</w:t>
+      </w:r>
+      <w:r>
+        <w:rPr>
+          <w:b w:val="0"/>
+        </w:rPr>
+        <w:t xml:space="preserve"> cards and model only the first deciding step. Accept a spoken explanation or drawing; retain the reasoning goal.</w:t>
       </w:r>
     </w:p>
     <w:p>
       <w:pPr>
         <w:spacing w:line="336" w:lineRule="auto" w:after="180"/>
-        <w:shd w:fill="FFF5E6"/>
       </w:pPr>
       <w:r>
         <w:rPr>
           <w:b w:val="0"/>
         </w:rPr>
-        <w:t>Misconception repair: Validity depends on the task; column swaps change non-tie labels here.</w:t>
+        <w:t xml:space="preserve">Extension: Move D’s flipped copy into </w:t>
+      </w:r>
+      <w:r>
+        <w:rPr>
+          <w:b/>
+        </w:rPr>
+        <w:t>training</w:t>
+      </w:r>
+      <w:r>
+        <w:rPr>
+          <w:b w:val="0"/>
+        </w:rPr>
+        <w:t xml:space="preserve">. Require a </w:t>
+      </w:r>
+      <w:r>
+        <w:rPr>
+          <w:b/>
+        </w:rPr>
+        <w:t>prediction</w:t>
+      </w:r>
+      <w:r>
+        <w:rPr>
+          <w:b w:val="0"/>
+        </w:rPr>
+        <w:t xml:space="preserve"> and a reason before comparing. Expected result: Final-test group separation fails.</w:t>
       </w:r>
     </w:p>
     <w:p>
       <w:pPr>
-        <w:pStyle w:val="Heading3"/>
-      </w:pPr>
-      <w:r>
-        <w:t>Support without giving away the answer</w:t>
+        <w:spacing w:line="336" w:lineRule="auto" w:after="180"/>
+      </w:pPr>
+      <w:r>
+        <w:rPr>
+          <w:b w:val="0"/>
+        </w:rPr>
+        <w:t>Reason: The transformed D image is still derived from the held-out source, despite a new filename.</w:t>
       </w:r>
     </w:p>
     <w:p>
       <w:pPr>
         <w:spacing w:line="336" w:lineRule="auto" w:after="180"/>
-        <w:shd w:fill="F1F6F8"/>
-      </w:pPr>
-      <w:r>
-        <w:rPr>
-          <w:b w:val="0"/>
-        </w:rPr>
-        <w:t xml:space="preserve">Support: read the exact case aloud, enlarge the labelled picture, supply </w:t>
-      </w:r>
-      <w:r>
-        <w:rPr>
-          <w:b/>
-        </w:rPr>
-        <w:t>input</w:t>
-      </w:r>
-      <w:r>
-        <w:rPr>
-          <w:b w:val="0"/>
-        </w:rPr>
-        <w:t xml:space="preserve"> cards and model only the first deciding step. Accept a spoken explanation or drawing; retain the reasoning goal.</w:t>
-      </w:r>
-    </w:p>
-    <w:p>
-      <w:pPr>
-        <w:pStyle w:val="Heading3"/>
-      </w:pPr>
-      <w:r>
-        <w:t>Extend the reasoning</w:t>
-      </w:r>
-    </w:p>
-    <w:p>
-      <w:pPr>
-        <w:spacing w:line="336" w:lineRule="auto" w:after="180"/>
-        <w:shd w:fill="F5F1FB"/>
-      </w:pPr>
-      <w:r>
-        <w:rPr>
-          <w:b w:val="0"/>
-        </w:rPr>
-        <w:t xml:space="preserve">Extension: Move D’s flipped copy into </w:t>
-      </w:r>
-      <w:r>
-        <w:rPr>
-          <w:b/>
-        </w:rPr>
-        <w:t>training</w:t>
-      </w:r>
-      <w:r>
-        <w:rPr>
-          <w:b w:val="0"/>
-        </w:rPr>
-        <w:t xml:space="preserve">. Require a </w:t>
-      </w:r>
-      <w:r>
-        <w:rPr>
-          <w:b/>
-        </w:rPr>
-        <w:t>prediction</w:t>
-      </w:r>
-      <w:r>
-        <w:rPr>
-          <w:b w:val="0"/>
-        </w:rPr>
-        <w:t xml:space="preserve"> and a reason before comparing. Expected result: Final-test group separation fails.</w:t>
-      </w:r>
-    </w:p>
-    <w:p>
-      <w:pPr>
-        <w:spacing w:line="336" w:lineRule="auto" w:after="180"/>
-        <w:shd w:fill="F5F1FB"/>
-      </w:pPr>
-      <w:r>
-        <w:rPr>
-          <w:b w:val="0"/>
-        </w:rPr>
-        <w:t>Reason: The transformed D image is still derived from the held-out source, despite a new filename.</w:t>
-      </w:r>
-    </w:p>
-    <w:p>
-      <w:pPr>
-        <w:pStyle w:val="Heading3"/>
-      </w:pPr>
-      <w:r>
-        <w:t>Protect the independent attempt</w:t>
-      </w:r>
-    </w:p>
-    <w:p>
-      <w:pPr>
-        <w:spacing w:line="336" w:lineRule="auto" w:after="180"/>
-        <w:shd w:fill="FFF5E6"/>
       </w:pPr>
       <w:r>
         <w:rPr>
@@ -4712,58 +5832,57 @@
     </w:tbl>
     <w:p>
       <w:pPr>
-        <w:pStyle w:val="Heading3"/>
-      </w:pPr>
-      <w:r>
-        <w:t>Project checkpoint</w:t>
+        <w:spacing w:line="336" w:lineRule="auto" w:after="180"/>
+      </w:pPr>
+      <w:r>
+        <w:rPr>
+          <w:b w:val="0"/>
+        </w:rPr>
+        <w:t>Project checkpoint: Evaluate and revise. Compare with your starting method, explain errors and record a justified revision.</w:t>
       </w:r>
     </w:p>
     <w:p>
       <w:pPr>
         <w:spacing w:line="336" w:lineRule="auto" w:after="180"/>
-        <w:shd w:fill="EDF7F3"/>
       </w:pPr>
       <w:r>
         <w:rPr>
           <w:b w:val="0"/>
         </w:rPr>
-        <w:t>Project checkpoint: Evaluate and revise. Compare with your starting method, explain errors and record a justified revision.</w:t>
+        <w:t xml:space="preserve">Use the weekly teacher answer for topic-specific reasoning. A saved progress tick is an activity record; judge mastery from the learner’s explanation and </w:t>
+      </w:r>
+      <w:r>
+        <w:rPr>
+          <w:b/>
+        </w:rPr>
+        <w:t>evidence</w:t>
+      </w:r>
+      <w:r>
+        <w:rPr>
+          <w:b w:val="0"/>
+        </w:rPr>
+        <w:t>.</w:t>
       </w:r>
     </w:p>
     <w:p>
       <w:pPr>
-        <w:spacing w:line="336" w:lineRule="auto" w:after="180"/>
-      </w:pPr>
-      <w:r>
-        <w:rPr>
-          <w:b w:val="0"/>
-        </w:rPr>
-        <w:t xml:space="preserve">Use the weekly teacher answer for topic-specific reasoning. A saved progress tick is an activity record; judge mastery from the learner’s explanation and </w:t>
-      </w:r>
-      <w:r>
-        <w:rPr>
-          <w:b/>
-        </w:rPr>
-        <w:t>evidence</w:t>
-      </w:r>
-      <w:r>
-        <w:rPr>
-          <w:b w:val="0"/>
-        </w:rPr>
-        <w:t>.</w:t>
+        <w:pStyle w:val="Heading1"/>
+      </w:pPr>
+      <w:r>
+        <w:t>08. Reference · Feedback,labs and repair paths</w:t>
       </w:r>
     </w:p>
     <w:p>
-      <w:pPr>
-        <w:pStyle w:val="Heading1"/>
-      </w:pPr>
-      <w:r>
-        <w:t>08. Use feedback, labs and repair paths</w:t>
+      <w:r>
+        <w:t>Retain the first attempt and the evidence used for a repair.</w:t>
       </w:r>
     </w:p>
     <w:p>
-      <w:r>
-        <w:t>Use feedback, earlier review and portfolios purposefully. Apply the coding routine only when this lesson has an executable lab.</w:t>
+      <w:pPr>
+        <w:pStyle w:val="Heading2"/>
+      </w:pPr>
+      <w:r>
+        <w:t>Feedback and record guidance</w:t>
       </w:r>
     </w:p>
     <w:p>
@@ -4862,40 +5981,17 @@
         <w:pStyle w:val="Heading1"/>
       </w:pPr>
       <w:r>
-        <w:t>09. Visual concept journey</w:t>
+        <w:t>09. Reference · Teach with the six pictures</w:t>
       </w:r>
     </w:p>
     <w:p>
       <w:r>
-        <w:t>Show one Augmentation and leakage graphic at a time, request a prediction and discuss its trace before the independent assessment.</w:t>
+        <w:t>Choose one picture for a particular reasoning move.</w:t>
       </w:r>
     </w:p>
     <w:p>
       <w:pPr>
-        <w:spacing w:line="336" w:lineRule="auto" w:after="180"/>
-      </w:pPr>
-      <w:r>
-        <w:rPr>
-          <w:b w:val="0"/>
-        </w:rPr>
-        <w:t xml:space="preserve">Use one picture at a time. Hide a worked result before asking for a </w:t>
-      </w:r>
-      <w:r>
-        <w:rPr>
-          <w:b/>
-        </w:rPr>
-        <w:t>prediction</w:t>
-      </w:r>
-      <w:r>
-        <w:rPr>
-          <w:b w:val="0"/>
-        </w:rPr>
-        <w:t>, then reveal it for feedback. These are supported teaching cases; retain the separate independent assessment for a fresh first attempt.</w:t>
-      </w:r>
-    </w:p>
-    <w:p>
-      <w:pPr>
-        <w:pStyle w:val="Heading3"/>
+        <w:pStyle w:val="Heading2"/>
       </w:pPr>
       <w:r>
         <w:t>01. Augmentation and leakage: the case</w:t>
@@ -4906,7 +6002,7 @@
         <w:drawing>
           <wp:inline xmlns:a="http://schemas.openxmlformats.org/drawingml/2006/main" xmlns:pic="http://schemas.openxmlformats.org/drawingml/2006/picture">
             <wp:extent cx="5486400" cy="3142488"/>
-            <wp:docPr id="2" name="Picture 2" descr="Keep every augmented image with its original source group. Supplied facts: Fictional sources A, B, C, D each have original+horizontal-flip copies. A/B train, C validation, D final test. All inputs and outcomes in this worked example are invented classroom data; no real model run is claimed."/>
+            <wp:docPr id="4" name="Picture 4" descr="Keep every augmented image with its original source group. Supplied facts: Fictional sources A, B, C, D each have original+horizontal-flip copies. A/B train, C validation, D final test. All inputs and outcomes in this worked example are invented classroom data; no real model run is claimed."/>
             <wp:cNvGraphicFramePr>
               <a:graphicFrameLocks noChangeAspect="1"/>
             </wp:cNvGraphicFramePr>
@@ -4918,7 +6014,7 @@
                     <pic:cNvPicPr/>
                   </pic:nvPicPr>
                   <pic:blipFill>
-                    <a:blip r:embed="rId10"/>
+                    <a:blip r:embed="rId12"/>
                     <a:stretch>
                       <a:fillRect/>
                     </a:stretch>
@@ -4986,7 +6082,6 @@
     <w:p>
       <w:pPr>
         <w:spacing w:line="336" w:lineRule="auto" w:after="180"/>
-        <w:shd w:fill="F5F1FB"/>
       </w:pPr>
       <w:r>
         <w:rPr>
@@ -4997,27 +6092,18 @@
     </w:p>
     <w:p>
       <w:pPr>
-        <w:pStyle w:val="Heading3"/>
-      </w:pPr>
-      <w:r>
-        <w:t>Discuss while showing the picture</w:t>
+        <w:spacing w:line="336" w:lineRule="auto" w:after="180"/>
+      </w:pPr>
+      <w:r>
+        <w:rPr>
+          <w:b w:val="0"/>
+        </w:rPr>
+        <w:t>Teacher prompt: Point to the given fact that matters most. Explain why it matters. Ask learners to describe one label or arrow in ordinary words. Use the adjacent transcript if the image is difficult to see.</w:t>
       </w:r>
     </w:p>
     <w:p>
       <w:pPr>
-        <w:spacing w:line="336" w:lineRule="auto" w:after="180"/>
-        <w:shd w:fill="F1F6F8"/>
-      </w:pPr>
-      <w:r>
-        <w:rPr>
-          <w:b w:val="0"/>
-        </w:rPr>
-        <w:t>Teacher prompt: Point to the given fact that matters most. Explain why it matters. Ask learners to describe one label or arrow in ordinary words. Use the adjacent transcript if the image is difficult to see.</w:t>
-      </w:r>
-    </w:p>
-    <w:p>
-      <w:pPr>
-        <w:pStyle w:val="Heading3"/>
+        <w:pStyle w:val="Heading2"/>
       </w:pPr>
       <w:r>
         <w:t>02. Follow the deciding steps</w:t>
@@ -5028,7 +6114,7 @@
         <w:drawing>
           <wp:inline xmlns:a="http://schemas.openxmlformats.org/drawingml/2006/main" xmlns:pic="http://schemas.openxmlformats.org/drawingml/2006/picture">
             <wp:extent cx="5486400" cy="3493008"/>
-            <wp:docPr id="3" name="Picture 3" descr="Track provenance: Each flipped copy retains its source ID and parent image reference. → Assign by source: A/B originals and flips give 4 training records; C gives 2 validation; D gives 2 final. → Check label meaning: Use a flip only if it preserves the declared target; left-arrow/right-arrow labels would not be unchanged."/>
+            <wp:docPr id="5" name="Picture 5" descr="Track provenance: Each flipped copy retains its source ID and parent image reference. → Assign by source: A/B originals and flips give 4 training records; C gives 2 validation; D gives 2 final. → Check label meaning: Use a flip only if it preserves the declared target; left-arrow/right-arrow labels would not be unchanged."/>
             <wp:cNvGraphicFramePr>
               <a:graphicFrameLocks noChangeAspect="1"/>
             </wp:cNvGraphicFramePr>
@@ -5040,7 +6126,7 @@
                     <pic:cNvPicPr/>
                   </pic:nvPicPr>
                   <pic:blipFill>
-                    <a:blip r:embed="rId11"/>
+                    <a:blip r:embed="rId10"/>
                     <a:stretch>
                       <a:fillRect/>
                     </a:stretch>
@@ -5085,7 +6171,6 @@
     <w:p>
       <w:pPr>
         <w:spacing w:line="336" w:lineRule="auto" w:after="180"/>
-        <w:shd w:fill="F5F1FB"/>
       </w:pPr>
       <w:r>
         <w:rPr>
@@ -5108,39 +6193,30 @@
     </w:p>
     <w:p>
       <w:pPr>
-        <w:pStyle w:val="Heading3"/>
-      </w:pPr>
-      <w:r>
-        <w:t>Discuss while showing the picture</w:t>
+        <w:spacing w:line="336" w:lineRule="auto" w:after="180"/>
+      </w:pPr>
+      <w:r>
+        <w:rPr>
+          <w:b w:val="0"/>
+        </w:rPr>
+        <w:t xml:space="preserve">Teacher prompt: Point to each numbered stage and explain which recorded </w:t>
+      </w:r>
+      <w:r>
+        <w:rPr>
+          <w:b/>
+        </w:rPr>
+        <w:t>input</w:t>
+      </w:r>
+      <w:r>
+        <w:rPr>
+          <w:b w:val="0"/>
+        </w:rPr>
+        <w:t xml:space="preserve"> it uses. Ask learners to describe one label or arrow in ordinary words. Use the adjacent transcript if the image is difficult to see.</w:t>
       </w:r>
     </w:p>
     <w:p>
       <w:pPr>
-        <w:spacing w:line="336" w:lineRule="auto" w:after="180"/>
-        <w:shd w:fill="F1F6F8"/>
-      </w:pPr>
-      <w:r>
-        <w:rPr>
-          <w:b w:val="0"/>
-        </w:rPr>
-        <w:t xml:space="preserve">Teacher prompt: Point to each numbered stage and explain which recorded </w:t>
-      </w:r>
-      <w:r>
-        <w:rPr>
-          <w:b/>
-        </w:rPr>
-        <w:t>input</w:t>
-      </w:r>
-      <w:r>
-        <w:rPr>
-          <w:b w:val="0"/>
-        </w:rPr>
-        <w:t xml:space="preserve"> it uses. Ask learners to describe one label or arrow in ordinary words. Use the adjacent transcript if the image is difficult to see.</w:t>
-      </w:r>
-    </w:p>
-    <w:p>
-      <w:pPr>
-        <w:pStyle w:val="Heading3"/>
+        <w:pStyle w:val="Heading2"/>
       </w:pPr>
       <w:r>
         <w:t>03. Every variant stays with its source group</w:t>
@@ -5151,7 +6227,7 @@
         <w:drawing>
           <wp:inline xmlns:a="http://schemas.openxmlformats.org/drawingml/2006/main" xmlns:pic="http://schemas.openxmlformats.org/drawingml/2006/picture">
             <wp:extent cx="5486400" cy="2834640"/>
-            <wp:docPr id="4" name="Picture 4" descr="Every variant stays with its source group. A | Training | A original and A row swap. B | Validation | B original only. C | Final test | C original only"/>
+            <wp:docPr id="6" name="Picture 6" descr="Every variant stays with its source group. A | Training | A original and A row swap. B | Validation | B original only. C | Final test | C original only"/>
             <wp:cNvGraphicFramePr>
               <a:graphicFrameLocks noChangeAspect="1"/>
             </wp:cNvGraphicFramePr>
@@ -5163,7 +6239,7 @@
                     <pic:cNvPicPr/>
                   </pic:nvPicPr>
                   <pic:blipFill>
-                    <a:blip r:embed="rId12"/>
+                    <a:blip r:embed="rId13"/>
                     <a:stretch>
                       <a:fillRect/>
                     </a:stretch>
@@ -5220,7 +6296,6 @@
     <w:p>
       <w:pPr>
         <w:spacing w:line="336" w:lineRule="auto" w:after="180"/>
-        <w:shd w:fill="F5F1FB"/>
       </w:pPr>
       <w:r>
         <w:rPr>
@@ -5231,27 +6306,18 @@
     </w:p>
     <w:p>
       <w:pPr>
-        <w:pStyle w:val="Heading3"/>
-      </w:pPr>
-      <w:r>
-        <w:t>Discuss while showing the picture</w:t>
+        <w:spacing w:line="336" w:lineRule="auto" w:after="180"/>
+      </w:pPr>
+      <w:r>
+        <w:rPr>
+          <w:b w:val="0"/>
+        </w:rPr>
+        <w:t>Teacher prompt: Read the labels and values. Explain the relationship the model shows. Ask learners to describe one label or arrow in ordinary words. Use the adjacent transcript if the image is difficult to see.</w:t>
       </w:r>
     </w:p>
     <w:p>
       <w:pPr>
-        <w:spacing w:line="336" w:lineRule="auto" w:after="180"/>
-        <w:shd w:fill="F1F6F8"/>
-      </w:pPr>
-      <w:r>
-        <w:rPr>
-          <w:b w:val="0"/>
-        </w:rPr>
-        <w:t>Teacher prompt: Read the labels and values. Explain the relationship the model shows. Ask learners to describe one label or arrow in ordinary words. Use the adjacent transcript if the image is difficult to see.</w:t>
-      </w:r>
-    </w:p>
-    <w:p>
-      <w:pPr>
-        <w:pStyle w:val="Heading3"/>
+        <w:pStyle w:val="Heading2"/>
       </w:pPr>
       <w:r>
         <w:t>04. Change one thing. Trace what follows.</w:t>
@@ -5262,7 +6328,7 @@
         <w:drawing>
           <wp:inline xmlns:a="http://schemas.openxmlformats.org/drawingml/2006/main" xmlns:pic="http://schemas.openxmlformats.org/drawingml/2006/picture">
             <wp:extent cx="5486400" cy="3041904"/>
-            <wp:docPr id="5" name="Picture 5" descr="Original case: Use a flip only if it preserves the declared target; left-arrow/right-arrow labels would not be unchanged. Changed condition: Move D’s flipped copy into training. Expected result: Final-test group separation fails. Reason: The transformed D image is still derived from the held-out source, despite a new filename."/>
+            <wp:docPr id="7" name="Picture 7" descr="Original case: Use a flip only if it preserves the declared target; left-arrow/right-arrow labels would not be unchanged. Changed condition: Move D’s flipped copy into training. Expected result: Final-test group separation fails. Reason: The transformed D image is still derived from the held-out source, despite a new filename."/>
             <wp:cNvGraphicFramePr>
               <a:graphicFrameLocks noChangeAspect="1"/>
             </wp:cNvGraphicFramePr>
@@ -5274,7 +6340,7 @@
                     <pic:cNvPicPr/>
                   </pic:nvPicPr>
                   <pic:blipFill>
-                    <a:blip r:embed="rId13"/>
+                    <a:blip r:embed="rId14"/>
                     <a:stretch>
                       <a:fillRect/>
                     </a:stretch>
@@ -5330,7 +6396,6 @@
     <w:p>
       <w:pPr>
         <w:spacing w:line="336" w:lineRule="auto" w:after="180"/>
-        <w:shd w:fill="F5F1FB"/>
       </w:pPr>
       <w:r>
         <w:rPr>
@@ -5341,39 +6406,29 @@
     </w:p>
     <w:p>
       <w:pPr>
-        <w:pStyle w:val="Heading3"/>
-      </w:pPr>
-      <w:r>
-        <w:t>Discuss while showing the picture</w:t>
+        <w:spacing w:line="336" w:lineRule="auto" w:after="180"/>
+      </w:pPr>
+      <w:r>
+        <w:rPr>
+          <w:b w:val="0"/>
+        </w:rPr>
+        <w:t>Teacher prompt: Predict before checking the worked changed-case result. Name what changed and what the supplied facts allow you to conclude. Ask learners to describe one label or arrow in ordinary words.</w:t>
       </w:r>
     </w:p>
     <w:p>
       <w:pPr>
         <w:spacing w:line="336" w:lineRule="auto" w:after="180"/>
-        <w:shd w:fill="F1F6F8"/>
       </w:pPr>
       <w:r>
         <w:rPr>
           <w:b w:val="0"/>
         </w:rPr>
-        <w:t>Teacher prompt: Predict before checking the worked changed-case result. Name what changed and what the supplied facts allow you to conclude. Ask learners to describe one label or arrow in ordinary words.</w:t>
+        <w:t>Use the adjacent transcript if the image is difficult to see. Changed-case reasoning: The transformed D image is still derived from the held-out source, despite a new filename.</w:t>
       </w:r>
     </w:p>
     <w:p>
       <w:pPr>
-        <w:spacing w:line="336" w:lineRule="auto" w:after="180"/>
-        <w:shd w:fill="F1F6F8"/>
-      </w:pPr>
-      <w:r>
-        <w:rPr>
-          <w:b w:val="0"/>
-        </w:rPr>
-        <w:t>Use the adjacent transcript if the image is difficult to see. Changed-case reasoning: The transformed D image is still derived from the held-out source, despite a new filename.</w:t>
-      </w:r>
-    </w:p>
-    <w:p>
-      <w:pPr>
-        <w:pStyle w:val="Heading3"/>
+        <w:pStyle w:val="Heading2"/>
       </w:pPr>
       <w:r>
         <w:t>05. Connect the explanation to its limit</w:t>
@@ -5384,7 +6439,7 @@
         <w:drawing>
           <wp:inline xmlns:a="http://schemas.openxmlformats.org/drawingml/2006/main" xmlns:pic="http://schemas.openxmlformats.org/drawingml/2006/picture">
             <wp:extent cx="5486400" cy="2834640"/>
-            <wp:docPr id="6" name="Picture 6" descr="An augmented image remains related to its source. A horizontal flip changes the view, not the identity of the original example. Assign source groups to training, validation and final evaluation before producing copies. Also check that the transformation preserves the target: flipping an arrow can change its correct direction label. Limit: Augmentation validity is task-specific, and it cannot manufacture new independent plants or repair inadequate sampling."/>
+            <wp:docPr id="8" name="Picture 8" descr="An augmented image remains related to its source. A horizontal flip changes the view, not the identity of the original example. Assign source groups to training, validation and final evaluation before producing copies. Also check that the transformation preserves the target: flipping an arrow can change its correct direction label. Limit: Augmentation validity is task-specific, and it cannot manufacture new independent plants or repair inadequate sampling."/>
             <wp:cNvGraphicFramePr>
               <a:graphicFrameLocks noChangeAspect="1"/>
             </wp:cNvGraphicFramePr>
@@ -5396,7 +6451,7 @@
                     <pic:cNvPicPr/>
                   </pic:nvPicPr>
                   <pic:blipFill>
-                    <a:blip r:embed="rId14"/>
+                    <a:blip r:embed="rId15"/>
                     <a:stretch>
                       <a:fillRect/>
                     </a:stretch>
@@ -5487,7 +6542,6 @@
     <w:p>
       <w:pPr>
         <w:spacing w:line="336" w:lineRule="auto" w:after="180"/>
-        <w:shd w:fill="F5F1FB"/>
       </w:pPr>
       <w:r>
         <w:rPr>
@@ -5498,51 +6552,41 @@
     </w:p>
     <w:p>
       <w:pPr>
-        <w:pStyle w:val="Heading3"/>
-      </w:pPr>
-      <w:r>
-        <w:t>Discuss while showing the picture</w:t>
+        <w:spacing w:line="336" w:lineRule="auto" w:after="180"/>
+      </w:pPr>
+      <w:r>
+        <w:rPr>
+          <w:b w:val="0"/>
+        </w:rPr>
+        <w:t>Teacher prompt: Explain the case, then point to a limit on the claim. Ask learners to describe one label or arrow in ordinary words. Use the adjacent transcript if the image is difficult to see.</w:t>
       </w:r>
     </w:p>
     <w:p>
       <w:pPr>
         <w:spacing w:line="336" w:lineRule="auto" w:after="180"/>
-        <w:shd w:fill="F1F6F8"/>
       </w:pPr>
       <w:r>
         <w:rPr>
           <w:b w:val="0"/>
         </w:rPr>
-        <w:t>Teacher prompt: Explain the case, then point to a limit on the claim. Ask learners to describe one label or arrow in ordinary words. Use the adjacent transcript if the image is difficult to see.</w:t>
+        <w:t xml:space="preserve">Keep the stated scope: </w:t>
+      </w:r>
+      <w:r>
+        <w:rPr>
+          <w:b/>
+        </w:rPr>
+        <w:t>Augmentation</w:t>
+      </w:r>
+      <w:r>
+        <w:rPr>
+          <w:b w:val="0"/>
+        </w:rPr>
+        <w:t xml:space="preserve"> validity is task-specific, and it cannot manufacture new independent plants or repair inadequate sampling.</w:t>
       </w:r>
     </w:p>
     <w:p>
       <w:pPr>
-        <w:spacing w:line="336" w:lineRule="auto" w:after="180"/>
-        <w:shd w:fill="F1F6F8"/>
-      </w:pPr>
-      <w:r>
-        <w:rPr>
-          <w:b w:val="0"/>
-        </w:rPr>
-        <w:t xml:space="preserve">Keep the stated scope: </w:t>
-      </w:r>
-      <w:r>
-        <w:rPr>
-          <w:b/>
-        </w:rPr>
-        <w:t>Augmentation</w:t>
-      </w:r>
-      <w:r>
-        <w:rPr>
-          <w:b w:val="0"/>
-        </w:rPr>
-        <w:t xml:space="preserve"> validity is task-specific, and it cannot manufacture new independent plants or repair inadequate sampling.</w:t>
-      </w:r>
-    </w:p>
-    <w:p>
-      <w:pPr>
-        <w:pStyle w:val="Heading3"/>
+        <w:pStyle w:val="Heading2"/>
       </w:pPr>
       <w:r>
         <w:t>06. Make the idea visible in your project</w:t>
@@ -5553,7 +6597,7 @@
         <w:drawing>
           <wp:inline xmlns:a="http://schemas.openxmlformats.org/drawingml/2006/main" xmlns:pic="http://schemas.openxmlformats.org/drawingml/2006/picture">
             <wp:extent cx="5486400" cy="3681984"/>
-            <wp:docPr id="7" name="Picture 7" descr="For your Image-pattern Network Investigation, save the input, procedure, observed result and limitation of this check. Label this worked example as practice; use a different, previously unreviewed case when checking independent understanding. Draw your input, deciding step, result and limit. Supported question: How many independent source groups are in the final test? Point to the relevant step in the picture, then write the changed result and the rule or evidence that supports it."/>
+            <wp:docPr id="9" name="Picture 9" descr="For your Image-pattern Network Investigation, save the input, procedure, observed result and limitation of this check. Label this worked example as practice; use a different, previously unreviewed case when checking independent understanding. Draw your input, deciding step, result and limit. Supported question: How many independent source groups are in the final test? Point to the relevant step in the picture, then write the changed result and the rule or evidence that supports it."/>
             <wp:cNvGraphicFramePr>
               <a:graphicFrameLocks noChangeAspect="1"/>
             </wp:cNvGraphicFramePr>
@@ -5565,7 +6609,7 @@
                     <pic:cNvPicPr/>
                   </pic:nvPicPr>
                   <pic:blipFill>
-                    <a:blip r:embed="rId15"/>
+                    <a:blip r:embed="rId16"/>
                     <a:stretch>
                       <a:fillRect/>
                     </a:stretch>
@@ -5668,7 +6712,6 @@
     <w:p>
       <w:pPr>
         <w:spacing w:line="336" w:lineRule="auto" w:after="180"/>
-        <w:shd w:fill="F5F1FB"/>
       </w:pPr>
       <w:r>
         <w:rPr>
@@ -5691,70 +6734,138 @@
     </w:p>
     <w:p>
       <w:pPr>
-        <w:pStyle w:val="Heading3"/>
-      </w:pPr>
-      <w:r>
-        <w:t>Discuss while showing the picture</w:t>
+        <w:spacing w:line="336" w:lineRule="auto" w:after="180"/>
+      </w:pPr>
+      <w:r>
+        <w:rPr>
+          <w:b w:val="0"/>
+        </w:rPr>
+        <w:t xml:space="preserve">Teacher prompt: Draw your project trace and justify the deciding step using </w:t>
+      </w:r>
+      <w:r>
+        <w:rPr>
+          <w:b/>
+        </w:rPr>
+        <w:t>evidence</w:t>
+      </w:r>
+      <w:r>
+        <w:rPr>
+          <w:b w:val="0"/>
+        </w:rPr>
+        <w:t>. Ask learners to describe one label or arrow in ordinary words. Use the adjacent transcript if the image is difficult to see.</w:t>
       </w:r>
     </w:p>
     <w:p>
       <w:pPr>
         <w:spacing w:line="336" w:lineRule="auto" w:after="180"/>
-        <w:shd w:fill="F1F6F8"/>
       </w:pPr>
       <w:r>
         <w:rPr>
           <w:b w:val="0"/>
         </w:rPr>
-        <w:t xml:space="preserve">Teacher prompt: Draw your project trace and justify the deciding step using </w:t>
+        <w:t xml:space="preserve">Supported practice key: One, D, with two related records. Count both </w:t>
       </w:r>
       <w:r>
         <w:rPr>
           <w:b/>
         </w:rPr>
-        <w:t>evidence</w:t>
+        <w:t>source group</w:t>
       </w:r>
       <w:r>
         <w:rPr>
           <w:b w:val="0"/>
         </w:rPr>
-        <w:t>. Ask learners to describe one label or arrow in ordinary words. Use the adjacent transcript if the image is difficult to see.</w:t>
+        <w:t>s and image rows; never describe its flip as a new independent source. Changed-case check: Final-test group separation fails.</w:t>
       </w:r>
     </w:p>
     <w:p>
       <w:pPr>
         <w:spacing w:line="336" w:lineRule="auto" w:after="180"/>
-        <w:shd w:fill="F1F6F8"/>
       </w:pPr>
       <w:r>
         <w:rPr>
           <w:b w:val="0"/>
         </w:rPr>
-        <w:t xml:space="preserve">Supported practice key: One, D, with two related records. Count both </w:t>
-      </w:r>
-      <w:r>
-        <w:rPr>
-          <w:b/>
-        </w:rPr>
-        <w:t>source group</w:t>
-      </w:r>
-      <w:r>
-        <w:rPr>
-          <w:b w:val="0"/>
-        </w:rPr>
-        <w:t>s and image rows; never describe its flip as a new independent source. Changed-case check: Final-test group separation fails.</w:t>
+        <w:t>The transformed D image is still derived from the held-out source, despite a new filename.</w:t>
       </w:r>
     </w:p>
     <w:p>
       <w:pPr>
+        <w:pStyle w:val="Heading2"/>
+      </w:pPr>
+      <w:r>
+        <w:t>Earlier wording, alternatives and picture transcripts · reference / check after trying</w:t>
+      </w:r>
+    </w:p>
+    <w:p>
+      <w:pPr>
         <w:spacing w:line="336" w:lineRule="auto" w:after="180"/>
-        <w:shd w:fill="F1F6F8"/>
       </w:pPr>
       <w:r>
         <w:rPr>
           <w:b w:val="0"/>
         </w:rPr>
-        <w:t>The transformed D image is still derived from the held-out source, despite a new filename.</w:t>
+        <w:t xml:space="preserve">Use one picture at a time. Hide a worked result before asking for a </w:t>
+      </w:r>
+      <w:r>
+        <w:rPr>
+          <w:b/>
+        </w:rPr>
+        <w:t>prediction</w:t>
+      </w:r>
+      <w:r>
+        <w:rPr>
+          <w:b w:val="0"/>
+        </w:rPr>
+        <w:t>, then reveal it for feedback. These are supported teaching cases; retain the separate independent assessment for a fresh first attempt.</w:t>
+      </w:r>
+    </w:p>
+    <w:p>
+      <w:pPr>
+        <w:pStyle w:val="Heading3"/>
+      </w:pPr>
+      <w:r>
+        <w:t>01. Augmentation and leakage: the case</w:t>
+      </w:r>
+    </w:p>
+    <w:p>
+      <w:pPr>
+        <w:pStyle w:val="Heading3"/>
+      </w:pPr>
+      <w:r>
+        <w:t>02. Follow the deciding steps</w:t>
+      </w:r>
+    </w:p>
+    <w:p>
+      <w:pPr>
+        <w:pStyle w:val="Heading3"/>
+      </w:pPr>
+      <w:r>
+        <w:t>03. Every variant stays with its source group</w:t>
+      </w:r>
+    </w:p>
+    <w:p>
+      <w:pPr>
+        <w:pStyle w:val="Heading3"/>
+      </w:pPr>
+      <w:r>
+        <w:t>04. Change one thing. Trace what follows.</w:t>
+      </w:r>
+    </w:p>
+    <w:p>
+      <w:pPr>
+        <w:pStyle w:val="Heading3"/>
+      </w:pPr>
+      <w:r>
+        <w:t>05. Connect the explanation to its limit</w:t>
+      </w:r>
+    </w:p>
+    <w:p>
+      <w:pPr>
+        <w:pStyle w:val="Heading3"/>
+      </w:pPr>
+      <w:r>
+        <w:t>06. Make the idea visible in your project</w:t>
       </w:r>
     </w:p>
     <w:sectPr>
